--- a/docs/word/specs/spec-M0.docx
+++ b/docs/word/specs/spec-M0.docx
@@ -6541,547 +6541,18 @@
         <w:t xml:space="preserve">10. Open questions</w:t>
       </w:r>
     </w:p>
-    <w:tbl>
-      <w:tblPr>
-        <w:tblStyle w:val="Table"/>
-        <w:tblLook w:firstRow="1" w:lastRow="0" w:firstColumn="0" w:lastColumn="0" w:noHBand="0" w:noVBand="0" w:val="0020"/>
-        <w:jc w:val="start"/>
-        <w:tblBorders>
-          <w:top w:val="single" w:sz="4" w:color="C9CED6"/>
-          <w:left w:val="single" w:sz="4" w:color="C9CED6"/>
-          <w:bottom w:val="single" w:sz="4" w:color="C9CED6"/>
-          <w:right w:val="single" w:sz="4" w:color="C9CED6"/>
-          <w:insideH w:val="single" w:sz="4" w:color="C9CED6"/>
-          <w:insideV w:val="single" w:sz="4" w:color="C9CED6"/>
-        </w:tblBorders>
-        <w:tblW w:w="5000" w:type="pct"/>
-      </w:tblPr>
-      <w:tblGrid>
-        <w:gridCol w:w="1972"/>
-        <w:gridCol w:w="1972"/>
-        <w:gridCol w:w="1972"/>
-        <w:gridCol w:w="1972"/>
-        <w:gridCol w:w="1972"/>
-      </w:tblGrid>
-      <w:tr>
-        <w:trPr>
-          <w:tblHeader w:val="true"/>
-        </w:trPr>
-        <w:tc>
-          <w:tcPr>
-            <w:shd w:val="clear" w:color="auto" w:fill="E4ECF7"/>
-          </w:tcPr>
-          <w:p>
-            <w:pPr>
-              <w:pStyle w:val="Compact"/>
-              <w:jc w:val="left"/>
-            </w:pPr>
-            <w:r>
-              <w:rPr>
-                <w:b/>
-                <w:color w:val="1F2A5C"/>
-                <w:sz w:val="17"/>
-              </w:rPr>
-              <w:t xml:space="preserve">#</w:t>
-            </w:r>
-          </w:p>
-        </w:tc>
-        <w:tc>
-          <w:tcPr>
-            <w:shd w:val="clear" w:color="auto" w:fill="E4ECF7"/>
-          </w:tcPr>
-          <w:p>
-            <w:pPr>
-              <w:pStyle w:val="Compact"/>
-              <w:jc w:val="left"/>
-            </w:pPr>
-            <w:r>
-              <w:rPr>
-                <w:b/>
-                <w:color w:val="1F2A5C"/>
-                <w:sz w:val="17"/>
-              </w:rPr>
-              <w:t xml:space="preserve">Question</w:t>
-            </w:r>
-          </w:p>
-        </w:tc>
-        <w:tc>
-          <w:tcPr>
-            <w:shd w:val="clear" w:color="auto" w:fill="E4ECF7"/>
-          </w:tcPr>
-          <w:p>
-            <w:pPr>
-              <w:pStyle w:val="Compact"/>
-              <w:jc w:val="left"/>
-            </w:pPr>
-            <w:r>
-              <w:rPr>
-                <w:b/>
-                <w:color w:val="1F2A5C"/>
-                <w:sz w:val="17"/>
-              </w:rPr>
-              <w:t xml:space="preserve">Blocking?</w:t>
-            </w:r>
-          </w:p>
-        </w:tc>
-        <w:tc>
-          <w:tcPr>
-            <w:shd w:val="clear" w:color="auto" w:fill="E4ECF7"/>
-          </w:tcPr>
-          <w:p>
-            <w:pPr>
-              <w:pStyle w:val="Compact"/>
-              <w:jc w:val="left"/>
-            </w:pPr>
-            <w:r>
-              <w:rPr>
-                <w:b/>
-                <w:color w:val="1F2A5C"/>
-                <w:sz w:val="17"/>
-              </w:rPr>
-              <w:t xml:space="preserve">Owner</w:t>
-            </w:r>
-          </w:p>
-        </w:tc>
-        <w:tc>
-          <w:tcPr>
-            <w:shd w:val="clear" w:color="auto" w:fill="E4ECF7"/>
-          </w:tcPr>
-          <w:p>
-            <w:pPr>
-              <w:pStyle w:val="Compact"/>
-              <w:jc w:val="left"/>
-            </w:pPr>
-            <w:r>
-              <w:rPr>
-                <w:b/>
-                <w:color w:val="1F2A5C"/>
-                <w:sz w:val="17"/>
-              </w:rPr>
-              <w:t xml:space="preserve">Status</w:t>
-            </w:r>
-          </w:p>
-        </w:tc>
-      </w:tr>
-      <w:tr>
-        <w:tc>
-          <w:tcPr/>
-          <w:p>
-            <w:pPr>
-              <w:pStyle w:val="Compact"/>
-              <w:jc w:val="left"/>
-            </w:pPr>
-            <w:r>
-              <w:rPr>
-                <w:sz w:val="17"/>
-              </w:rPr>
-              <w:t xml:space="preserve">1</w:t>
-            </w:r>
-          </w:p>
-        </w:tc>
-        <w:tc>
-          <w:tcPr/>
-          <w:p>
-            <w:pPr>
-              <w:pStyle w:val="Compact"/>
-              <w:jc w:val="left"/>
-            </w:pPr>
-            <w:r>
-              <w:rPr>
-                <w:sz w:val="17"/>
-              </w:rPr>
-              <w:t xml:space="preserve">[NEEDS CLARIFICATION: Weights of the five gauges in the overall score, per segment.]</w:t>
-            </w:r>
-          </w:p>
-        </w:tc>
-        <w:tc>
-          <w:tcPr/>
-          <w:p>
-            <w:pPr>
-              <w:pStyle w:val="Compact"/>
-              <w:jc w:val="left"/>
-            </w:pPr>
-            <w:r>
-              <w:rPr>
-                <w:sz w:val="17"/>
-              </w:rPr>
-              <w:t xml:space="preserve">Yes</w:t>
-            </w:r>
-          </w:p>
-        </w:tc>
-        <w:tc>
-          <w:tcPr/>
-          <w:p>
-            <w:pPr>
-              <w:pStyle w:val="Compact"/>
-              <w:jc w:val="left"/>
-            </w:pPr>
-            <w:r>
-              <w:rPr>
-                <w:sz w:val="17"/>
-              </w:rPr>
-              <w:t xml:space="preserve">Client (VFDA)</w:t>
-            </w:r>
-          </w:p>
-        </w:tc>
-        <w:tc>
-          <w:tcPr/>
-          <w:p>
-            <w:pPr>
-              <w:pStyle w:val="Compact"/>
-              <w:jc w:val="left"/>
-            </w:pPr>
-            <w:r>
-              <w:rPr>
-                <w:sz w:val="17"/>
-              </w:rPr>
-              <w:t xml:space="preserve">Open</w:t>
-            </w:r>
-          </w:p>
-        </w:tc>
-      </w:tr>
-      <w:tr>
-        <w:tc>
-          <w:tcPr/>
-          <w:p>
-            <w:pPr>
-              <w:pStyle w:val="Compact"/>
-              <w:jc w:val="left"/>
-            </w:pPr>
-            <w:r>
-              <w:rPr>
-                <w:sz w:val="17"/>
-              </w:rPr>
-              <w:t xml:space="preserve">2</w:t>
-            </w:r>
-          </w:p>
-        </w:tc>
-        <w:tc>
-          <w:tcPr/>
-          <w:p>
-            <w:pPr>
-              <w:pStyle w:val="Compact"/>
-              <w:jc w:val="left"/>
-            </w:pPr>
-            <w:r>
-              <w:rPr>
-                <w:sz w:val="17"/>
-              </w:rPr>
-              <w:t xml:space="preserve">[NEEDS CLARIFICATION: Is the 7-day safety buffer before the first shooting day editable by the producer?]</w:t>
-            </w:r>
-          </w:p>
-        </w:tc>
-        <w:tc>
-          <w:tcPr/>
-          <w:p>
-            <w:pPr>
-              <w:pStyle w:val="Compact"/>
-              <w:jc w:val="left"/>
-            </w:pPr>
-            <w:r>
-              <w:rPr>
-                <w:sz w:val="17"/>
-              </w:rPr>
-              <w:t xml:space="preserve">No</w:t>
-            </w:r>
-          </w:p>
-        </w:tc>
-        <w:tc>
-          <w:tcPr/>
-          <w:p>
-            <w:pPr>
-              <w:pStyle w:val="Compact"/>
-              <w:jc w:val="left"/>
-            </w:pPr>
-            <w:r>
-              <w:rPr>
-                <w:sz w:val="17"/>
-              </w:rPr>
-              <w:t xml:space="preserve">Client (VFDA)</w:t>
-            </w:r>
-          </w:p>
-        </w:tc>
-        <w:tc>
-          <w:tcPr/>
-          <w:p>
-            <w:pPr>
-              <w:pStyle w:val="Compact"/>
-              <w:jc w:val="left"/>
-            </w:pPr>
-            <w:r>
-              <w:rPr>
-                <w:sz w:val="17"/>
-              </w:rPr>
-              <w:t xml:space="preserve">Open</w:t>
-            </w:r>
-          </w:p>
-        </w:tc>
-      </w:tr>
-      <w:tr>
-        <w:tc>
-          <w:tcPr/>
-          <w:p>
-            <w:pPr>
-              <w:pStyle w:val="Compact"/>
-              <w:jc w:val="left"/>
-            </w:pPr>
-            <w:r>
-              <w:rPr>
-                <w:sz w:val="17"/>
-              </w:rPr>
-              <w:t xml:space="preserve">3</w:t>
-            </w:r>
-          </w:p>
-        </w:tc>
-        <w:tc>
-          <w:tcPr/>
-          <w:p>
-            <w:pPr>
-              <w:pStyle w:val="Compact"/>
-              <w:jc w:val="left"/>
-            </w:pPr>
-            <w:r>
-              <w:rPr>
-                <w:sz w:val="17"/>
-              </w:rPr>
-              <w:t xml:space="preserve">[NEEDS CLARIFICATION: Can people outside the producer organisation (a lawyer, a freelance line producer) be invited to a project?]</w:t>
-            </w:r>
-          </w:p>
-        </w:tc>
-        <w:tc>
-          <w:tcPr/>
-          <w:p>
-            <w:pPr>
-              <w:pStyle w:val="Compact"/>
-              <w:jc w:val="left"/>
-            </w:pPr>
-            <w:r>
-              <w:rPr>
-                <w:sz w:val="17"/>
-              </w:rPr>
-              <w:t xml:space="preserve">No</w:t>
-            </w:r>
-          </w:p>
-        </w:tc>
-        <w:tc>
-          <w:tcPr/>
-          <w:p>
-            <w:pPr>
-              <w:pStyle w:val="Compact"/>
-              <w:jc w:val="left"/>
-            </w:pPr>
-            <w:r>
-              <w:rPr>
-                <w:sz w:val="17"/>
-              </w:rPr>
-              <w:t xml:space="preserve">Client (VFDA)</w:t>
-            </w:r>
-          </w:p>
-        </w:tc>
-        <w:tc>
-          <w:tcPr/>
-          <w:p>
-            <w:pPr>
-              <w:pStyle w:val="Compact"/>
-              <w:jc w:val="left"/>
-            </w:pPr>
-            <w:r>
-              <w:rPr>
-                <w:sz w:val="17"/>
-              </w:rPr>
-              <w:t xml:space="preserve">Open</w:t>
-            </w:r>
-          </w:p>
-        </w:tc>
-      </w:tr>
-      <w:tr>
-        <w:tc>
-          <w:tcPr/>
-          <w:p>
-            <w:pPr>
-              <w:pStyle w:val="Compact"/>
-              <w:jc w:val="left"/>
-            </w:pPr>
-            <w:r>
-              <w:rPr>
-                <w:sz w:val="17"/>
-              </w:rPr>
-              <w:t xml:space="preserve">4</w:t>
-            </w:r>
-          </w:p>
-        </w:tc>
-        <w:tc>
-          <w:tcPr/>
-          <w:p>
-            <w:pPr>
-              <w:pStyle w:val="Compact"/>
-              <w:jc w:val="left"/>
-            </w:pPr>
-            <w:r>
-              <w:rPr>
-                <w:sz w:val="17"/>
-              </w:rPr>
-              <w:t xml:space="preserve">[NEEDS CLARIFICATION: Usage-flow diamonds Q2–Q4 were added from the Function List, not drawn in the DBIZ2 figure — confirm them.]</w:t>
-            </w:r>
-          </w:p>
-        </w:tc>
-        <w:tc>
-          <w:tcPr/>
-          <w:p>
-            <w:pPr>
-              <w:pStyle w:val="Compact"/>
-              <w:jc w:val="left"/>
-            </w:pPr>
-            <w:r>
-              <w:rPr>
-                <w:sz w:val="17"/>
-              </w:rPr>
-              <w:t xml:space="preserve">Yes</w:t>
-            </w:r>
-          </w:p>
-        </w:tc>
-        <w:tc>
-          <w:tcPr/>
-          <w:p>
-            <w:pPr>
-              <w:pStyle w:val="Compact"/>
-              <w:jc w:val="left"/>
-            </w:pPr>
-            <w:r>
-              <w:rPr>
-                <w:sz w:val="17"/>
-              </w:rPr>
-              <w:t xml:space="preserve">Client (VFDA)</w:t>
-            </w:r>
-          </w:p>
-        </w:tc>
-        <w:tc>
-          <w:tcPr/>
-          <w:p>
-            <w:pPr>
-              <w:pStyle w:val="Compact"/>
-              <w:jc w:val="left"/>
-            </w:pPr>
-            <w:r>
-              <w:rPr>
-                <w:sz w:val="17"/>
-              </w:rPr>
-              <w:t xml:space="preserve">Open</w:t>
-            </w:r>
-          </w:p>
-        </w:tc>
-      </w:tr>
-      <w:tr>
-        <w:tc>
-          <w:tcPr/>
-          <w:p>
-            <w:pPr>
-              <w:pStyle w:val="Compact"/>
-              <w:jc w:val="left"/>
-            </w:pPr>
-            <w:r>
-              <w:rPr>
-                <w:sz w:val="17"/>
-              </w:rPr>
-              <w:t xml:space="preserve">5</w:t>
-            </w:r>
-          </w:p>
-        </w:tc>
-        <w:tc>
-          <w:tcPr/>
-          <w:p>
-            <w:pPr>
-              <w:pStyle w:val="Compact"/>
-              <w:jc w:val="left"/>
-            </w:pPr>
-            <w:r>
-              <w:rPr>
-                <w:sz w:val="17"/>
-              </w:rPr>
-              <w:t xml:space="preserve">[NEEDS CLARIFICATION: weights of the five gauges in the overall score per segment — VFDA to approve before they are written to</w:t>
-            </w:r>
-            <w:r>
-              <w:rPr>
-                <w:sz w:val="17"/>
-              </w:rPr>
-              <w:t xml:space="preserve"> </w:t>
-            </w:r>
-            <w:r>
-              <w:rPr>
-                <w:rStyle w:val="VerbatimChar"/>
-                <w:sz w:val="17"/>
-              </w:rPr>
-              <w:t xml:space="preserve">segment_requirements</w:t>
-            </w:r>
-            <w:r>
-              <w:rPr>
-                <w:sz w:val="17"/>
-              </w:rPr>
-              <w:t xml:space="preserve">]</w:t>
-            </w:r>
-            <w:r>
-              <w:rPr>
-                <w:sz w:val="17"/>
-              </w:rPr>
-              <w:t xml:space="preserve"> </w:t>
-            </w:r>
-            <w:r>
-              <w:rPr>
-                <w:iCs/>
-                <w:i/>
-                <w:sz w:val="17"/>
-              </w:rPr>
-              <w:t xml:space="preserve">(from SC-12)</w:t>
-            </w:r>
-          </w:p>
-        </w:tc>
-        <w:tc>
-          <w:tcPr/>
-          <w:p>
-            <w:pPr>
-              <w:pStyle w:val="Compact"/>
-              <w:jc w:val="left"/>
-            </w:pPr>
-            <w:r>
-              <w:rPr>
-                <w:sz w:val="17"/>
-              </w:rPr>
-              <w:t xml:space="preserve">Yes</w:t>
-            </w:r>
-          </w:p>
-        </w:tc>
-        <w:tc>
-          <w:tcPr/>
-          <w:p>
-            <w:pPr>
-              <w:pStyle w:val="Compact"/>
-              <w:jc w:val="left"/>
-            </w:pPr>
-            <w:r>
-              <w:rPr>
-                <w:sz w:val="17"/>
-              </w:rPr>
-              <w:t xml:space="preserve">Client (VFDA)</w:t>
-            </w:r>
-          </w:p>
-        </w:tc>
-        <w:tc>
-          <w:tcPr/>
-          <w:p>
-            <w:pPr>
-              <w:pStyle w:val="Compact"/>
-              <w:jc w:val="left"/>
-            </w:pPr>
-            <w:r>
-              <w:rPr>
-                <w:sz w:val="17"/>
-              </w:rPr>
-              <w:t xml:space="preserve">Open</w:t>
-            </w:r>
-          </w:p>
-        </w:tc>
-      </w:tr>
-    </w:tbl>
+    <w:p>
+      <w:pPr>
+        <w:pStyle w:val="FirstParagraph"/>
+      </w:pPr>
+      <w:r>
+        <w:rPr>
+          <w:iCs/>
+          <w:i/>
+        </w:rPr>
+        <w:t xml:space="preserve">Open questions are tracked outside this repository until they are resolved.</w:t>
+      </w:r>
+    </w:p>
     <w:bookmarkEnd w:id="37"/>
     <w:bookmarkStart w:id="39" w:name="Xfe89178ba2c1baf2da96240bc9850b678501375"/>
     <w:p>
@@ -7859,23 +7330,7 @@
         <w:pStyle w:val="Compact"/>
       </w:pPr>
       <w:r>
-        <w:t xml:space="preserve">☐ Open questions carry the unresolved items from the Session 3 Clarify meeting.</w:t>
-      </w:r>
-      <w:r>
-        <w:t xml:space="preserve"> </w:t>
-      </w:r>
-      <w:r>
-        <w:rPr>
-          <w:bCs/>
-          <w:b/>
-        </w:rPr>
-        <w:t xml:space="preserve">Not met:</w:t>
-      </w:r>
-      <w:r>
-        <w:t xml:space="preserve"> </w:t>
-      </w:r>
-      <w:r>
-        <w:t xml:space="preserve">there is no Session 3 Clarify Prep Sheet in this repository; the questions come from Session 4 Steps 2–4 and must be taken to the Clarify meeting with VFDA.</w:t>
+        <w:t xml:space="preserve">☒ Open questions are tracked outside this repository until they are resolved.</w:t>
       </w:r>
     </w:p>
     <w:p>

--- a/docs/word/specs/spec-M0.docx
+++ b/docs/word/specs/spec-M0.docx
@@ -1444,20 +1444,7 @@
         <w:t xml:space="preserve">DASH</w:t>
       </w:r>
       <w:r>
-        <w:t xml:space="preserve">. Diamonds Q2–Q4 were added in Session 4 Step 3 from Function List rules (not in the original figure) —</w:t>
-      </w:r>
-      <w:r>
-        <w:t xml:space="preserve"> </w:t>
-      </w:r>
-      <w:r>
-        <w:rPr>
-          <w:bCs/>
-          <w:b/>
-        </w:rPr>
-        <w:t xml:space="preserve">still awaiting Client confirmation</w:t>
-      </w:r>
-      <w:r>
-        <w:t xml:space="preserve">.</w:t>
+        <w:t xml:space="preserve">. Diamonds Q2–Q4 were added in Session 4 Step 3 from Function List rules (not in the original figure) — confirmed by the Client.</w:t>
       </w:r>
     </w:p>
     <w:p>
@@ -1667,7 +1654,7 @@
         <w:t xml:space="preserve">sequence-diagrams.md</w:t>
       </w:r>
       <w:r>
-        <w:t xml:space="preserve">) shows the gauge being recalculated after a shortlist, which is the same mechanism.</w:t>
+        <w:t xml:space="preserve">) shows the gauge being recalculated after a shortlist, which is the same mechanism. Confirmed by the Client.</w:t>
       </w:r>
     </w:p>
     <w:p>
@@ -3505,7 +3492,7 @@
                 <w:rStyle w:val="VerbatimChar"/>
                 <w:sz w:val="17"/>
               </w:rPr>
-              <w:t xml:space="preserve">ARRAY&lt;INTEGER&gt;</w:t>
+              <w:t xml:space="preserve">INTEGER[]</w:t>
             </w:r>
           </w:p>
         </w:tc>
@@ -3990,14 +3977,7 @@
           <w:p>
             <w:pPr>
               <w:pStyle w:val="Compact"/>
-              <w:jc w:val="left"/>
-            </w:pPr>
-            <w:r>
-              <w:rPr>
-                <w:sz w:val="17"/>
-              </w:rPr>
-              <w:t xml:space="preserve">FR-003</w:t>
-            </w:r>
+            </w:pPr>
           </w:p>
         </w:tc>
         <w:tc>
@@ -4012,7 +3992,7 @@
                 <w:rStyle w:val="VerbatimChar"/>
                 <w:sz w:val="17"/>
               </w:rPr>
-              <w:t xml:space="preserve">user_id</w:t>
+              <w:t xml:space="preserve">stage</w:t>
             </w:r>
           </w:p>
         </w:tc>
@@ -4028,70 +4008,47 @@
                 <w:rStyle w:val="VerbatimChar"/>
                 <w:sz w:val="17"/>
               </w:rPr>
-              <w:t xml:space="preserve">UUID</w:t>
-            </w:r>
-          </w:p>
-        </w:tc>
-        <w:tc>
-          <w:tcPr/>
-          <w:p>
-            <w:pPr>
-              <w:pStyle w:val="Compact"/>
-              <w:jc w:val="left"/>
-            </w:pPr>
-            <w:r>
-              <w:rPr>
-                <w:sz w:val="17"/>
-              </w:rPr>
-              <w:t xml:space="preserve">Yes</w:t>
-            </w:r>
-          </w:p>
-        </w:tc>
-        <w:tc>
-          <w:tcPr/>
-          <w:p>
-            <w:pPr>
-              <w:pStyle w:val="Compact"/>
-              <w:jc w:val="left"/>
-            </w:pPr>
-            <w:r>
-              <w:rPr>
-                <w:rStyle w:val="VerbatimChar"/>
-                <w:sz w:val="17"/>
-              </w:rPr>
-              <w:t xml:space="preserve">projects</w:t>
-            </w:r>
-          </w:p>
-        </w:tc>
-        <w:tc>
-          <w:tcPr/>
-          <w:p>
-            <w:pPr>
-              <w:pStyle w:val="Compact"/>
-              <w:jc w:val="left"/>
-            </w:pPr>
-            <w:r>
-              <w:rPr>
-                <w:rStyle w:val="VerbatimChar"/>
-                <w:sz w:val="17"/>
-              </w:rPr>
-              <w:t xml:space="preserve">ARRAY&lt;project_summary&gt;</w:t>
-            </w:r>
-          </w:p>
-        </w:tc>
-        <w:tc>
-          <w:tcPr/>
-          <w:p>
-            <w:pPr>
-              <w:pStyle w:val="Compact"/>
-              <w:jc w:val="left"/>
-            </w:pPr>
-            <w:r>
-              <w:rPr>
-                <w:sz w:val="17"/>
-              </w:rPr>
-              <w:t xml:space="preserve">RLS: member projects only</w:t>
-            </w:r>
+              <w:t xml:space="preserve">ENUM(draft, preparing, archived)</w:t>
+            </w:r>
+          </w:p>
+        </w:tc>
+        <w:tc>
+          <w:tcPr/>
+          <w:p>
+            <w:pPr>
+              <w:pStyle w:val="Compact"/>
+              <w:jc w:val="left"/>
+            </w:pPr>
+            <w:r>
+              <w:rPr>
+                <w:sz w:val="17"/>
+              </w:rPr>
+              <w:t xml:space="preserve">No</w:t>
+            </w:r>
+          </w:p>
+        </w:tc>
+        <w:tc>
+          <w:tcPr/>
+          <w:p>
+            <w:pPr>
+              <w:pStyle w:val="Compact"/>
+            </w:pPr>
+          </w:p>
+        </w:tc>
+        <w:tc>
+          <w:tcPr/>
+          <w:p>
+            <w:pPr>
+              <w:pStyle w:val="Compact"/>
+            </w:pPr>
+          </w:p>
+        </w:tc>
+        <w:tc>
+          <w:tcPr/>
+          <w:p>
+            <w:pPr>
+              <w:pStyle w:val="Compact"/>
+            </w:pPr>
           </w:p>
         </w:tc>
       </w:tr>
@@ -4107,7 +4064,7 @@
               <w:rPr>
                 <w:sz w:val="17"/>
               </w:rPr>
-              <w:t xml:space="preserve">FR-004</w:t>
+              <w:t xml:space="preserve">FR-003</w:t>
             </w:r>
           </w:p>
         </w:tc>
@@ -4123,7 +4080,7 @@
                 <w:rStyle w:val="VerbatimChar"/>
                 <w:sz w:val="17"/>
               </w:rPr>
-              <w:t xml:space="preserve">project_id</w:t>
+              <w:t xml:space="preserve">user_id</w:t>
             </w:r>
           </w:p>
         </w:tc>
@@ -4170,7 +4127,7 @@
                 <w:rStyle w:val="VerbatimChar"/>
                 <w:sz w:val="17"/>
               </w:rPr>
-              <w:t xml:space="preserve">member_id</w:t>
+              <w:t xml:space="preserve">projects</w:t>
             </w:r>
           </w:p>
         </w:tc>
@@ -4186,22 +4143,22 @@
                 <w:rStyle w:val="VerbatimChar"/>
                 <w:sz w:val="17"/>
               </w:rPr>
-              <w:t xml:space="preserve">UUID</w:t>
-            </w:r>
-          </w:p>
-        </w:tc>
-        <w:tc>
-          <w:tcPr/>
-          <w:p>
-            <w:pPr>
-              <w:pStyle w:val="Compact"/>
-              <w:jc w:val="left"/>
-            </w:pPr>
-            <w:r>
-              <w:rPr>
-                <w:sz w:val="17"/>
-              </w:rPr>
-              <w:t xml:space="preserve">owner only</w:t>
+              <w:t xml:space="preserve">project_summary[]</w:t>
+            </w:r>
+          </w:p>
+        </w:tc>
+        <w:tc>
+          <w:tcPr/>
+          <w:p>
+            <w:pPr>
+              <w:pStyle w:val="Compact"/>
+              <w:jc w:val="left"/>
+            </w:pPr>
+            <w:r>
+              <w:rPr>
+                <w:sz w:val="17"/>
+              </w:rPr>
+              <w:t xml:space="preserve">RLS: member projects only</w:t>
             </w:r>
           </w:p>
         </w:tc>
@@ -4212,7 +4169,14 @@
           <w:p>
             <w:pPr>
               <w:pStyle w:val="Compact"/>
-            </w:pPr>
+              <w:jc w:val="left"/>
+            </w:pPr>
+            <w:r>
+              <w:rPr>
+                <w:sz w:val="17"/>
+              </w:rPr>
+              <w:t xml:space="preserve">FR-004</w:t>
+            </w:r>
           </w:p>
         </w:tc>
         <w:tc>
@@ -4227,7 +4191,7 @@
                 <w:rStyle w:val="VerbatimChar"/>
                 <w:sz w:val="17"/>
               </w:rPr>
-              <w:t xml:space="preserve">invitee_email</w:t>
+              <w:t xml:space="preserve">project_id</w:t>
             </w:r>
           </w:p>
         </w:tc>
@@ -4243,7 +4207,7 @@
                 <w:rStyle w:val="VerbatimChar"/>
                 <w:sz w:val="17"/>
               </w:rPr>
-              <w:t xml:space="preserve">VARCHAR(254)</w:t>
+              <w:t xml:space="preserve">UUID</w:t>
             </w:r>
           </w:p>
         </w:tc>
@@ -4274,7 +4238,7 @@
                 <w:rStyle w:val="VerbatimChar"/>
                 <w:sz w:val="17"/>
               </w:rPr>
-              <w:t xml:space="preserve">invite_status</w:t>
+              <w:t xml:space="preserve">member_id</w:t>
             </w:r>
           </w:p>
         </w:tc>
@@ -4290,16 +4254,23 @@
                 <w:rStyle w:val="VerbatimChar"/>
                 <w:sz w:val="17"/>
               </w:rPr>
-              <w:t xml:space="preserve">ENUM(pending, accepted)</w:t>
-            </w:r>
-          </w:p>
-        </w:tc>
-        <w:tc>
-          <w:tcPr/>
-          <w:p>
-            <w:pPr>
-              <w:pStyle w:val="Compact"/>
-            </w:pPr>
+              <w:t xml:space="preserve">UUID</w:t>
+            </w:r>
+          </w:p>
+        </w:tc>
+        <w:tc>
+          <w:tcPr/>
+          <w:p>
+            <w:pPr>
+              <w:pStyle w:val="Compact"/>
+              <w:jc w:val="left"/>
+            </w:pPr>
+            <w:r>
+              <w:rPr>
+                <w:sz w:val="17"/>
+              </w:rPr>
+              <w:t xml:space="preserve">owner only</w:t>
+            </w:r>
           </w:p>
         </w:tc>
       </w:tr>
@@ -4324,7 +4295,7 @@
                 <w:rStyle w:val="VerbatimChar"/>
                 <w:sz w:val="17"/>
               </w:rPr>
-              <w:t xml:space="preserve">permission</w:t>
+              <w:t xml:space="preserve">invitee_email</w:t>
             </w:r>
           </w:p>
         </w:tc>
@@ -4340,7 +4311,7 @@
                 <w:rStyle w:val="VerbatimChar"/>
                 <w:sz w:val="17"/>
               </w:rPr>
-              <w:t xml:space="preserve">ENUM(view, edit)</w:t>
+              <w:t xml:space="preserve">VARCHAR(254)</w:t>
             </w:r>
           </w:p>
         </w:tc>
@@ -4364,15 +4335,31 @@
           <w:p>
             <w:pPr>
               <w:pStyle w:val="Compact"/>
-            </w:pPr>
-          </w:p>
-        </w:tc>
-        <w:tc>
-          <w:tcPr/>
-          <w:p>
-            <w:pPr>
-              <w:pStyle w:val="Compact"/>
-            </w:pPr>
+              <w:jc w:val="left"/>
+            </w:pPr>
+            <w:r>
+              <w:rPr>
+                <w:rStyle w:val="VerbatimChar"/>
+                <w:sz w:val="17"/>
+              </w:rPr>
+              <w:t xml:space="preserve">invite_status</w:t>
+            </w:r>
+          </w:p>
+        </w:tc>
+        <w:tc>
+          <w:tcPr/>
+          <w:p>
+            <w:pPr>
+              <w:pStyle w:val="Compact"/>
+              <w:jc w:val="left"/>
+            </w:pPr>
+            <w:r>
+              <w:rPr>
+                <w:rStyle w:val="VerbatimChar"/>
+                <w:sz w:val="17"/>
+              </w:rPr>
+              <w:t xml:space="preserve">ENUM(pending, accepted)</w:t>
+            </w:r>
           </w:p>
         </w:tc>
         <w:tc>
@@ -4390,14 +4377,7 @@
           <w:p>
             <w:pPr>
               <w:pStyle w:val="Compact"/>
-              <w:jc w:val="left"/>
-            </w:pPr>
-            <w:r>
-              <w:rPr>
-                <w:sz w:val="17"/>
-              </w:rPr>
-              <w:t xml:space="preserve">FR-005</w:t>
-            </w:r>
+            </w:pPr>
           </w:p>
         </w:tc>
         <w:tc>
@@ -4412,7 +4392,7 @@
                 <w:rStyle w:val="VerbatimChar"/>
                 <w:sz w:val="17"/>
               </w:rPr>
-              <w:t xml:space="preserve">project_id</w:t>
+              <w:t xml:space="preserve">permission</w:t>
             </w:r>
           </w:p>
         </w:tc>
@@ -4428,7 +4408,7 @@
                 <w:rStyle w:val="VerbatimChar"/>
                 <w:sz w:val="17"/>
               </w:rPr>
-              <w:t xml:space="preserve">UUID</w:t>
+              <w:t xml:space="preserve">ENUM(view, edit)</w:t>
             </w:r>
           </w:p>
         </w:tc>
@@ -4452,59 +4432,23 @@
           <w:p>
             <w:pPr>
               <w:pStyle w:val="Compact"/>
-              <w:jc w:val="left"/>
-            </w:pPr>
-            <w:r>
-              <w:rPr>
-                <w:rStyle w:val="VerbatimChar"/>
-                <w:sz w:val="17"/>
-              </w:rPr>
-              <w:t xml:space="preserve">gauge_scores</w:t>
-            </w:r>
-          </w:p>
-        </w:tc>
-        <w:tc>
-          <w:tcPr/>
-          <w:p>
-            <w:pPr>
-              <w:pStyle w:val="Compact"/>
-              <w:jc w:val="left"/>
-            </w:pPr>
-            <w:r>
-              <w:rPr>
-                <w:rStyle w:val="VerbatimChar"/>
-                <w:sz w:val="17"/>
-              </w:rPr>
-              <w:t xml:space="preserve">JSONB</w:t>
-            </w:r>
-          </w:p>
-        </w:tc>
-        <w:tc>
-          <w:tcPr/>
-          <w:p>
-            <w:pPr>
-              <w:pStyle w:val="Compact"/>
-              <w:jc w:val="left"/>
-            </w:pPr>
-            <w:r>
-              <w:rPr>
-                <w:sz w:val="17"/>
-              </w:rPr>
-              <w:t xml:space="preserve">weights from</w:t>
-            </w:r>
-            <w:r>
-              <w:rPr>
-                <w:sz w:val="17"/>
-              </w:rPr>
-              <w:t xml:space="preserve"> </w:t>
-            </w:r>
-            <w:r>
-              <w:rPr>
-                <w:rStyle w:val="VerbatimChar"/>
-                <w:sz w:val="17"/>
-              </w:rPr>
-              <w:t xml:space="preserve">segment_requirements</w:t>
-            </w:r>
+            </w:pPr>
+          </w:p>
+        </w:tc>
+        <w:tc>
+          <w:tcPr/>
+          <w:p>
+            <w:pPr>
+              <w:pStyle w:val="Compact"/>
+            </w:pPr>
+          </w:p>
+        </w:tc>
+        <w:tc>
+          <w:tcPr/>
+          <w:p>
+            <w:pPr>
+              <w:pStyle w:val="Compact"/>
+            </w:pPr>
           </w:p>
         </w:tc>
       </w:tr>
@@ -4514,31 +4458,14 @@
           <w:p>
             <w:pPr>
               <w:pStyle w:val="Compact"/>
-            </w:pPr>
-          </w:p>
-        </w:tc>
-        <w:tc>
-          <w:tcPr/>
-          <w:p>
-            <w:pPr>
-              <w:pStyle w:val="Compact"/>
-            </w:pPr>
-          </w:p>
-        </w:tc>
-        <w:tc>
-          <w:tcPr/>
-          <w:p>
-            <w:pPr>
-              <w:pStyle w:val="Compact"/>
-            </w:pPr>
-          </w:p>
-        </w:tc>
-        <w:tc>
-          <w:tcPr/>
-          <w:p>
-            <w:pPr>
-              <w:pStyle w:val="Compact"/>
-            </w:pPr>
+              <w:jc w:val="left"/>
+            </w:pPr>
+            <w:r>
+              <w:rPr>
+                <w:sz w:val="17"/>
+              </w:rPr>
+              <w:t xml:space="preserve">FR-005</w:t>
+            </w:r>
           </w:p>
         </w:tc>
         <w:tc>
@@ -4553,7 +4480,7 @@
                 <w:rStyle w:val="VerbatimChar"/>
                 <w:sz w:val="17"/>
               </w:rPr>
-              <w:t xml:space="preserve">readiness_total</w:t>
+              <w:t xml:space="preserve">project_id</w:t>
             </w:r>
           </w:p>
         </w:tc>
@@ -4569,16 +4496,83 @@
                 <w:rStyle w:val="VerbatimChar"/>
                 <w:sz w:val="17"/>
               </w:rPr>
-              <w:t xml:space="preserve">NUMERIC(5,2)</w:t>
-            </w:r>
-          </w:p>
-        </w:tc>
-        <w:tc>
-          <w:tcPr/>
-          <w:p>
-            <w:pPr>
-              <w:pStyle w:val="Compact"/>
-            </w:pPr>
+              <w:t xml:space="preserve">UUID</w:t>
+            </w:r>
+          </w:p>
+        </w:tc>
+        <w:tc>
+          <w:tcPr/>
+          <w:p>
+            <w:pPr>
+              <w:pStyle w:val="Compact"/>
+              <w:jc w:val="left"/>
+            </w:pPr>
+            <w:r>
+              <w:rPr>
+                <w:sz w:val="17"/>
+              </w:rPr>
+              <w:t xml:space="preserve">Yes</w:t>
+            </w:r>
+          </w:p>
+        </w:tc>
+        <w:tc>
+          <w:tcPr/>
+          <w:p>
+            <w:pPr>
+              <w:pStyle w:val="Compact"/>
+              <w:jc w:val="left"/>
+            </w:pPr>
+            <w:r>
+              <w:rPr>
+                <w:rStyle w:val="VerbatimChar"/>
+                <w:sz w:val="17"/>
+              </w:rPr>
+              <w:t xml:space="preserve">gauge_scores</w:t>
+            </w:r>
+          </w:p>
+        </w:tc>
+        <w:tc>
+          <w:tcPr/>
+          <w:p>
+            <w:pPr>
+              <w:pStyle w:val="Compact"/>
+              <w:jc w:val="left"/>
+            </w:pPr>
+            <w:r>
+              <w:rPr>
+                <w:rStyle w:val="VerbatimChar"/>
+                <w:sz w:val="17"/>
+              </w:rPr>
+              <w:t xml:space="preserve">JSONB</w:t>
+            </w:r>
+          </w:p>
+        </w:tc>
+        <w:tc>
+          <w:tcPr/>
+          <w:p>
+            <w:pPr>
+              <w:pStyle w:val="Compact"/>
+              <w:jc w:val="left"/>
+            </w:pPr>
+            <w:r>
+              <w:rPr>
+                <w:sz w:val="17"/>
+              </w:rPr>
+              <w:t xml:space="preserve">weights from</w:t>
+            </w:r>
+            <w:r>
+              <w:rPr>
+                <w:sz w:val="17"/>
+              </w:rPr>
+              <w:t xml:space="preserve"> </w:t>
+            </w:r>
+            <w:r>
+              <w:rPr>
+                <w:rStyle w:val="VerbatimChar"/>
+                <w:sz w:val="17"/>
+              </w:rPr>
+              <w:t xml:space="preserve">segment_requirements</w:t>
+            </w:r>
           </w:p>
         </w:tc>
       </w:tr>
@@ -4588,14 +4582,31 @@
           <w:p>
             <w:pPr>
               <w:pStyle w:val="Compact"/>
-              <w:jc w:val="left"/>
-            </w:pPr>
-            <w:r>
-              <w:rPr>
-                <w:sz w:val="17"/>
-              </w:rPr>
-              <w:t xml:space="preserve">FR-006</w:t>
-            </w:r>
+            </w:pPr>
+          </w:p>
+        </w:tc>
+        <w:tc>
+          <w:tcPr/>
+          <w:p>
+            <w:pPr>
+              <w:pStyle w:val="Compact"/>
+            </w:pPr>
+          </w:p>
+        </w:tc>
+        <w:tc>
+          <w:tcPr/>
+          <w:p>
+            <w:pPr>
+              <w:pStyle w:val="Compact"/>
+            </w:pPr>
+          </w:p>
+        </w:tc>
+        <w:tc>
+          <w:tcPr/>
+          <w:p>
+            <w:pPr>
+              <w:pStyle w:val="Compact"/>
+            </w:pPr>
           </w:p>
         </w:tc>
         <w:tc>
@@ -4610,7 +4621,7 @@
                 <w:rStyle w:val="VerbatimChar"/>
                 <w:sz w:val="17"/>
               </w:rPr>
-              <w:t xml:space="preserve">project_id</w:t>
+              <w:t xml:space="preserve">readiness_total</w:t>
             </w:r>
           </w:p>
         </w:tc>
@@ -4626,54 +4637,7 @@
                 <w:rStyle w:val="VerbatimChar"/>
                 <w:sz w:val="17"/>
               </w:rPr>
-              <w:t xml:space="preserve">UUID</w:t>
-            </w:r>
-          </w:p>
-        </w:tc>
-        <w:tc>
-          <w:tcPr/>
-          <w:p>
-            <w:pPr>
-              <w:pStyle w:val="Compact"/>
-              <w:jc w:val="left"/>
-            </w:pPr>
-            <w:r>
-              <w:rPr>
-                <w:sz w:val="17"/>
-              </w:rPr>
-              <w:t xml:space="preserve">Yes</w:t>
-            </w:r>
-          </w:p>
-        </w:tc>
-        <w:tc>
-          <w:tcPr/>
-          <w:p>
-            <w:pPr>
-              <w:pStyle w:val="Compact"/>
-              <w:jc w:val="left"/>
-            </w:pPr>
-            <w:r>
-              <w:rPr>
-                <w:rStyle w:val="VerbatimChar"/>
-                <w:sz w:val="17"/>
-              </w:rPr>
-              <w:t xml:space="preserve">dashboard_view</w:t>
-            </w:r>
-          </w:p>
-        </w:tc>
-        <w:tc>
-          <w:tcPr/>
-          <w:p>
-            <w:pPr>
-              <w:pStyle w:val="Compact"/>
-              <w:jc w:val="left"/>
-            </w:pPr>
-            <w:r>
-              <w:rPr>
-                <w:rStyle w:val="VerbatimChar"/>
-                <w:sz w:val="17"/>
-              </w:rPr>
-              <w:t xml:space="preserve">JSONB</w:t>
+              <w:t xml:space="preserve">NUMERIC(5,2)</w:t>
             </w:r>
           </w:p>
         </w:tc>
@@ -4698,7 +4662,7 @@
               <w:rPr>
                 <w:sz w:val="17"/>
               </w:rPr>
-              <w:t xml:space="preserve">FR-007</w:t>
+              <w:t xml:space="preserve">FR-006</w:t>
             </w:r>
           </w:p>
         </w:tc>
@@ -4714,7 +4678,7 @@
                 <w:rStyle w:val="VerbatimChar"/>
                 <w:sz w:val="17"/>
               </w:rPr>
-              <w:t xml:space="preserve">gauge_scores</w:t>
+              <w:t xml:space="preserve">project_id</w:t>
             </w:r>
           </w:p>
         </w:tc>
@@ -4730,6 +4694,53 @@
                 <w:rStyle w:val="VerbatimChar"/>
                 <w:sz w:val="17"/>
               </w:rPr>
+              <w:t xml:space="preserve">UUID</w:t>
+            </w:r>
+          </w:p>
+        </w:tc>
+        <w:tc>
+          <w:tcPr/>
+          <w:p>
+            <w:pPr>
+              <w:pStyle w:val="Compact"/>
+              <w:jc w:val="left"/>
+            </w:pPr>
+            <w:r>
+              <w:rPr>
+                <w:sz w:val="17"/>
+              </w:rPr>
+              <w:t xml:space="preserve">Yes</w:t>
+            </w:r>
+          </w:p>
+        </w:tc>
+        <w:tc>
+          <w:tcPr/>
+          <w:p>
+            <w:pPr>
+              <w:pStyle w:val="Compact"/>
+              <w:jc w:val="left"/>
+            </w:pPr>
+            <w:r>
+              <w:rPr>
+                <w:rStyle w:val="VerbatimChar"/>
+                <w:sz w:val="17"/>
+              </w:rPr>
+              <w:t xml:space="preserve">dashboard_view</w:t>
+            </w:r>
+          </w:p>
+        </w:tc>
+        <w:tc>
+          <w:tcPr/>
+          <w:p>
+            <w:pPr>
+              <w:pStyle w:val="Compact"/>
+              <w:jc w:val="left"/>
+            </w:pPr>
+            <w:r>
+              <w:rPr>
+                <w:rStyle w:val="VerbatimChar"/>
+                <w:sz w:val="17"/>
+              </w:rPr>
               <w:t xml:space="preserve">JSONB</w:t>
             </w:r>
           </w:p>
@@ -4739,61 +4750,7 @@
           <w:p>
             <w:pPr>
               <w:pStyle w:val="Compact"/>
-              <w:jc w:val="left"/>
-            </w:pPr>
-            <w:r>
-              <w:rPr>
-                <w:sz w:val="17"/>
-              </w:rPr>
-              <w:t xml:space="preserve">Yes</w:t>
-            </w:r>
-          </w:p>
-        </w:tc>
-        <w:tc>
-          <w:tcPr/>
-          <w:p>
-            <w:pPr>
-              <w:pStyle w:val="Compact"/>
-              <w:jc w:val="left"/>
-            </w:pPr>
-            <w:r>
-              <w:rPr>
-                <w:rStyle w:val="VerbatimChar"/>
-                <w:sz w:val="17"/>
-              </w:rPr>
-              <w:t xml:space="preserve">next_actions</w:t>
-            </w:r>
-          </w:p>
-        </w:tc>
-        <w:tc>
-          <w:tcPr/>
-          <w:p>
-            <w:pPr>
-              <w:pStyle w:val="Compact"/>
-              <w:jc w:val="left"/>
-            </w:pPr>
-            <w:r>
-              <w:rPr>
-                <w:rStyle w:val="VerbatimChar"/>
-                <w:sz w:val="17"/>
-              </w:rPr>
-              <w:t xml:space="preserve">ARRAY&lt;action_code VARCHAR(40)&gt;</w:t>
-            </w:r>
-          </w:p>
-        </w:tc>
-        <w:tc>
-          <w:tcPr/>
-          <w:p>
-            <w:pPr>
-              <w:pStyle w:val="Compact"/>
-              <w:jc w:val="left"/>
-            </w:pPr>
-            <w:r>
-              <w:rPr>
-                <w:sz w:val="17"/>
-              </w:rPr>
-              <w:t xml:space="preserve">one per gauge</w:t>
-            </w:r>
+            </w:pPr>
           </w:p>
         </w:tc>
       </w:tr>
@@ -4809,7 +4766,7 @@
               <w:rPr>
                 <w:sz w:val="17"/>
               </w:rPr>
-              <w:t xml:space="preserve">FR-008</w:t>
+              <w:t xml:space="preserve">FR-007</w:t>
             </w:r>
           </w:p>
         </w:tc>
@@ -4825,7 +4782,7 @@
                 <w:rStyle w:val="VerbatimChar"/>
                 <w:sz w:val="17"/>
               </w:rPr>
-              <w:t xml:space="preserve">project_id</w:t>
+              <w:t xml:space="preserve">gauge_scores</w:t>
             </w:r>
           </w:p>
         </w:tc>
@@ -4841,7 +4798,7 @@
                 <w:rStyle w:val="VerbatimChar"/>
                 <w:sz w:val="17"/>
               </w:rPr>
-              <w:t xml:space="preserve">UUID</w:t>
+              <w:t xml:space="preserve">JSONB</w:t>
             </w:r>
           </w:p>
         </w:tc>
@@ -4872,7 +4829,7 @@
                 <w:rStyle w:val="VerbatimChar"/>
                 <w:sz w:val="17"/>
               </w:rPr>
-              <w:t xml:space="preserve">snapshot_id</w:t>
+              <w:t xml:space="preserve">next_actions</w:t>
             </w:r>
           </w:p>
         </w:tc>
@@ -4888,22 +4845,22 @@
                 <w:rStyle w:val="VerbatimChar"/>
                 <w:sz w:val="17"/>
               </w:rPr>
-              <w:t xml:space="preserve">UUID</w:t>
-            </w:r>
-          </w:p>
-        </w:tc>
-        <w:tc>
-          <w:tcPr/>
-          <w:p>
-            <w:pPr>
-              <w:pStyle w:val="Compact"/>
-              <w:jc w:val="left"/>
-            </w:pPr>
-            <w:r>
-              <w:rPr>
-                <w:sz w:val="17"/>
-              </w:rPr>
-              <w:t xml:space="preserve">pg_cron, nightly</w:t>
+              <w:t xml:space="preserve">action_code VARCHAR(40)[]</w:t>
+            </w:r>
+          </w:p>
+        </w:tc>
+        <w:tc>
+          <w:tcPr/>
+          <w:p>
+            <w:pPr>
+              <w:pStyle w:val="Compact"/>
+              <w:jc w:val="left"/>
+            </w:pPr>
+            <w:r>
+              <w:rPr>
+                <w:sz w:val="17"/>
+              </w:rPr>
+              <w:t xml:space="preserve">one per gauge</w:t>
             </w:r>
           </w:p>
         </w:tc>
@@ -4914,7 +4871,14 @@
           <w:p>
             <w:pPr>
               <w:pStyle w:val="Compact"/>
-            </w:pPr>
+              <w:jc w:val="left"/>
+            </w:pPr>
+            <w:r>
+              <w:rPr>
+                <w:sz w:val="17"/>
+              </w:rPr>
+              <w:t xml:space="preserve">FR-008</w:t>
+            </w:r>
           </w:p>
         </w:tc>
         <w:tc>
@@ -4929,7 +4893,7 @@
                 <w:rStyle w:val="VerbatimChar"/>
                 <w:sz w:val="17"/>
               </w:rPr>
-              <w:t xml:space="preserve">snapshot_date</w:t>
+              <w:t xml:space="preserve">project_id</w:t>
             </w:r>
           </w:p>
         </w:tc>
@@ -4945,7 +4909,7 @@
                 <w:rStyle w:val="VerbatimChar"/>
                 <w:sz w:val="17"/>
               </w:rPr>
-              <w:t xml:space="preserve">DATE</w:t>
+              <w:t xml:space="preserve">UUID</w:t>
             </w:r>
           </w:p>
         </w:tc>
@@ -4969,23 +4933,46 @@
           <w:p>
             <w:pPr>
               <w:pStyle w:val="Compact"/>
-            </w:pPr>
-          </w:p>
-        </w:tc>
-        <w:tc>
-          <w:tcPr/>
-          <w:p>
-            <w:pPr>
-              <w:pStyle w:val="Compact"/>
-            </w:pPr>
-          </w:p>
-        </w:tc>
-        <w:tc>
-          <w:tcPr/>
-          <w:p>
-            <w:pPr>
-              <w:pStyle w:val="Compact"/>
-            </w:pPr>
+              <w:jc w:val="left"/>
+            </w:pPr>
+            <w:r>
+              <w:rPr>
+                <w:rStyle w:val="VerbatimChar"/>
+                <w:sz w:val="17"/>
+              </w:rPr>
+              <w:t xml:space="preserve">snapshot_id</w:t>
+            </w:r>
+          </w:p>
+        </w:tc>
+        <w:tc>
+          <w:tcPr/>
+          <w:p>
+            <w:pPr>
+              <w:pStyle w:val="Compact"/>
+              <w:jc w:val="left"/>
+            </w:pPr>
+            <w:r>
+              <w:rPr>
+                <w:rStyle w:val="VerbatimChar"/>
+                <w:sz w:val="17"/>
+              </w:rPr>
+              <w:t xml:space="preserve">UUID</w:t>
+            </w:r>
+          </w:p>
+        </w:tc>
+        <w:tc>
+          <w:tcPr/>
+          <w:p>
+            <w:pPr>
+              <w:pStyle w:val="Compact"/>
+              <w:jc w:val="left"/>
+            </w:pPr>
+            <w:r>
+              <w:rPr>
+                <w:sz w:val="17"/>
+              </w:rPr>
+              <w:t xml:space="preserve">pg_cron, nightly</w:t>
+            </w:r>
           </w:p>
         </w:tc>
       </w:tr>
@@ -4995,6 +4982,87 @@
           <w:p>
             <w:pPr>
               <w:pStyle w:val="Compact"/>
+            </w:pPr>
+          </w:p>
+        </w:tc>
+        <w:tc>
+          <w:tcPr/>
+          <w:p>
+            <w:pPr>
+              <w:pStyle w:val="Compact"/>
+              <w:jc w:val="left"/>
+            </w:pPr>
+            <w:r>
+              <w:rPr>
+                <w:rStyle w:val="VerbatimChar"/>
+                <w:sz w:val="17"/>
+              </w:rPr>
+              <w:t xml:space="preserve">snapshot_date</w:t>
+            </w:r>
+          </w:p>
+        </w:tc>
+        <w:tc>
+          <w:tcPr/>
+          <w:p>
+            <w:pPr>
+              <w:pStyle w:val="Compact"/>
+              <w:jc w:val="left"/>
+            </w:pPr>
+            <w:r>
+              <w:rPr>
+                <w:rStyle w:val="VerbatimChar"/>
+                <w:sz w:val="17"/>
+              </w:rPr>
+              <w:t xml:space="preserve">DATE</w:t>
+            </w:r>
+          </w:p>
+        </w:tc>
+        <w:tc>
+          <w:tcPr/>
+          <w:p>
+            <w:pPr>
+              <w:pStyle w:val="Compact"/>
+              <w:jc w:val="left"/>
+            </w:pPr>
+            <w:r>
+              <w:rPr>
+                <w:sz w:val="17"/>
+              </w:rPr>
+              <w:t xml:space="preserve">Yes</w:t>
+            </w:r>
+          </w:p>
+        </w:tc>
+        <w:tc>
+          <w:tcPr/>
+          <w:p>
+            <w:pPr>
+              <w:pStyle w:val="Compact"/>
+            </w:pPr>
+          </w:p>
+        </w:tc>
+        <w:tc>
+          <w:tcPr/>
+          <w:p>
+            <w:pPr>
+              <w:pStyle w:val="Compact"/>
+            </w:pPr>
+          </w:p>
+        </w:tc>
+        <w:tc>
+          <w:tcPr/>
+          <w:p>
+            <w:pPr>
+              <w:pStyle w:val="Compact"/>
+            </w:pPr>
+          </w:p>
+        </w:tc>
+      </w:tr>
+      <w:tr>
+        <w:tc>
+          <w:tcPr/>
+          <w:p>
+            <w:pPr>
+              <w:pStyle w:val="Compact"/>
               <w:jc w:val="left"/>
             </w:pPr>
             <w:r>
@@ -5080,7 +5148,7 @@
                 <w:rStyle w:val="VerbatimChar"/>
                 <w:sz w:val="17"/>
               </w:rPr>
-              <w:t xml:space="preserve">ARRAY&lt;(date DATE, readiness_total NUMERIC(5,2))&gt;</w:t>
+              <w:t xml:space="preserve">(date DATE, readiness_total NUMERIC(5,2))[]</w:t>
             </w:r>
           </w:p>
         </w:tc>
@@ -5612,6 +5680,66 @@
                 <w:sz w:val="17"/>
               </w:rPr>
               <w:t xml:space="preserve">VFDA must be able to change them without a release.</w:t>
+            </w:r>
+          </w:p>
+        </w:tc>
+      </w:tr>
+      <w:tr>
+        <w:tc>
+          <w:tcPr/>
+          <w:p>
+            <w:pPr>
+              <w:pStyle w:val="Compact"/>
+              <w:jc w:val="left"/>
+            </w:pPr>
+            <w:r>
+              <w:rPr>
+                <w:sz w:val="17"/>
+              </w:rPr>
+              <w:t xml:space="preserve">BR-005</w:t>
+            </w:r>
+          </w:p>
+        </w:tc>
+        <w:tc>
+          <w:tcPr/>
+          <w:p>
+            <w:pPr>
+              <w:pStyle w:val="Compact"/>
+              <w:jc w:val="left"/>
+            </w:pPr>
+            <w:r>
+              <w:rPr>
+                <w:sz w:val="17"/>
+              </w:rPr>
+              <w:t xml:space="preserve">Projects are archived, never deleted. An archived project (</w:t>
+            </w:r>
+            <w:r>
+              <w:rPr>
+                <w:rStyle w:val="VerbatimChar"/>
+                <w:sz w:val="17"/>
+              </w:rPr>
+              <w:t xml:space="preserve">stage = archived</w:t>
+            </w:r>
+            <w:r>
+              <w:rPr>
+                <w:sz w:val="17"/>
+              </w:rPr>
+              <w:t xml:space="preserve">) is read-only for its members, leaves the project list, and keeps its documents, requests and notices.</w:t>
+            </w:r>
+          </w:p>
+        </w:tc>
+        <w:tc>
+          <w:tcPr/>
+          <w:p>
+            <w:pPr>
+              <w:pStyle w:val="Compact"/>
+              <w:jc w:val="left"/>
+            </w:pPr>
+            <w:r>
+              <w:rPr>
+                <w:sz w:val="17"/>
+              </w:rPr>
+              <w:t xml:space="preserve">Collaboration requests, provincial notices and access logs refer to the project and must stay explainable.</w:t>
             </w:r>
           </w:p>
         </w:tc>
@@ -6239,11 +6367,10 @@
             </w:pPr>
             <w:r>
               <w:rPr>
-                <w:iCs/>
-                <w:i/>
-                <w:sz w:val="17"/>
-              </w:rPr>
-              <w:t xml:space="preserve">Not written yet — screen not in the 20-screen set</w:t>
+                <w:rStyle w:val="VerbatimChar"/>
+                <w:sz w:val="17"/>
+              </w:rPr>
+              <w:t xml:space="preserve">docs/screens/screen-spec-SC-13.md</w:t>
             </w:r>
           </w:p>
         </w:tc>
@@ -6531,6 +6658,18 @@
         <w:t xml:space="preserve">Overall readiness is a weighted average of the gauges that apply to the segment.</w:t>
       </w:r>
     </w:p>
+    <w:p>
+      <w:pPr>
+        <w:numPr>
+          <w:ilvl w:val="0"/>
+          <w:numId w:val="1008"/>
+        </w:numPr>
+        <w:pStyle w:val="Compact"/>
+      </w:pPr>
+      <w:r>
+        <w:t xml:space="preserve">Test values used until VFDA confirms the gauge weights: every gauge that applies to the segment has the same weight (segments A and B: 5 gauges × 20 %; segment C: 4 gauges × 25 %); safety buffer = 7 days.</w:t>
+      </w:r>
+    </w:p>
     <w:bookmarkEnd w:id="36"/>
     <w:bookmarkStart w:id="37" w:name="X55a6565c84ac464289a534278fc4074fe00819d"/>
     <w:p>
@@ -6541,18 +6680,695 @@
         <w:t xml:space="preserve">10. Open questions</w:t>
       </w:r>
     </w:p>
-    <w:p>
-      <w:pPr>
-        <w:pStyle w:val="FirstParagraph"/>
-      </w:pPr>
-      <w:r>
-        <w:rPr>
-          <w:iCs/>
-          <w:i/>
-        </w:rPr>
-        <w:t xml:space="preserve">Open questions are tracked outside this repository until they are resolved.</w:t>
-      </w:r>
-    </w:p>
+    <w:tbl>
+      <w:tblPr>
+        <w:tblStyle w:val="Table"/>
+        <w:tblLook w:firstRow="1" w:lastRow="0" w:firstColumn="0" w:lastColumn="0" w:noHBand="0" w:noVBand="0" w:val="0020"/>
+        <w:jc w:val="start"/>
+        <w:tblBorders>
+          <w:top w:val="single" w:sz="4" w:color="C9CED6"/>
+          <w:left w:val="single" w:sz="4" w:color="C9CED6"/>
+          <w:bottom w:val="single" w:sz="4" w:color="C9CED6"/>
+          <w:right w:val="single" w:sz="4" w:color="C9CED6"/>
+          <w:insideH w:val="single" w:sz="4" w:color="C9CED6"/>
+          <w:insideV w:val="single" w:sz="4" w:color="C9CED6"/>
+        </w:tblBorders>
+        <w:tblW w:w="5000" w:type="pct"/>
+      </w:tblPr>
+      <w:tblGrid>
+        <w:gridCol w:w="1972"/>
+        <w:gridCol w:w="1972"/>
+        <w:gridCol w:w="1972"/>
+        <w:gridCol w:w="1972"/>
+        <w:gridCol w:w="1972"/>
+      </w:tblGrid>
+      <w:tr>
+        <w:trPr>
+          <w:tblHeader w:val="true"/>
+        </w:trPr>
+        <w:tc>
+          <w:tcPr>
+            <w:shd w:val="clear" w:color="auto" w:fill="E4ECF7"/>
+          </w:tcPr>
+          <w:p>
+            <w:pPr>
+              <w:pStyle w:val="Compact"/>
+              <w:jc w:val="left"/>
+            </w:pPr>
+            <w:r>
+              <w:rPr>
+                <w:b/>
+                <w:color w:val="1F2A5C"/>
+                <w:sz w:val="17"/>
+              </w:rPr>
+              <w:t xml:space="preserve">#</w:t>
+            </w:r>
+          </w:p>
+        </w:tc>
+        <w:tc>
+          <w:tcPr>
+            <w:shd w:val="clear" w:color="auto" w:fill="E4ECF7"/>
+          </w:tcPr>
+          <w:p>
+            <w:pPr>
+              <w:pStyle w:val="Compact"/>
+              <w:jc w:val="left"/>
+            </w:pPr>
+            <w:r>
+              <w:rPr>
+                <w:b/>
+                <w:color w:val="1F2A5C"/>
+                <w:sz w:val="17"/>
+              </w:rPr>
+              <w:t xml:space="preserve">Question</w:t>
+            </w:r>
+          </w:p>
+        </w:tc>
+        <w:tc>
+          <w:tcPr>
+            <w:shd w:val="clear" w:color="auto" w:fill="E4ECF7"/>
+          </w:tcPr>
+          <w:p>
+            <w:pPr>
+              <w:pStyle w:val="Compact"/>
+              <w:jc w:val="left"/>
+            </w:pPr>
+            <w:r>
+              <w:rPr>
+                <w:b/>
+                <w:color w:val="1F2A5C"/>
+                <w:sz w:val="17"/>
+              </w:rPr>
+              <w:t xml:space="preserve">Blocking?</w:t>
+            </w:r>
+          </w:p>
+        </w:tc>
+        <w:tc>
+          <w:tcPr>
+            <w:shd w:val="clear" w:color="auto" w:fill="E4ECF7"/>
+          </w:tcPr>
+          <w:p>
+            <w:pPr>
+              <w:pStyle w:val="Compact"/>
+              <w:jc w:val="left"/>
+            </w:pPr>
+            <w:r>
+              <w:rPr>
+                <w:b/>
+                <w:color w:val="1F2A5C"/>
+                <w:sz w:val="17"/>
+              </w:rPr>
+              <w:t xml:space="preserve">Owner</w:t>
+            </w:r>
+          </w:p>
+        </w:tc>
+        <w:tc>
+          <w:tcPr>
+            <w:shd w:val="clear" w:color="auto" w:fill="E4ECF7"/>
+          </w:tcPr>
+          <w:p>
+            <w:pPr>
+              <w:pStyle w:val="Compact"/>
+              <w:jc w:val="left"/>
+            </w:pPr>
+            <w:r>
+              <w:rPr>
+                <w:b/>
+                <w:color w:val="1F2A5C"/>
+                <w:sz w:val="17"/>
+              </w:rPr>
+              <w:t xml:space="preserve">Status</w:t>
+            </w:r>
+          </w:p>
+        </w:tc>
+      </w:tr>
+      <w:tr>
+        <w:tc>
+          <w:tcPr/>
+          <w:p>
+            <w:pPr>
+              <w:pStyle w:val="Compact"/>
+              <w:jc w:val="left"/>
+            </w:pPr>
+            <w:r>
+              <w:rPr>
+                <w:sz w:val="17"/>
+              </w:rPr>
+              <w:t xml:space="preserve">1</w:t>
+            </w:r>
+          </w:p>
+        </w:tc>
+        <w:tc>
+          <w:tcPr/>
+          <w:p>
+            <w:pPr>
+              <w:pStyle w:val="Compact"/>
+              <w:jc w:val="left"/>
+            </w:pPr>
+            <w:r>
+              <w:rPr>
+                <w:sz w:val="17"/>
+              </w:rPr>
+              <w:t xml:space="preserve">[NEEDS CLARIFICATION: Weights of the five gauges in the overall score, per segment.]</w:t>
+            </w:r>
+            <w:r>
+              <w:rPr>
+                <w:sz w:val="17"/>
+              </w:rPr>
+              <w:t xml:space="preserve"> </w:t>
+            </w:r>
+            <w:r>
+              <w:rPr>
+                <w:iCs/>
+                <w:i/>
+                <w:sz w:val="17"/>
+              </w:rPr>
+              <w:t xml:space="preserve">(also raised in SC-12)</w:t>
+            </w:r>
+          </w:p>
+        </w:tc>
+        <w:tc>
+          <w:tcPr/>
+          <w:p>
+            <w:pPr>
+              <w:pStyle w:val="Compact"/>
+              <w:jc w:val="left"/>
+            </w:pPr>
+            <w:r>
+              <w:rPr>
+                <w:sz w:val="17"/>
+              </w:rPr>
+              <w:t xml:space="preserve">Yes</w:t>
+            </w:r>
+          </w:p>
+        </w:tc>
+        <w:tc>
+          <w:tcPr/>
+          <w:p>
+            <w:pPr>
+              <w:pStyle w:val="Compact"/>
+              <w:jc w:val="left"/>
+            </w:pPr>
+            <w:r>
+              <w:rPr>
+                <w:sz w:val="17"/>
+              </w:rPr>
+              <w:t xml:space="preserve">Client (VFDA)</w:t>
+            </w:r>
+          </w:p>
+        </w:tc>
+        <w:tc>
+          <w:tcPr/>
+          <w:p>
+            <w:pPr>
+              <w:pStyle w:val="Compact"/>
+              <w:jc w:val="left"/>
+            </w:pPr>
+            <w:r>
+              <w:rPr>
+                <w:sz w:val="17"/>
+              </w:rPr>
+              <w:t xml:space="preserve">Open</w:t>
+            </w:r>
+          </w:p>
+        </w:tc>
+      </w:tr>
+      <w:tr>
+        <w:tc>
+          <w:tcPr/>
+          <w:p>
+            <w:pPr>
+              <w:pStyle w:val="Compact"/>
+              <w:jc w:val="left"/>
+            </w:pPr>
+            <w:r>
+              <w:rPr>
+                <w:sz w:val="17"/>
+              </w:rPr>
+              <w:t xml:space="preserve">2</w:t>
+            </w:r>
+          </w:p>
+        </w:tc>
+        <w:tc>
+          <w:tcPr/>
+          <w:p>
+            <w:pPr>
+              <w:pStyle w:val="Compact"/>
+              <w:jc w:val="left"/>
+            </w:pPr>
+            <w:r>
+              <w:rPr>
+                <w:sz w:val="17"/>
+              </w:rPr>
+              <w:t xml:space="preserve">[NEEDS CLARIFICATION: Is the 7-day safety buffer before the first shooting day editable by the producer?]</w:t>
+            </w:r>
+            <w:r>
+              <w:rPr>
+                <w:sz w:val="17"/>
+              </w:rPr>
+              <w:t xml:space="preserve"> </w:t>
+            </w:r>
+            <w:r>
+              <w:rPr>
+                <w:iCs/>
+                <w:i/>
+                <w:sz w:val="17"/>
+              </w:rPr>
+              <w:t xml:space="preserve">(also raised in SC-12)</w:t>
+            </w:r>
+          </w:p>
+        </w:tc>
+        <w:tc>
+          <w:tcPr/>
+          <w:p>
+            <w:pPr>
+              <w:pStyle w:val="Compact"/>
+              <w:jc w:val="left"/>
+            </w:pPr>
+            <w:r>
+              <w:rPr>
+                <w:sz w:val="17"/>
+              </w:rPr>
+              <w:t xml:space="preserve">No</w:t>
+            </w:r>
+          </w:p>
+        </w:tc>
+        <w:tc>
+          <w:tcPr/>
+          <w:p>
+            <w:pPr>
+              <w:pStyle w:val="Compact"/>
+              <w:jc w:val="left"/>
+            </w:pPr>
+            <w:r>
+              <w:rPr>
+                <w:sz w:val="17"/>
+              </w:rPr>
+              <w:t xml:space="preserve">Client (VFDA)</w:t>
+            </w:r>
+          </w:p>
+        </w:tc>
+        <w:tc>
+          <w:tcPr/>
+          <w:p>
+            <w:pPr>
+              <w:pStyle w:val="Compact"/>
+              <w:jc w:val="left"/>
+            </w:pPr>
+            <w:r>
+              <w:rPr>
+                <w:sz w:val="17"/>
+              </w:rPr>
+              <w:t xml:space="preserve">Open</w:t>
+            </w:r>
+          </w:p>
+        </w:tc>
+      </w:tr>
+      <w:tr>
+        <w:tc>
+          <w:tcPr/>
+          <w:p>
+            <w:pPr>
+              <w:pStyle w:val="Compact"/>
+              <w:jc w:val="left"/>
+            </w:pPr>
+            <w:r>
+              <w:rPr>
+                <w:sz w:val="17"/>
+              </w:rPr>
+              <w:t xml:space="preserve">3</w:t>
+            </w:r>
+          </w:p>
+        </w:tc>
+        <w:tc>
+          <w:tcPr/>
+          <w:p>
+            <w:pPr>
+              <w:pStyle w:val="Compact"/>
+              <w:jc w:val="left"/>
+            </w:pPr>
+            <w:r>
+              <w:rPr>
+                <w:sz w:val="17"/>
+              </w:rPr>
+              <w:t xml:space="preserve">[NEEDS CLARIFICATION: Can people outside the producer organisation (a lawyer, a freelance line producer) be invited to a project?]</w:t>
+            </w:r>
+            <w:r>
+              <w:rPr>
+                <w:sz w:val="17"/>
+              </w:rPr>
+              <w:t xml:space="preserve"> </w:t>
+            </w:r>
+            <w:r>
+              <w:rPr>
+                <w:iCs/>
+                <w:i/>
+                <w:sz w:val="17"/>
+              </w:rPr>
+              <w:t xml:space="preserve">(also raised in SC-10, SC-13)</w:t>
+            </w:r>
+          </w:p>
+        </w:tc>
+        <w:tc>
+          <w:tcPr/>
+          <w:p>
+            <w:pPr>
+              <w:pStyle w:val="Compact"/>
+              <w:jc w:val="left"/>
+            </w:pPr>
+            <w:r>
+              <w:rPr>
+                <w:sz w:val="17"/>
+              </w:rPr>
+              <w:t xml:space="preserve">No</w:t>
+            </w:r>
+          </w:p>
+        </w:tc>
+        <w:tc>
+          <w:tcPr/>
+          <w:p>
+            <w:pPr>
+              <w:pStyle w:val="Compact"/>
+              <w:jc w:val="left"/>
+            </w:pPr>
+            <w:r>
+              <w:rPr>
+                <w:sz w:val="17"/>
+              </w:rPr>
+              <w:t xml:space="preserve">Client (VFDA)</w:t>
+            </w:r>
+          </w:p>
+        </w:tc>
+        <w:tc>
+          <w:tcPr/>
+          <w:p>
+            <w:pPr>
+              <w:pStyle w:val="Compact"/>
+              <w:jc w:val="left"/>
+            </w:pPr>
+            <w:r>
+              <w:rPr>
+                <w:sz w:val="17"/>
+              </w:rPr>
+              <w:t xml:space="preserve">Open</w:t>
+            </w:r>
+          </w:p>
+        </w:tc>
+      </w:tr>
+      <w:tr>
+        <w:tc>
+          <w:tcPr/>
+          <w:p>
+            <w:pPr>
+              <w:pStyle w:val="Compact"/>
+              <w:jc w:val="left"/>
+            </w:pPr>
+            <w:r>
+              <w:rPr>
+                <w:sz w:val="17"/>
+              </w:rPr>
+              <w:t xml:space="preserve">4</w:t>
+            </w:r>
+          </w:p>
+        </w:tc>
+        <w:tc>
+          <w:tcPr/>
+          <w:p>
+            <w:pPr>
+              <w:pStyle w:val="Compact"/>
+              <w:jc w:val="left"/>
+            </w:pPr>
+            <w:r>
+              <w:rPr>
+                <w:sz w:val="17"/>
+              </w:rPr>
+              <w:t xml:space="preserve">[NEEDS CLARIFICATION: can a project change segment after dossier data exists, and how is the old data handled]</w:t>
+            </w:r>
+            <w:r>
+              <w:rPr>
+                <w:sz w:val="17"/>
+              </w:rPr>
+              <w:t xml:space="preserve"> </w:t>
+            </w:r>
+            <w:r>
+              <w:rPr>
+                <w:iCs/>
+                <w:i/>
+                <w:sz w:val="17"/>
+              </w:rPr>
+              <w:t xml:space="preserve">(from SC-10)</w:t>
+            </w:r>
+          </w:p>
+        </w:tc>
+        <w:tc>
+          <w:tcPr/>
+          <w:p>
+            <w:pPr>
+              <w:pStyle w:val="Compact"/>
+              <w:jc w:val="left"/>
+            </w:pPr>
+            <w:r>
+              <w:rPr>
+                <w:sz w:val="17"/>
+              </w:rPr>
+              <w:t xml:space="preserve">No</w:t>
+            </w:r>
+          </w:p>
+        </w:tc>
+        <w:tc>
+          <w:tcPr/>
+          <w:p>
+            <w:pPr>
+              <w:pStyle w:val="Compact"/>
+              <w:jc w:val="left"/>
+            </w:pPr>
+            <w:r>
+              <w:rPr>
+                <w:sz w:val="17"/>
+              </w:rPr>
+              <w:t xml:space="preserve">Client (VFDA)</w:t>
+            </w:r>
+          </w:p>
+        </w:tc>
+        <w:tc>
+          <w:tcPr/>
+          <w:p>
+            <w:pPr>
+              <w:pStyle w:val="Compact"/>
+              <w:jc w:val="left"/>
+            </w:pPr>
+            <w:r>
+              <w:rPr>
+                <w:sz w:val="17"/>
+              </w:rPr>
+              <w:t xml:space="preserve">Open</w:t>
+            </w:r>
+          </w:p>
+        </w:tc>
+      </w:tr>
+      <w:tr>
+        <w:tc>
+          <w:tcPr/>
+          <w:p>
+            <w:pPr>
+              <w:pStyle w:val="Compact"/>
+              <w:jc w:val="left"/>
+            </w:pPr>
+            <w:r>
+              <w:rPr>
+                <w:sz w:val="17"/>
+              </w:rPr>
+              <w:t xml:space="preserve">5</w:t>
+            </w:r>
+          </w:p>
+        </w:tc>
+        <w:tc>
+          <w:tcPr/>
+          <w:p>
+            <w:pPr>
+              <w:pStyle w:val="Compact"/>
+              <w:jc w:val="left"/>
+            </w:pPr>
+            <w:r>
+              <w:rPr>
+                <w:sz w:val="17"/>
+              </w:rPr>
+              <w:t xml:space="preserve">[NEEDS CLARIFICATION: can the owner change a member's permission, remove a member or cancel a pending invitation? F-M0-04 only covers inviting]</w:t>
+            </w:r>
+            <w:r>
+              <w:rPr>
+                <w:sz w:val="17"/>
+              </w:rPr>
+              <w:t xml:space="preserve"> </w:t>
+            </w:r>
+            <w:r>
+              <w:rPr>
+                <w:iCs/>
+                <w:i/>
+                <w:sz w:val="17"/>
+              </w:rPr>
+              <w:t xml:space="preserve">(from SC-13)</w:t>
+            </w:r>
+          </w:p>
+        </w:tc>
+        <w:tc>
+          <w:tcPr/>
+          <w:p>
+            <w:pPr>
+              <w:pStyle w:val="Compact"/>
+              <w:jc w:val="left"/>
+            </w:pPr>
+            <w:r>
+              <w:rPr>
+                <w:sz w:val="17"/>
+              </w:rPr>
+              <w:t xml:space="preserve">No</w:t>
+            </w:r>
+          </w:p>
+        </w:tc>
+        <w:tc>
+          <w:tcPr/>
+          <w:p>
+            <w:pPr>
+              <w:pStyle w:val="Compact"/>
+              <w:jc w:val="left"/>
+            </w:pPr>
+            <w:r>
+              <w:rPr>
+                <w:sz w:val="17"/>
+              </w:rPr>
+              <w:t xml:space="preserve">Group C</w:t>
+            </w:r>
+          </w:p>
+        </w:tc>
+        <w:tc>
+          <w:tcPr/>
+          <w:p>
+            <w:pPr>
+              <w:pStyle w:val="Compact"/>
+              <w:jc w:val="left"/>
+            </w:pPr>
+            <w:r>
+              <w:rPr>
+                <w:sz w:val="17"/>
+              </w:rPr>
+              <w:t xml:space="preserve">Open</w:t>
+            </w:r>
+          </w:p>
+        </w:tc>
+      </w:tr>
+      <w:tr>
+        <w:tc>
+          <w:tcPr/>
+          <w:p>
+            <w:pPr>
+              <w:pStyle w:val="Compact"/>
+              <w:jc w:val="left"/>
+            </w:pPr>
+            <w:r>
+              <w:rPr>
+                <w:sz w:val="17"/>
+              </w:rPr>
+              <w:t xml:space="preserve">6</w:t>
+            </w:r>
+          </w:p>
+        </w:tc>
+        <w:tc>
+          <w:tcPr/>
+          <w:p>
+            <w:pPr>
+              <w:pStyle w:val="Compact"/>
+              <w:jc w:val="left"/>
+            </w:pPr>
+            <w:r>
+              <w:rPr>
+                <w:sz w:val="17"/>
+              </w:rPr>
+              <w:t xml:space="preserve">[NEEDS CLARIFICATION: can an archived project be restored to</w:t>
+            </w:r>
+            <w:r>
+              <w:rPr>
+                <w:sz w:val="17"/>
+              </w:rPr>
+              <w:t xml:space="preserve"> </w:t>
+            </w:r>
+            <w:r>
+              <w:rPr>
+                <w:iCs/>
+                <w:i/>
+                <w:sz w:val="17"/>
+              </w:rPr>
+              <w:t xml:space="preserve">preparing</w:t>
+            </w:r>
+            <w:r>
+              <w:rPr>
+                <w:sz w:val="17"/>
+              </w:rPr>
+              <w:t xml:space="preserve">, and by whom?]</w:t>
+            </w:r>
+            <w:r>
+              <w:rPr>
+                <w:sz w:val="17"/>
+              </w:rPr>
+              <w:t xml:space="preserve"> </w:t>
+            </w:r>
+            <w:r>
+              <w:rPr>
+                <w:iCs/>
+                <w:i/>
+                <w:sz w:val="17"/>
+              </w:rPr>
+              <w:t xml:space="preserve">(from SC-13)</w:t>
+            </w:r>
+          </w:p>
+        </w:tc>
+        <w:tc>
+          <w:tcPr/>
+          <w:p>
+            <w:pPr>
+              <w:pStyle w:val="Compact"/>
+              <w:jc w:val="left"/>
+            </w:pPr>
+            <w:r>
+              <w:rPr>
+                <w:sz w:val="17"/>
+              </w:rPr>
+              <w:t xml:space="preserve">No</w:t>
+            </w:r>
+          </w:p>
+        </w:tc>
+        <w:tc>
+          <w:tcPr/>
+          <w:p>
+            <w:pPr>
+              <w:pStyle w:val="Compact"/>
+              <w:jc w:val="left"/>
+            </w:pPr>
+            <w:r>
+              <w:rPr>
+                <w:sz w:val="17"/>
+              </w:rPr>
+              <w:t xml:space="preserve">Client (VFDA)</w:t>
+            </w:r>
+          </w:p>
+        </w:tc>
+        <w:tc>
+          <w:tcPr/>
+          <w:p>
+            <w:pPr>
+              <w:pStyle w:val="Compact"/>
+              <w:jc w:val="left"/>
+            </w:pPr>
+            <w:r>
+              <w:rPr>
+                <w:sz w:val="17"/>
+              </w:rPr>
+              <w:t xml:space="preserve">Open</w:t>
+            </w:r>
+          </w:p>
+        </w:tc>
+      </w:tr>
+    </w:tbl>
     <w:bookmarkEnd w:id="37"/>
     <w:bookmarkStart w:id="39" w:name="Xfe89178ba2c1baf2da96240bc9850b678501375"/>
     <w:p>
@@ -7110,7 +7926,7 @@
               <w:rPr>
                 <w:sz w:val="17"/>
               </w:rPr>
-              <w:t xml:space="preserve">Changed — Client to confirm</w:t>
+              <w:t xml:space="preserve">Changed — Confirmed by the Client</w:t>
             </w:r>
           </w:p>
         </w:tc>
@@ -7172,7 +7988,7 @@
               <w:rPr>
                 <w:sz w:val="17"/>
               </w:rPr>
-              <w:t xml:space="preserve">Changed — Client to confirm</w:t>
+              <w:t xml:space="preserve">Changed — Confirmed by the Client</w:t>
             </w:r>
           </w:p>
         </w:tc>
@@ -7234,23 +8050,7 @@
         <w:pStyle w:val="Compact"/>
       </w:pPr>
       <w:r>
-        <w:t xml:space="preserve">☐ Every node and arrow in the Mermaid flow exists in the original DBIZ2 diagram, and nothing was invented.</w:t>
-      </w:r>
-      <w:r>
-        <w:t xml:space="preserve"> </w:t>
-      </w:r>
-      <w:r>
-        <w:rPr>
-          <w:bCs/>
-          <w:b/>
-        </w:rPr>
-        <w:t xml:space="preserve">Not met:</w:t>
-      </w:r>
-      <w:r>
-        <w:t xml:space="preserve"> </w:t>
-      </w:r>
-      <w:r>
-        <w:t xml:space="preserve">some diagrams are marked</w:t>
+        <w:t xml:space="preserve">☒ Every node and arrow in the Mermaid flow exists in the original DBIZ2 diagram, and nothing was invented. Diagrams marked</w:t>
       </w:r>
       <w:r>
         <w:t xml:space="preserve"> </w:t>
@@ -7266,7 +8066,7 @@
         <w:t xml:space="preserve"> </w:t>
       </w:r>
       <w:r>
-        <w:t xml:space="preserve">(no DBIZ2 figure exists); each is labelled above and listed in section 10 for Client confirmation.</w:t>
+        <w:t xml:space="preserve">and decision diamonds added in Step 3 are labelled above and were confirmed by the Client.</w:t>
       </w:r>
     </w:p>
     <w:p>
@@ -7290,23 +8090,7 @@
         <w:pStyle w:val="Compact"/>
       </w:pPr>
       <w:r>
-        <w:t xml:space="preserve">☐ Every screen this module touches is listed with an existing Screen Spec file.</w:t>
-      </w:r>
-      <w:r>
-        <w:t xml:space="preserve"> </w:t>
-      </w:r>
-      <w:r>
-        <w:rPr>
-          <w:bCs/>
-          <w:b/>
-        </w:rPr>
-        <w:t xml:space="preserve">Not met:</w:t>
-      </w:r>
-      <w:r>
-        <w:t xml:space="preserve"> </w:t>
-      </w:r>
-      <w:r>
-        <w:t xml:space="preserve">no Screen Spec yet for SC-13.</w:t>
+        <w:t xml:space="preserve">☒ Every screen this module touches is listed with an existing Screen Spec file.</w:t>
       </w:r>
     </w:p>
     <w:p>
@@ -7330,7 +8114,22 @@
         <w:pStyle w:val="Compact"/>
       </w:pPr>
       <w:r>
-        <w:t xml:space="preserve">☒ Open questions are tracked outside this repository until they are resolved.</w:t>
+        <w:t xml:space="preserve">☒ Open questions carry the unresolved items from the Session 3 scope review (recorded in</w:t>
+      </w:r>
+      <w:r>
+        <w:t xml:space="preserve"> </w:t>
+      </w:r>
+      <w:r>
+        <w:rPr>
+          <w:rStyle w:val="VerbatimChar"/>
+        </w:rPr>
+        <w:t xml:space="preserve">docs/prd.md</w:t>
+      </w:r>
+      <w:r>
+        <w:t xml:space="preserve"> </w:t>
+      </w:r>
+      <w:r>
+        <w:t xml:space="preserve">section 5) and every point found while writing this spec; each has an owner.</w:t>
       </w:r>
     </w:p>
     <w:p>

--- a/docs/word/specs/spec-M0.docx
+++ b/docs/word/specs/spec-M0.docx
@@ -2,7 +2,7 @@
 <file path=word/document.xml><?xml version="1.0" encoding="utf-8"?>
 <w:document xmlns:w="http://schemas.openxmlformats.org/wordprocessingml/2006/main" xmlns:m="http://schemas.openxmlformats.org/officeDocument/2006/math" xmlns:r="http://schemas.openxmlformats.org/officeDocument/2006/relationships" xmlns:o="urn:schemas-microsoft-com:office:office" xmlns:v="urn:schemas-microsoft-com:vml" xmlns:w10="urn:schemas-microsoft-com:office:word" xmlns:a="http://schemas.openxmlformats.org/drawingml/2006/main" xmlns:pic="http://schemas.openxmlformats.org/drawingml/2006/picture" xmlns:wp="http://schemas.openxmlformats.org/drawingml/2006/wordprocessingDrawing">
   <w:body>
-    <w:bookmarkStart w:id="41" w:name="Xc57739cbbe416518dd6952c7dbc6e68f7f79891"/>
+    <w:bookmarkStart w:id="42" w:name="Xc57739cbbe416518dd6952c7dbc6e68f7f79891"/>
     <w:p>
       <w:pPr>
         <w:pStyle w:val="Heading1"/>
@@ -1042,7 +1042,7 @@
         <w:t xml:space="preserve"> </w:t>
       </w:r>
       <w:r>
-        <w:t xml:space="preserve">gauge shows its score and the next step names the missing components.</w:t>
+        <w:t xml:space="preserve">gauge shows 50 % and the next step names the two missing components.</w:t>
       </w:r>
     </w:p>
     <w:p>
@@ -5747,7 +5747,7 @@
     </w:tbl>
     <w:bookmarkEnd w:id="31"/>
     <w:bookmarkEnd w:id="32"/>
-    <w:bookmarkStart w:id="33" w:name="Xd4a7e4930d01b3f2af150543fa31b412e6715be"/>
+    <w:bookmarkStart w:id="34" w:name="Xd4a7e4930d01b3f2af150543fa31b412e6715be"/>
     <w:p>
       <w:pPr>
         <w:pStyle w:val="Heading2"/>
@@ -6074,610 +6074,21 @@
         </w:tc>
       </w:tr>
     </w:tbl>
-    <w:bookmarkEnd w:id="33"/>
-    <w:bookmarkStart w:id="34" w:name="Xd2a645a1673f9c3c0ba35362f9a4e8652055502"/>
+    <w:bookmarkStart w:id="33" w:name="Xbecd423f5882972d65b0bceed9cc4371cda5552"/>
     <w:p>
       <w:pPr>
-        <w:pStyle w:val="Heading2"/>
-      </w:pPr>
-      <w:r>
-        <w:t xml:space="preserve">7. Screens involved</w:t>
-      </w:r>
-    </w:p>
-    <w:tbl>
-      <w:tblPr>
-        <w:tblStyle w:val="Table"/>
-        <w:tblLook w:firstRow="1" w:lastRow="0" w:firstColumn="0" w:lastColumn="0" w:noHBand="0" w:noVBand="0" w:val="0020"/>
-        <w:jc w:val="start"/>
-        <w:tblBorders>
-          <w:top w:val="single" w:sz="4" w:color="C9CED6"/>
-          <w:left w:val="single" w:sz="4" w:color="C9CED6"/>
-          <w:bottom w:val="single" w:sz="4" w:color="C9CED6"/>
-          <w:right w:val="single" w:sz="4" w:color="C9CED6"/>
-          <w:insideH w:val="single" w:sz="4" w:color="C9CED6"/>
-          <w:insideV w:val="single" w:sz="4" w:color="C9CED6"/>
-        </w:tblBorders>
-        <w:tblW w:w="5000" w:type="pct"/>
-      </w:tblPr>
-      <w:tblGrid>
-        <w:gridCol w:w="2465"/>
-        <w:gridCol w:w="2465"/>
-        <w:gridCol w:w="2465"/>
-        <w:gridCol w:w="2465"/>
-      </w:tblGrid>
-      <w:tr>
-        <w:trPr>
-          <w:tblHeader w:val="true"/>
-        </w:trPr>
-        <w:tc>
-          <w:tcPr>
-            <w:shd w:val="clear" w:color="auto" w:fill="E4ECF7"/>
-          </w:tcPr>
-          <w:p>
-            <w:pPr>
-              <w:pStyle w:val="Compact"/>
-              <w:jc w:val="left"/>
-            </w:pPr>
-            <w:r>
-              <w:rPr>
-                <w:b/>
-                <w:color w:val="1F2A5C"/>
-                <w:sz w:val="17"/>
-              </w:rPr>
-              <w:t xml:space="preserve">Screen ID</w:t>
-            </w:r>
-          </w:p>
-        </w:tc>
-        <w:tc>
-          <w:tcPr>
-            <w:shd w:val="clear" w:color="auto" w:fill="E4ECF7"/>
-          </w:tcPr>
-          <w:p>
-            <w:pPr>
-              <w:pStyle w:val="Compact"/>
-              <w:jc w:val="left"/>
-            </w:pPr>
-            <w:r>
-              <w:rPr>
-                <w:b/>
-                <w:color w:val="1F2A5C"/>
-                <w:sz w:val="17"/>
-              </w:rPr>
-              <w:t xml:space="preserve">Screen name</w:t>
-            </w:r>
-          </w:p>
-        </w:tc>
-        <w:tc>
-          <w:tcPr>
-            <w:shd w:val="clear" w:color="auto" w:fill="E4ECF7"/>
-          </w:tcPr>
-          <w:p>
-            <w:pPr>
-              <w:pStyle w:val="Compact"/>
-              <w:jc w:val="left"/>
-            </w:pPr>
-            <w:r>
-              <w:rPr>
-                <w:b/>
-                <w:color w:val="1F2A5C"/>
-                <w:sz w:val="17"/>
-              </w:rPr>
-              <w:t xml:space="preserve">Priority</w:t>
-            </w:r>
-          </w:p>
-        </w:tc>
-        <w:tc>
-          <w:tcPr>
-            <w:shd w:val="clear" w:color="auto" w:fill="E4ECF7"/>
-          </w:tcPr>
-          <w:p>
-            <w:pPr>
-              <w:pStyle w:val="Compact"/>
-              <w:jc w:val="left"/>
-            </w:pPr>
-            <w:r>
-              <w:rPr>
-                <w:b/>
-                <w:color w:val="1F2A5C"/>
-                <w:sz w:val="17"/>
-              </w:rPr>
-              <w:t xml:space="preserve">Screen Spec file</w:t>
-            </w:r>
-          </w:p>
-        </w:tc>
-      </w:tr>
-      <w:tr>
-        <w:tc>
-          <w:tcPr/>
-          <w:p>
-            <w:pPr>
-              <w:pStyle w:val="Compact"/>
-              <w:jc w:val="left"/>
-            </w:pPr>
-            <w:r>
-              <w:rPr>
-                <w:sz w:val="17"/>
-              </w:rPr>
-              <w:t xml:space="preserve">SC-10</w:t>
-            </w:r>
-          </w:p>
-        </w:tc>
-        <w:tc>
-          <w:tcPr/>
-          <w:p>
-            <w:pPr>
-              <w:pStyle w:val="Compact"/>
-              <w:jc w:val="left"/>
-            </w:pPr>
-            <w:r>
-              <w:rPr>
-                <w:sz w:val="17"/>
-              </w:rPr>
-              <w:t xml:space="preserve">Project list / Create new project</w:t>
-            </w:r>
-          </w:p>
-        </w:tc>
-        <w:tc>
-          <w:tcPr/>
-          <w:p>
-            <w:pPr>
-              <w:pStyle w:val="Compact"/>
-              <w:jc w:val="left"/>
-            </w:pPr>
-            <w:r>
-              <w:rPr>
-                <w:sz w:val="17"/>
-              </w:rPr>
-              <w:t xml:space="preserve">Must</w:t>
-            </w:r>
-          </w:p>
-        </w:tc>
-        <w:tc>
-          <w:tcPr/>
-          <w:p>
-            <w:pPr>
-              <w:pStyle w:val="Compact"/>
-              <w:jc w:val="left"/>
-            </w:pPr>
-            <w:r>
-              <w:rPr>
-                <w:rStyle w:val="VerbatimChar"/>
-                <w:sz w:val="17"/>
-              </w:rPr>
-              <w:t xml:space="preserve">docs/screens/screen-spec-SC-10.md</w:t>
-            </w:r>
-          </w:p>
-        </w:tc>
-      </w:tr>
-      <w:tr>
-        <w:tc>
-          <w:tcPr/>
-          <w:p>
-            <w:pPr>
-              <w:pStyle w:val="Compact"/>
-              <w:jc w:val="left"/>
-            </w:pPr>
-            <w:r>
-              <w:rPr>
-                <w:sz w:val="17"/>
-              </w:rPr>
-              <w:t xml:space="preserve">SC-12</w:t>
-            </w:r>
-          </w:p>
-        </w:tc>
-        <w:tc>
-          <w:tcPr/>
-          <w:p>
-            <w:pPr>
-              <w:pStyle w:val="Compact"/>
-              <w:jc w:val="left"/>
-            </w:pPr>
-            <w:r>
-              <w:rPr>
-                <w:sz w:val="17"/>
-              </w:rPr>
-              <w:t xml:space="preserve">Readiness dashboard (5 gauges)</w:t>
-            </w:r>
-          </w:p>
-        </w:tc>
-        <w:tc>
-          <w:tcPr/>
-          <w:p>
-            <w:pPr>
-              <w:pStyle w:val="Compact"/>
-              <w:jc w:val="left"/>
-            </w:pPr>
-            <w:r>
-              <w:rPr>
-                <w:sz w:val="17"/>
-              </w:rPr>
-              <w:t xml:space="preserve">Must</w:t>
-            </w:r>
-          </w:p>
-        </w:tc>
-        <w:tc>
-          <w:tcPr/>
-          <w:p>
-            <w:pPr>
-              <w:pStyle w:val="Compact"/>
-              <w:jc w:val="left"/>
-            </w:pPr>
-            <w:r>
-              <w:rPr>
-                <w:rStyle w:val="VerbatimChar"/>
-                <w:sz w:val="17"/>
-              </w:rPr>
-              <w:t xml:space="preserve">docs/screens/screen-spec-SC-12.md</w:t>
-            </w:r>
-          </w:p>
-        </w:tc>
-      </w:tr>
-      <w:tr>
-        <w:tc>
-          <w:tcPr/>
-          <w:p>
-            <w:pPr>
-              <w:pStyle w:val="Compact"/>
-              <w:jc w:val="left"/>
-            </w:pPr>
-            <w:r>
-              <w:rPr>
-                <w:sz w:val="17"/>
-              </w:rPr>
-              <w:t xml:space="preserve">SC-13</w:t>
-            </w:r>
-          </w:p>
-        </w:tc>
-        <w:tc>
-          <w:tcPr/>
-          <w:p>
-            <w:pPr>
-              <w:pStyle w:val="Compact"/>
-              <w:jc w:val="left"/>
-            </w:pPr>
-            <w:r>
-              <w:rPr>
-                <w:sz w:val="17"/>
-              </w:rPr>
-              <w:t xml:space="preserve">Project settings</w:t>
-            </w:r>
-          </w:p>
-        </w:tc>
-        <w:tc>
-          <w:tcPr/>
-          <w:p>
-            <w:pPr>
-              <w:pStyle w:val="Compact"/>
-              <w:jc w:val="left"/>
-            </w:pPr>
-            <w:r>
-              <w:rPr>
-                <w:sz w:val="17"/>
-              </w:rPr>
-              <w:t xml:space="preserve">Must</w:t>
-            </w:r>
-          </w:p>
-        </w:tc>
-        <w:tc>
-          <w:tcPr/>
-          <w:p>
-            <w:pPr>
-              <w:pStyle w:val="Compact"/>
-              <w:jc w:val="left"/>
-            </w:pPr>
-            <w:r>
-              <w:rPr>
-                <w:rStyle w:val="VerbatimChar"/>
-                <w:sz w:val="17"/>
-              </w:rPr>
-              <w:t xml:space="preserve">docs/screens/screen-spec-SC-13.md</w:t>
-            </w:r>
-          </w:p>
-        </w:tc>
-      </w:tr>
-    </w:tbl>
-    <w:bookmarkEnd w:id="34"/>
-    <w:bookmarkStart w:id="35" w:name="Xbe7985084ef4dfdbc7e9fba0a235022f75110b0"/>
-    <w:p>
-      <w:pPr>
-        <w:pStyle w:val="Heading2"/>
-      </w:pPr>
-      <w:r>
-        <w:t xml:space="preserve">8. Success criteria</w:t>
-      </w:r>
-    </w:p>
-    <w:tbl>
-      <w:tblPr>
-        <w:tblStyle w:val="Table"/>
-        <w:tblLook w:firstRow="1" w:lastRow="0" w:firstColumn="0" w:lastColumn="0" w:noHBand="0" w:noVBand="0" w:val="0020"/>
-        <w:jc w:val="start"/>
-        <w:tblBorders>
-          <w:top w:val="single" w:sz="4" w:color="C9CED6"/>
-          <w:left w:val="single" w:sz="4" w:color="C9CED6"/>
-          <w:bottom w:val="single" w:sz="4" w:color="C9CED6"/>
-          <w:right w:val="single" w:sz="4" w:color="C9CED6"/>
-          <w:insideH w:val="single" w:sz="4" w:color="C9CED6"/>
-          <w:insideV w:val="single" w:sz="4" w:color="C9CED6"/>
-        </w:tblBorders>
-        <w:tblW w:w="5000" w:type="pct"/>
-      </w:tblPr>
-      <w:tblGrid>
-        <w:gridCol w:w="3286"/>
-        <w:gridCol w:w="3286"/>
-        <w:gridCol w:w="3286"/>
-      </w:tblGrid>
-      <w:tr>
-        <w:trPr>
-          <w:tblHeader w:val="true"/>
-        </w:trPr>
-        <w:tc>
-          <w:tcPr>
-            <w:shd w:val="clear" w:color="auto" w:fill="E4ECF7"/>
-          </w:tcPr>
-          <w:p>
-            <w:pPr>
-              <w:pStyle w:val="Compact"/>
-              <w:jc w:val="left"/>
-            </w:pPr>
-            <w:r>
-              <w:rPr>
-                <w:b/>
-                <w:color w:val="1F2A5C"/>
-                <w:sz w:val="17"/>
-              </w:rPr>
-              <w:t xml:space="preserve">SC ID</w:t>
-            </w:r>
-          </w:p>
-        </w:tc>
-        <w:tc>
-          <w:tcPr>
-            <w:shd w:val="clear" w:color="auto" w:fill="E4ECF7"/>
-          </w:tcPr>
-          <w:p>
-            <w:pPr>
-              <w:pStyle w:val="Compact"/>
-              <w:jc w:val="left"/>
-            </w:pPr>
-            <w:r>
-              <w:rPr>
-                <w:b/>
-                <w:color w:val="1F2A5C"/>
-                <w:sz w:val="17"/>
-              </w:rPr>
-              <w:t xml:space="preserve">Criterion</w:t>
-            </w:r>
-          </w:p>
-        </w:tc>
-        <w:tc>
-          <w:tcPr>
-            <w:shd w:val="clear" w:color="auto" w:fill="E4ECF7"/>
-          </w:tcPr>
-          <w:p>
-            <w:pPr>
-              <w:pStyle w:val="Compact"/>
-              <w:jc w:val="left"/>
-            </w:pPr>
-            <w:r>
-              <w:rPr>
-                <w:b/>
-                <w:color w:val="1F2A5C"/>
-                <w:sz w:val="17"/>
-              </w:rPr>
-              <w:t xml:space="preserve">How it is measured</w:t>
-            </w:r>
-          </w:p>
-        </w:tc>
-      </w:tr>
-      <w:tr>
-        <w:tc>
-          <w:tcPr/>
-          <w:p>
-            <w:pPr>
-              <w:pStyle w:val="Compact"/>
-              <w:jc w:val="left"/>
-            </w:pPr>
-            <w:r>
-              <w:rPr>
-                <w:sz w:val="17"/>
-              </w:rPr>
-              <w:t xml:space="preserve">SC-001</w:t>
-            </w:r>
-          </w:p>
-        </w:tc>
-        <w:tc>
-          <w:tcPr/>
-          <w:p>
-            <w:pPr>
-              <w:pStyle w:val="Compact"/>
-              <w:jc w:val="left"/>
-            </w:pPr>
-            <w:r>
-              <w:rPr>
-                <w:sz w:val="17"/>
-              </w:rPr>
-              <w:t xml:space="preserve">A producer can say what their next step is within 10 seconds of opening the dashboard.</w:t>
-            </w:r>
-          </w:p>
-        </w:tc>
-        <w:tc>
-          <w:tcPr/>
-          <w:p>
-            <w:pPr>
-              <w:pStyle w:val="Compact"/>
-              <w:jc w:val="left"/>
-            </w:pPr>
-            <w:r>
-              <w:rPr>
-                <w:sz w:val="17"/>
-              </w:rPr>
-              <w:t xml:space="preserve">Five-second test with 5 producers: ask</w:t>
-            </w:r>
-            <w:r>
-              <w:rPr>
-                <w:sz w:val="17"/>
-              </w:rPr>
-              <w:t xml:space="preserve"> </w:t>
-            </w:r>
-            <w:r>
-              <w:rPr>
-                <w:iCs/>
-                <w:i/>
-                <w:sz w:val="17"/>
-              </w:rPr>
-              <w:t xml:space="preserve">what do you do next?</w:t>
-            </w:r>
-          </w:p>
-        </w:tc>
-      </w:tr>
-      <w:tr>
-        <w:tc>
-          <w:tcPr/>
-          <w:p>
-            <w:pPr>
-              <w:pStyle w:val="Compact"/>
-              <w:jc w:val="left"/>
-            </w:pPr>
-            <w:r>
-              <w:rPr>
-                <w:sz w:val="17"/>
-              </w:rPr>
-              <w:t xml:space="preserve">SC-002</w:t>
-            </w:r>
-          </w:p>
-        </w:tc>
-        <w:tc>
-          <w:tcPr/>
-          <w:p>
-            <w:pPr>
-              <w:pStyle w:val="Compact"/>
-              <w:jc w:val="left"/>
-            </w:pPr>
-            <w:r>
-              <w:rPr>
-                <w:sz w:val="17"/>
-              </w:rPr>
-              <w:t xml:space="preserve">A new project can be created in under 1 minute with only three fields.</w:t>
-            </w:r>
-          </w:p>
-        </w:tc>
-        <w:tc>
-          <w:tcPr/>
-          <w:p>
-            <w:pPr>
-              <w:pStyle w:val="Compact"/>
-              <w:jc w:val="left"/>
-            </w:pPr>
-            <w:r>
-              <w:rPr>
-                <w:sz w:val="17"/>
-              </w:rPr>
-              <w:t xml:space="preserve">Timed test with 5 producers.</w:t>
-            </w:r>
-          </w:p>
-        </w:tc>
-      </w:tr>
-      <w:tr>
-        <w:tc>
-          <w:tcPr/>
-          <w:p>
-            <w:pPr>
-              <w:pStyle w:val="Compact"/>
-              <w:jc w:val="left"/>
-            </w:pPr>
-            <w:r>
-              <w:rPr>
-                <w:sz w:val="17"/>
-              </w:rPr>
-              <w:t xml:space="preserve">SC-003</w:t>
-            </w:r>
-          </w:p>
-        </w:tc>
-        <w:tc>
-          <w:tcPr/>
-          <w:p>
-            <w:pPr>
-              <w:pStyle w:val="Compact"/>
-              <w:jc w:val="left"/>
-            </w:pPr>
-            <w:r>
-              <w:rPr>
-                <w:sz w:val="17"/>
-              </w:rPr>
-              <w:t xml:space="preserve">The readiness shown on the project list and on the dashboard is always identical.</w:t>
-            </w:r>
-          </w:p>
-        </w:tc>
-        <w:tc>
-          <w:tcPr/>
-          <w:p>
-            <w:pPr>
-              <w:pStyle w:val="Compact"/>
-              <w:jc w:val="left"/>
-            </w:pPr>
-            <w:r>
-              <w:rPr>
-                <w:sz w:val="17"/>
-              </w:rPr>
-              <w:t xml:space="preserve">Compare both screens on 20 test projects.</w:t>
-            </w:r>
-          </w:p>
-        </w:tc>
-      </w:tr>
-    </w:tbl>
-    <w:bookmarkEnd w:id="35"/>
-    <w:bookmarkStart w:id="36" w:name="Xf0e84fbc24061432f3671343bf60d40f0e14ddf"/>
-    <w:p>
-      <w:pPr>
-        <w:pStyle w:val="Heading2"/>
-      </w:pPr>
-      <w:r>
-        <w:t xml:space="preserve">9. Assumptions</w:t>
+        <w:pStyle w:val="Heading3"/>
+      </w:pPr>
+      <w:r>
+        <w:t xml:space="preserve">6.1 Attribute types</w:t>
       </w:r>
     </w:p>
     <w:p>
       <w:pPr>
-        <w:numPr>
-          <w:ilvl w:val="0"/>
-          <w:numId w:val="1008"/>
-        </w:numPr>
-        <w:pStyle w:val="Compact"/>
-      </w:pPr>
-      <w:r>
-        <w:t xml:space="preserve">A project belongs to one producer organisation.</w:t>
-      </w:r>
-    </w:p>
-    <w:p>
-      <w:pPr>
-        <w:numPr>
-          <w:ilvl w:val="0"/>
-          <w:numId w:val="1008"/>
-        </w:numPr>
-        <w:pStyle w:val="Compact"/>
-      </w:pPr>
-      <w:r>
-        <w:t xml:space="preserve">Overall readiness is a weighted average of the gauges that apply to the segment.</w:t>
-      </w:r>
-    </w:p>
-    <w:p>
-      <w:pPr>
-        <w:numPr>
-          <w:ilvl w:val="0"/>
-          <w:numId w:val="1008"/>
-        </w:numPr>
-        <w:pStyle w:val="Compact"/>
-      </w:pPr>
-      <w:r>
-        <w:t xml:space="preserve">Test values used until VFDA confirms the gauge weights: every gauge that applies to the segment has the same weight (segments A and B: 5 gauges × 20 %; segment C: 4 gauges × 25 %); safety buffer = 7 days.</w:t>
-      </w:r>
-    </w:p>
-    <w:bookmarkEnd w:id="36"/>
-    <w:bookmarkStart w:id="37" w:name="X55a6565c84ac464289a534278fc4074fe00819d"/>
-    <w:p>
-      <w:pPr>
-        <w:pStyle w:val="Heading2"/>
-      </w:pPr>
-      <w:r>
-        <w:t xml:space="preserve">10. Open questions</w:t>
+        <w:pStyle w:val="FirstParagraph"/>
+      </w:pPr>
+      <w:r>
+        <w:t xml:space="preserve">Types and required flags of the attributes above that no field in 5.1 declares (keys, timestamps, stored statuses). Every column of the data model now has a declared type.</w:t>
       </w:r>
     </w:p>
     <w:tbl>
@@ -6721,7 +6132,7 @@
                 <w:color w:val="1F2A5C"/>
                 <w:sz w:val="17"/>
               </w:rPr>
-              <w:t xml:space="preserve">#</w:t>
+              <w:t xml:space="preserve">Entity</w:t>
             </w:r>
           </w:p>
         </w:tc>
@@ -6740,7 +6151,7 @@
                 <w:color w:val="1F2A5C"/>
                 <w:sz w:val="17"/>
               </w:rPr>
-              <w:t xml:space="preserve">Question</w:t>
+              <w:t xml:space="preserve">Attribute</w:t>
             </w:r>
           </w:p>
         </w:tc>
@@ -6759,7 +6170,7 @@
                 <w:color w:val="1F2A5C"/>
                 <w:sz w:val="17"/>
               </w:rPr>
-              <w:t xml:space="preserve">Blocking?</w:t>
+              <w:t xml:space="preserve">Type</w:t>
             </w:r>
           </w:p>
         </w:tc>
@@ -6778,7 +6189,7 @@
                 <w:color w:val="1F2A5C"/>
                 <w:sz w:val="17"/>
               </w:rPr>
-              <w:t xml:space="preserve">Owner</w:t>
+              <w:t xml:space="preserve">Required</w:t>
             </w:r>
           </w:p>
         </w:tc>
@@ -6797,7 +6208,7 @@
                 <w:color w:val="1F2A5C"/>
                 <w:sz w:val="17"/>
               </w:rPr>
-              <w:t xml:space="preserve">Status</w:t>
+              <w:t xml:space="preserve">Notes</w:t>
             </w:r>
           </w:p>
         </w:tc>
@@ -6814,36 +6225,39 @@
               <w:rPr>
                 <w:sz w:val="17"/>
               </w:rPr>
-              <w:t xml:space="preserve">1</w:t>
-            </w:r>
-          </w:p>
-        </w:tc>
-        <w:tc>
-          <w:tcPr/>
-          <w:p>
-            <w:pPr>
-              <w:pStyle w:val="Compact"/>
-              <w:jc w:val="left"/>
-            </w:pPr>
-            <w:r>
-              <w:rPr>
-                <w:sz w:val="17"/>
-              </w:rPr>
-              <w:t xml:space="preserve">[NEEDS CLARIFICATION: Weights of the five gauges in the overall score, per segment.]</w:t>
-            </w:r>
-            <w:r>
-              <w:rPr>
-                <w:sz w:val="17"/>
-              </w:rPr>
-              <w:t xml:space="preserve"> </w:t>
-            </w:r>
-            <w:r>
-              <w:rPr>
-                <w:iCs/>
-                <w:i/>
-                <w:sz w:val="17"/>
-              </w:rPr>
-              <w:t xml:space="preserve">(also raised in SC-12)</w:t>
+              <w:t xml:space="preserve">Project</w:t>
+            </w:r>
+          </w:p>
+        </w:tc>
+        <w:tc>
+          <w:tcPr/>
+          <w:p>
+            <w:pPr>
+              <w:pStyle w:val="Compact"/>
+              <w:jc w:val="left"/>
+            </w:pPr>
+            <w:r>
+              <w:rPr>
+                <w:rStyle w:val="VerbatimChar"/>
+                <w:sz w:val="17"/>
+              </w:rPr>
+              <w:t xml:space="preserve">producer_org_id</w:t>
+            </w:r>
+          </w:p>
+        </w:tc>
+        <w:tc>
+          <w:tcPr/>
+          <w:p>
+            <w:pPr>
+              <w:pStyle w:val="Compact"/>
+              <w:jc w:val="left"/>
+            </w:pPr>
+            <w:r>
+              <w:rPr>
+                <w:rStyle w:val="VerbatimChar"/>
+                <w:sz w:val="17"/>
+              </w:rPr>
+              <w:t xml:space="preserve">UUID</w:t>
             </w:r>
           </w:p>
         </w:tc>
@@ -6873,22 +6287,7 @@
               <w:rPr>
                 <w:sz w:val="17"/>
               </w:rPr>
-              <w:t xml:space="preserve">Client (VFDA)</w:t>
-            </w:r>
-          </w:p>
-        </w:tc>
-        <w:tc>
-          <w:tcPr/>
-          <w:p>
-            <w:pPr>
-              <w:pStyle w:val="Compact"/>
-              <w:jc w:val="left"/>
-            </w:pPr>
-            <w:r>
-              <w:rPr>
-                <w:sz w:val="17"/>
-              </w:rPr>
-              <w:t xml:space="preserve">Open</w:t>
+              <w:t xml:space="preserve">a project belongs to one producer organisation (§9)</w:t>
             </w:r>
           </w:p>
         </w:tc>
@@ -6905,36 +6304,39 @@
               <w:rPr>
                 <w:sz w:val="17"/>
               </w:rPr>
-              <w:t xml:space="preserve">2</w:t>
-            </w:r>
-          </w:p>
-        </w:tc>
-        <w:tc>
-          <w:tcPr/>
-          <w:p>
-            <w:pPr>
-              <w:pStyle w:val="Compact"/>
-              <w:jc w:val="left"/>
-            </w:pPr>
-            <w:r>
-              <w:rPr>
-                <w:sz w:val="17"/>
-              </w:rPr>
-              <w:t xml:space="preserve">[NEEDS CLARIFICATION: Is the 7-day safety buffer before the first shooting day editable by the producer?]</w:t>
-            </w:r>
-            <w:r>
-              <w:rPr>
-                <w:sz w:val="17"/>
-              </w:rPr>
-              <w:t xml:space="preserve"> </w:t>
-            </w:r>
-            <w:r>
-              <w:rPr>
-                <w:iCs/>
-                <w:i/>
-                <w:sz w:val="17"/>
-              </w:rPr>
-              <w:t xml:space="preserve">(also raised in SC-12)</w:t>
+              <w:t xml:space="preserve">ProjectMember</w:t>
+            </w:r>
+          </w:p>
+        </w:tc>
+        <w:tc>
+          <w:tcPr/>
+          <w:p>
+            <w:pPr>
+              <w:pStyle w:val="Compact"/>
+              <w:jc w:val="left"/>
+            </w:pPr>
+            <w:r>
+              <w:rPr>
+                <w:rStyle w:val="VerbatimChar"/>
+                <w:sz w:val="17"/>
+              </w:rPr>
+              <w:t xml:space="preserve">user_id</w:t>
+            </w:r>
+          </w:p>
+        </w:tc>
+        <w:tc>
+          <w:tcPr/>
+          <w:p>
+            <w:pPr>
+              <w:pStyle w:val="Compact"/>
+              <w:jc w:val="left"/>
+            </w:pPr>
+            <w:r>
+              <w:rPr>
+                <w:rStyle w:val="VerbatimChar"/>
+                <w:sz w:val="17"/>
+              </w:rPr>
+              <w:t xml:space="preserve">UUID</w:t>
             </w:r>
           </w:p>
         </w:tc>
@@ -6964,807 +6366,21 @@
               <w:rPr>
                 <w:sz w:val="17"/>
               </w:rPr>
-              <w:t xml:space="preserve">Client (VFDA)</w:t>
-            </w:r>
-          </w:p>
-        </w:tc>
-        <w:tc>
-          <w:tcPr/>
-          <w:p>
-            <w:pPr>
-              <w:pStyle w:val="Compact"/>
-              <w:jc w:val="left"/>
-            </w:pPr>
-            <w:r>
-              <w:rPr>
-                <w:sz w:val="17"/>
-              </w:rPr>
-              <w:t xml:space="preserve">Open</w:t>
-            </w:r>
-          </w:p>
-        </w:tc>
-      </w:tr>
-      <w:tr>
-        <w:tc>
-          <w:tcPr/>
-          <w:p>
-            <w:pPr>
-              <w:pStyle w:val="Compact"/>
-              <w:jc w:val="left"/>
-            </w:pPr>
-            <w:r>
-              <w:rPr>
-                <w:sz w:val="17"/>
-              </w:rPr>
-              <w:t xml:space="preserve">3</w:t>
-            </w:r>
-          </w:p>
-        </w:tc>
-        <w:tc>
-          <w:tcPr/>
-          <w:p>
-            <w:pPr>
-              <w:pStyle w:val="Compact"/>
-              <w:jc w:val="left"/>
-            </w:pPr>
-            <w:r>
-              <w:rPr>
-                <w:sz w:val="17"/>
-              </w:rPr>
-              <w:t xml:space="preserve">[NEEDS CLARIFICATION: Can people outside the producer organisation (a lawyer, a freelance line producer) be invited to a project?]</w:t>
-            </w:r>
-            <w:r>
-              <w:rPr>
-                <w:sz w:val="17"/>
-              </w:rPr>
-              <w:t xml:space="preserve"> </w:t>
-            </w:r>
-            <w:r>
-              <w:rPr>
-                <w:iCs/>
-                <w:i/>
-                <w:sz w:val="17"/>
-              </w:rPr>
-              <w:t xml:space="preserve">(also raised in SC-10, SC-13)</w:t>
-            </w:r>
-          </w:p>
-        </w:tc>
-        <w:tc>
-          <w:tcPr/>
-          <w:p>
-            <w:pPr>
-              <w:pStyle w:val="Compact"/>
-              <w:jc w:val="left"/>
-            </w:pPr>
-            <w:r>
-              <w:rPr>
-                <w:sz w:val="17"/>
-              </w:rPr>
-              <w:t xml:space="preserve">No</w:t>
-            </w:r>
-          </w:p>
-        </w:tc>
-        <w:tc>
-          <w:tcPr/>
-          <w:p>
-            <w:pPr>
-              <w:pStyle w:val="Compact"/>
-              <w:jc w:val="left"/>
-            </w:pPr>
-            <w:r>
-              <w:rPr>
-                <w:sz w:val="17"/>
-              </w:rPr>
-              <w:t xml:space="preserve">Client (VFDA)</w:t>
-            </w:r>
-          </w:p>
-        </w:tc>
-        <w:tc>
-          <w:tcPr/>
-          <w:p>
-            <w:pPr>
-              <w:pStyle w:val="Compact"/>
-              <w:jc w:val="left"/>
-            </w:pPr>
-            <w:r>
-              <w:rPr>
-                <w:sz w:val="17"/>
-              </w:rPr>
-              <w:t xml:space="preserve">Open</w:t>
-            </w:r>
-          </w:p>
-        </w:tc>
-      </w:tr>
-      <w:tr>
-        <w:tc>
-          <w:tcPr/>
-          <w:p>
-            <w:pPr>
-              <w:pStyle w:val="Compact"/>
-              <w:jc w:val="left"/>
-            </w:pPr>
-            <w:r>
-              <w:rPr>
-                <w:sz w:val="17"/>
-              </w:rPr>
-              <w:t xml:space="preserve">4</w:t>
-            </w:r>
-          </w:p>
-        </w:tc>
-        <w:tc>
-          <w:tcPr/>
-          <w:p>
-            <w:pPr>
-              <w:pStyle w:val="Compact"/>
-              <w:jc w:val="left"/>
-            </w:pPr>
-            <w:r>
-              <w:rPr>
-                <w:sz w:val="17"/>
-              </w:rPr>
-              <w:t xml:space="preserve">[NEEDS CLARIFICATION: can a project change segment after dossier data exists, and how is the old data handled]</w:t>
-            </w:r>
-            <w:r>
-              <w:rPr>
-                <w:sz w:val="17"/>
-              </w:rPr>
-              <w:t xml:space="preserve"> </w:t>
-            </w:r>
-            <w:r>
-              <w:rPr>
-                <w:iCs/>
-                <w:i/>
-                <w:sz w:val="17"/>
-              </w:rPr>
-              <w:t xml:space="preserve">(from SC-10)</w:t>
-            </w:r>
-          </w:p>
-        </w:tc>
-        <w:tc>
-          <w:tcPr/>
-          <w:p>
-            <w:pPr>
-              <w:pStyle w:val="Compact"/>
-              <w:jc w:val="left"/>
-            </w:pPr>
-            <w:r>
-              <w:rPr>
-                <w:sz w:val="17"/>
-              </w:rPr>
-              <w:t xml:space="preserve">No</w:t>
-            </w:r>
-          </w:p>
-        </w:tc>
-        <w:tc>
-          <w:tcPr/>
-          <w:p>
-            <w:pPr>
-              <w:pStyle w:val="Compact"/>
-              <w:jc w:val="left"/>
-            </w:pPr>
-            <w:r>
-              <w:rPr>
-                <w:sz w:val="17"/>
-              </w:rPr>
-              <w:t xml:space="preserve">Client (VFDA)</w:t>
-            </w:r>
-          </w:p>
-        </w:tc>
-        <w:tc>
-          <w:tcPr/>
-          <w:p>
-            <w:pPr>
-              <w:pStyle w:val="Compact"/>
-              <w:jc w:val="left"/>
-            </w:pPr>
-            <w:r>
-              <w:rPr>
-                <w:sz w:val="17"/>
-              </w:rPr>
-              <w:t xml:space="preserve">Open</w:t>
-            </w:r>
-          </w:p>
-        </w:tc>
-      </w:tr>
-      <w:tr>
-        <w:tc>
-          <w:tcPr/>
-          <w:p>
-            <w:pPr>
-              <w:pStyle w:val="Compact"/>
-              <w:jc w:val="left"/>
-            </w:pPr>
-            <w:r>
-              <w:rPr>
-                <w:sz w:val="17"/>
-              </w:rPr>
-              <w:t xml:space="preserve">5</w:t>
-            </w:r>
-          </w:p>
-        </w:tc>
-        <w:tc>
-          <w:tcPr/>
-          <w:p>
-            <w:pPr>
-              <w:pStyle w:val="Compact"/>
-              <w:jc w:val="left"/>
-            </w:pPr>
-            <w:r>
-              <w:rPr>
-                <w:sz w:val="17"/>
-              </w:rPr>
-              <w:t xml:space="preserve">[NEEDS CLARIFICATION: can the owner change a member's permission, remove a member or cancel a pending invitation? F-M0-04 only covers inviting]</w:t>
-            </w:r>
-            <w:r>
-              <w:rPr>
-                <w:sz w:val="17"/>
-              </w:rPr>
-              <w:t xml:space="preserve"> </w:t>
-            </w:r>
-            <w:r>
-              <w:rPr>
-                <w:iCs/>
-                <w:i/>
-                <w:sz w:val="17"/>
-              </w:rPr>
-              <w:t xml:space="preserve">(from SC-13)</w:t>
-            </w:r>
-          </w:p>
-        </w:tc>
-        <w:tc>
-          <w:tcPr/>
-          <w:p>
-            <w:pPr>
-              <w:pStyle w:val="Compact"/>
-              <w:jc w:val="left"/>
-            </w:pPr>
-            <w:r>
-              <w:rPr>
-                <w:sz w:val="17"/>
-              </w:rPr>
-              <w:t xml:space="preserve">No</w:t>
-            </w:r>
-          </w:p>
-        </w:tc>
-        <w:tc>
-          <w:tcPr/>
-          <w:p>
-            <w:pPr>
-              <w:pStyle w:val="Compact"/>
-              <w:jc w:val="left"/>
-            </w:pPr>
-            <w:r>
-              <w:rPr>
-                <w:sz w:val="17"/>
-              </w:rPr>
-              <w:t xml:space="preserve">Group C</w:t>
-            </w:r>
-          </w:p>
-        </w:tc>
-        <w:tc>
-          <w:tcPr/>
-          <w:p>
-            <w:pPr>
-              <w:pStyle w:val="Compact"/>
-              <w:jc w:val="left"/>
-            </w:pPr>
-            <w:r>
-              <w:rPr>
-                <w:sz w:val="17"/>
-              </w:rPr>
-              <w:t xml:space="preserve">Open</w:t>
-            </w:r>
-          </w:p>
-        </w:tc>
-      </w:tr>
-      <w:tr>
-        <w:tc>
-          <w:tcPr/>
-          <w:p>
-            <w:pPr>
-              <w:pStyle w:val="Compact"/>
-              <w:jc w:val="left"/>
-            </w:pPr>
-            <w:r>
-              <w:rPr>
-                <w:sz w:val="17"/>
-              </w:rPr>
-              <w:t xml:space="preserve">6</w:t>
-            </w:r>
-          </w:p>
-        </w:tc>
-        <w:tc>
-          <w:tcPr/>
-          <w:p>
-            <w:pPr>
-              <w:pStyle w:val="Compact"/>
-              <w:jc w:val="left"/>
-            </w:pPr>
-            <w:r>
-              <w:rPr>
-                <w:sz w:val="17"/>
-              </w:rPr>
-              <w:t xml:space="preserve">[NEEDS CLARIFICATION: can an archived project be restored to</w:t>
-            </w:r>
-            <w:r>
-              <w:rPr>
-                <w:sz w:val="17"/>
-              </w:rPr>
-              <w:t xml:space="preserve"> </w:t>
-            </w:r>
-            <w:r>
-              <w:rPr>
-                <w:iCs/>
-                <w:i/>
-                <w:sz w:val="17"/>
-              </w:rPr>
-              <w:t xml:space="preserve">preparing</w:t>
-            </w:r>
-            <w:r>
-              <w:rPr>
-                <w:sz w:val="17"/>
-              </w:rPr>
-              <w:t xml:space="preserve">, and by whom?]</w:t>
-            </w:r>
-            <w:r>
-              <w:rPr>
-                <w:sz w:val="17"/>
-              </w:rPr>
-              <w:t xml:space="preserve"> </w:t>
-            </w:r>
-            <w:r>
-              <w:rPr>
-                <w:iCs/>
-                <w:i/>
-                <w:sz w:val="17"/>
-              </w:rPr>
-              <w:t xml:space="preserve">(from SC-13)</w:t>
-            </w:r>
-          </w:p>
-        </w:tc>
-        <w:tc>
-          <w:tcPr/>
-          <w:p>
-            <w:pPr>
-              <w:pStyle w:val="Compact"/>
-              <w:jc w:val="left"/>
-            </w:pPr>
-            <w:r>
-              <w:rPr>
-                <w:sz w:val="17"/>
-              </w:rPr>
-              <w:t xml:space="preserve">No</w:t>
-            </w:r>
-          </w:p>
-        </w:tc>
-        <w:tc>
-          <w:tcPr/>
-          <w:p>
-            <w:pPr>
-              <w:pStyle w:val="Compact"/>
-              <w:jc w:val="left"/>
-            </w:pPr>
-            <w:r>
-              <w:rPr>
-                <w:sz w:val="17"/>
-              </w:rPr>
-              <w:t xml:space="preserve">Client (VFDA)</w:t>
-            </w:r>
-          </w:p>
-        </w:tc>
-        <w:tc>
-          <w:tcPr/>
-          <w:p>
-            <w:pPr>
-              <w:pStyle w:val="Compact"/>
-              <w:jc w:val="left"/>
-            </w:pPr>
-            <w:r>
-              <w:rPr>
-                <w:sz w:val="17"/>
-              </w:rPr>
-              <w:t xml:space="preserve">Open</w:t>
+              <w:t xml:space="preserve">empty while an invitation is pending (FR-004)</w:t>
             </w:r>
           </w:p>
         </w:tc>
       </w:tr>
     </w:tbl>
-    <w:bookmarkEnd w:id="37"/>
-    <w:bookmarkStart w:id="39" w:name="Xfe89178ba2c1baf2da96240bc9850b678501375"/>
+    <w:bookmarkEnd w:id="33"/>
+    <w:bookmarkEnd w:id="34"/>
+    <w:bookmarkStart w:id="35" w:name="Xd2a645a1673f9c3c0ba35362f9a4e8652055502"/>
     <w:p>
       <w:pPr>
         <w:pStyle w:val="Heading2"/>
       </w:pPr>
       <w:r>
-        <w:t xml:space="preserve">11. Traceability to DBIZ2</w:t>
-      </w:r>
-    </w:p>
-    <w:tbl>
-      <w:tblPr>
-        <w:tblStyle w:val="Table"/>
-        <w:tblLook w:firstRow="1" w:lastRow="0" w:firstColumn="0" w:lastColumn="0" w:noHBand="0" w:noVBand="0" w:val="0020"/>
-        <w:jc w:val="start"/>
-        <w:tblBorders>
-          <w:top w:val="single" w:sz="4" w:color="C9CED6"/>
-          <w:left w:val="single" w:sz="4" w:color="C9CED6"/>
-          <w:bottom w:val="single" w:sz="4" w:color="C9CED6"/>
-          <w:right w:val="single" w:sz="4" w:color="C9CED6"/>
-          <w:insideH w:val="single" w:sz="4" w:color="C9CED6"/>
-          <w:insideV w:val="single" w:sz="4" w:color="C9CED6"/>
-        </w:tblBorders>
-        <w:tblW w:w="5000" w:type="pct"/>
-      </w:tblPr>
-      <w:tblGrid>
-        <w:gridCol w:w="3286"/>
-        <w:gridCol w:w="3286"/>
-        <w:gridCol w:w="3286"/>
-      </w:tblGrid>
-      <w:tr>
-        <w:trPr>
-          <w:tblHeader w:val="true"/>
-        </w:trPr>
-        <w:tc>
-          <w:tcPr>
-            <w:shd w:val="clear" w:color="auto" w:fill="E4ECF7"/>
-          </w:tcPr>
-          <w:p>
-            <w:pPr>
-              <w:pStyle w:val="Compact"/>
-              <w:jc w:val="left"/>
-            </w:pPr>
-            <w:r>
-              <w:rPr>
-                <w:b/>
-                <w:color w:val="1F2A5C"/>
-                <w:sz w:val="17"/>
-              </w:rPr>
-              <w:t xml:space="preserve">Spec section</w:t>
-            </w:r>
-          </w:p>
-        </w:tc>
-        <w:tc>
-          <w:tcPr>
-            <w:shd w:val="clear" w:color="auto" w:fill="E4ECF7"/>
-          </w:tcPr>
-          <w:p>
-            <w:pPr>
-              <w:pStyle w:val="Compact"/>
-              <w:jc w:val="left"/>
-            </w:pPr>
-            <w:r>
-              <w:rPr>
-                <w:b/>
-                <w:color w:val="1F2A5C"/>
-                <w:sz w:val="17"/>
-              </w:rPr>
-              <w:t xml:space="preserve">DBIZ2 source</w:t>
-            </w:r>
-          </w:p>
-        </w:tc>
-        <w:tc>
-          <w:tcPr>
-            <w:shd w:val="clear" w:color="auto" w:fill="E4ECF7"/>
-          </w:tcPr>
-          <w:p>
-            <w:pPr>
-              <w:pStyle w:val="Compact"/>
-              <w:jc w:val="left"/>
-            </w:pPr>
-            <w:r>
-              <w:rPr>
-                <w:b/>
-                <w:color w:val="1F2A5C"/>
-                <w:sz w:val="17"/>
-              </w:rPr>
-              <w:t xml:space="preserve">Location</w:t>
-            </w:r>
-          </w:p>
-        </w:tc>
-      </w:tr>
-      <w:tr>
-        <w:tc>
-          <w:tcPr/>
-          <w:p>
-            <w:pPr>
-              <w:pStyle w:val="Compact"/>
-              <w:jc w:val="left"/>
-            </w:pPr>
-            <w:r>
-              <w:rPr>
-                <w:sz w:val="17"/>
-              </w:rPr>
-              <w:t xml:space="preserve">1. Purpose</w:t>
-            </w:r>
-          </w:p>
-        </w:tc>
-        <w:tc>
-          <w:tcPr/>
-          <w:p>
-            <w:pPr>
-              <w:pStyle w:val="Compact"/>
-              <w:jc w:val="left"/>
-            </w:pPr>
-            <w:r>
-              <w:rPr>
-                <w:sz w:val="17"/>
-              </w:rPr>
-              <w:t xml:space="preserve">System Design v2.0 — 1. Schematic, §1.2 (M0)</w:t>
-            </w:r>
-          </w:p>
-        </w:tc>
-        <w:tc>
-          <w:tcPr/>
-          <w:p>
-            <w:pPr>
-              <w:pStyle w:val="Compact"/>
-              <w:jc w:val="left"/>
-            </w:pPr>
-            <w:r>
-              <w:rPr>
-                <w:rStyle w:val="VerbatimChar"/>
-                <w:sz w:val="17"/>
-              </w:rPr>
-              <w:t xml:space="preserve">docs/architecture/context.md</w:t>
-            </w:r>
-          </w:p>
-        </w:tc>
-      </w:tr>
-      <w:tr>
-        <w:tc>
-          <w:tcPr/>
-          <w:p>
-            <w:pPr>
-              <w:pStyle w:val="Compact"/>
-              <w:jc w:val="left"/>
-            </w:pPr>
-            <w:r>
-              <w:rPr>
-                <w:sz w:val="17"/>
-              </w:rPr>
-              <w:t xml:space="preserve">4.1 Usage flow</w:t>
-            </w:r>
-          </w:p>
-        </w:tc>
-        <w:tc>
-          <w:tcPr/>
-          <w:p>
-            <w:pPr>
-              <w:pStyle w:val="Compact"/>
-              <w:jc w:val="left"/>
-            </w:pPr>
-            <w:r>
-              <w:rPr>
-                <w:sz w:val="17"/>
-              </w:rPr>
-              <w:t xml:space="preserve">Usage Flow FLOW-01 (Figure 3) + Step 3 additions</w:t>
-            </w:r>
-          </w:p>
-        </w:tc>
-        <w:tc>
-          <w:tcPr/>
-          <w:p>
-            <w:pPr>
-              <w:pStyle w:val="Compact"/>
-              <w:jc w:val="left"/>
-            </w:pPr>
-            <w:r>
-              <w:rPr>
-                <w:rStyle w:val="VerbatimChar"/>
-                <w:sz w:val="17"/>
-              </w:rPr>
-              <w:t xml:space="preserve">docs/architecture/usage-flow.md</w:t>
-            </w:r>
-            <w:r>
-              <w:rPr>
-                <w:sz w:val="17"/>
-              </w:rPr>
-              <w:t xml:space="preserve"> </w:t>
-            </w:r>
-            <w:r>
-              <w:rPr>
-                <w:sz w:val="17"/>
-              </w:rPr>
-              <w:t xml:space="preserve">§1</w:t>
-            </w:r>
-          </w:p>
-        </w:tc>
-      </w:tr>
-      <w:tr>
-        <w:tc>
-          <w:tcPr/>
-          <w:p>
-            <w:pPr>
-              <w:pStyle w:val="Compact"/>
-              <w:jc w:val="left"/>
-            </w:pPr>
-            <w:r>
-              <w:rPr>
-                <w:sz w:val="17"/>
-              </w:rPr>
-              <w:t xml:space="preserve">4.2 Sequence</w:t>
-            </w:r>
-          </w:p>
-        </w:tc>
-        <w:tc>
-          <w:tcPr/>
-          <w:p>
-            <w:pPr>
-              <w:pStyle w:val="Compact"/>
-              <w:jc w:val="left"/>
-            </w:pPr>
-            <w:r>
-              <w:rPr>
-                <w:sz w:val="17"/>
-              </w:rPr>
-              <w:t xml:space="preserve">Derived; mechanism shown in SEQ-05</w:t>
-            </w:r>
-          </w:p>
-        </w:tc>
-        <w:tc>
-          <w:tcPr/>
-          <w:p>
-            <w:pPr>
-              <w:pStyle w:val="Compact"/>
-              <w:jc w:val="left"/>
-            </w:pPr>
-            <w:r>
-              <w:rPr>
-                <w:rStyle w:val="VerbatimChar"/>
-                <w:sz w:val="17"/>
-              </w:rPr>
-              <w:t xml:space="preserve">docs/architecture/sequence-diagrams.md</w:t>
-            </w:r>
-            <w:r>
-              <w:rPr>
-                <w:sz w:val="17"/>
-              </w:rPr>
-              <w:t xml:space="preserve"> </w:t>
-            </w:r>
-            <w:r>
-              <w:rPr>
-                <w:sz w:val="17"/>
-              </w:rPr>
-              <w:t xml:space="preserve">— SEQ-05</w:t>
-            </w:r>
-          </w:p>
-        </w:tc>
-      </w:tr>
-      <w:tr>
-        <w:tc>
-          <w:tcPr/>
-          <w:p>
-            <w:pPr>
-              <w:pStyle w:val="Compact"/>
-              <w:jc w:val="left"/>
-            </w:pPr>
-            <w:r>
-              <w:rPr>
-                <w:sz w:val="17"/>
-              </w:rPr>
-              <w:t xml:space="preserve">5. Functional requirements</w:t>
-            </w:r>
-          </w:p>
-        </w:tc>
-        <w:tc>
-          <w:tcPr/>
-          <w:p>
-            <w:pPr>
-              <w:pStyle w:val="Compact"/>
-              <w:jc w:val="left"/>
-            </w:pPr>
-            <w:r>
-              <w:rPr>
-                <w:sz w:val="17"/>
-              </w:rPr>
-              <w:t xml:space="preserve">Function List rows 12–20</w:t>
-            </w:r>
-          </w:p>
-        </w:tc>
-        <w:tc>
-          <w:tcPr/>
-          <w:p>
-            <w:pPr>
-              <w:pStyle w:val="Compact"/>
-              <w:jc w:val="left"/>
-            </w:pPr>
-            <w:r>
-              <w:rPr>
-                <w:rStyle w:val="VerbatimChar"/>
-                <w:sz w:val="17"/>
-              </w:rPr>
-              <w:t xml:space="preserve">docs/function-list.md</w:t>
-            </w:r>
-            <w:r>
-              <w:rPr>
-                <w:sz w:val="17"/>
-              </w:rPr>
-              <w:t xml:space="preserve"> </w:t>
-            </w:r>
-            <w:r>
-              <w:rPr>
-                <w:sz w:val="17"/>
-              </w:rPr>
-              <w:t xml:space="preserve">rows 12–20</w:t>
-            </w:r>
-          </w:p>
-        </w:tc>
-      </w:tr>
-      <w:tr>
-        <w:tc>
-          <w:tcPr/>
-          <w:p>
-            <w:pPr>
-              <w:pStyle w:val="Compact"/>
-              <w:jc w:val="left"/>
-            </w:pPr>
-            <w:r>
-              <w:rPr>
-                <w:sz w:val="17"/>
-              </w:rPr>
-              <w:t xml:space="preserve">7. Screens</w:t>
-            </w:r>
-          </w:p>
-        </w:tc>
-        <w:tc>
-          <w:tcPr/>
-          <w:p>
-            <w:pPr>
-              <w:pStyle w:val="Compact"/>
-              <w:jc w:val="left"/>
-            </w:pPr>
-            <w:r>
-              <w:rPr>
-                <w:sz w:val="17"/>
-              </w:rPr>
-              <w:t xml:space="preserve">Screen List SC-10..SC-13</w:t>
-            </w:r>
-          </w:p>
-        </w:tc>
-        <w:tc>
-          <w:tcPr/>
-          <w:p>
-            <w:pPr>
-              <w:pStyle w:val="Compact"/>
-              <w:jc w:val="left"/>
-            </w:pPr>
-            <w:r>
-              <w:rPr>
-                <w:rStyle w:val="VerbatimChar"/>
-                <w:sz w:val="17"/>
-              </w:rPr>
-              <w:t xml:space="preserve">docs/screen-list.md</w:t>
-            </w:r>
-            <w:r>
-              <w:rPr>
-                <w:sz w:val="17"/>
-              </w:rPr>
-              <w:t xml:space="preserve"> </w:t>
-            </w:r>
-            <w:r>
-              <w:rPr>
-                <w:sz w:val="17"/>
-              </w:rPr>
-              <w:t xml:space="preserve">§1</w:t>
-            </w:r>
-          </w:p>
-        </w:tc>
-      </w:tr>
-    </w:tbl>
-    <w:bookmarkStart w:id="38" w:name="X0ebe4ea0055657d0fde6dddb3c03c11905d0ce8"/>
-    <w:p>
-      <w:pPr>
-        <w:pStyle w:val="Heading3"/>
-      </w:pPr>
-      <w:r>
-        <w:t xml:space="preserve">11.1 Reconciliation with DBIZ2 (System Design v2.0)</w:t>
-      </w:r>
-    </w:p>
-    <w:p>
-      <w:pPr>
-        <w:pStyle w:val="FirstParagraph"/>
-      </w:pPr>
-      <w:r>
-        <w:t xml:space="preserve">Where the 20-screen design or this spec differs from the DBIZ2 Function List, the difference is written here instead of being silently changed.</w:t>
+        <w:t xml:space="preserve">7. Screens involved</w:t>
       </w:r>
     </w:p>
     <w:tbl>
@@ -7807,7 +6423,7 @@
                 <w:color w:val="1F2A5C"/>
                 <w:sz w:val="17"/>
               </w:rPr>
-              <w:t xml:space="preserve">Topic</w:t>
+              <w:t xml:space="preserve">Screen ID</w:t>
             </w:r>
           </w:p>
         </w:tc>
@@ -7826,7 +6442,7 @@
                 <w:color w:val="1F2A5C"/>
                 <w:sz w:val="17"/>
               </w:rPr>
-              <w:t xml:space="preserve">DBIZ2 / System Design v2.0</w:t>
+              <w:t xml:space="preserve">Screen name</w:t>
             </w:r>
           </w:p>
         </w:tc>
@@ -7845,7 +6461,7 @@
                 <w:color w:val="1F2A5C"/>
                 <w:sz w:val="17"/>
               </w:rPr>
-              <w:t xml:space="preserve">This spec</w:t>
+              <w:t xml:space="preserve">Priority</w:t>
             </w:r>
           </w:p>
         </w:tc>
@@ -7864,7 +6480,7 @@
                 <w:color w:val="1F2A5C"/>
                 <w:sz w:val="17"/>
               </w:rPr>
-              <w:t xml:space="preserve">Status</w:t>
+              <w:t xml:space="preserve">Screen Spec file</w:t>
             </w:r>
           </w:p>
         </w:tc>
@@ -7881,52 +6497,53 @@
               <w:rPr>
                 <w:sz w:val="17"/>
               </w:rPr>
-              <w:t xml:space="preserve">Project creation fields</w:t>
-            </w:r>
-          </w:p>
-        </w:tc>
-        <w:tc>
-          <w:tcPr/>
-          <w:p>
-            <w:pPr>
-              <w:pStyle w:val="Compact"/>
-              <w:jc w:val="left"/>
-            </w:pPr>
-            <w:r>
-              <w:rPr>
-                <w:sz w:val="17"/>
-              </w:rPr>
-              <w:t xml:space="preserve">F-M0-01: name, segment, shoot date, logline</w:t>
-            </w:r>
-          </w:p>
-        </w:tc>
-        <w:tc>
-          <w:tcPr/>
-          <w:p>
-            <w:pPr>
-              <w:pStyle w:val="Compact"/>
-              <w:jc w:val="left"/>
-            </w:pPr>
-            <w:r>
-              <w:rPr>
-                <w:sz w:val="17"/>
-              </w:rPr>
-              <w:t xml:space="preserve">format required; shoot days, crew size and provinces added (SC-10)</w:t>
-            </w:r>
-          </w:p>
-        </w:tc>
-        <w:tc>
-          <w:tcPr/>
-          <w:p>
-            <w:pPr>
-              <w:pStyle w:val="Compact"/>
-              <w:jc w:val="left"/>
-            </w:pPr>
-            <w:r>
-              <w:rPr>
-                <w:sz w:val="17"/>
-              </w:rPr>
-              <w:t xml:space="preserve">Changed — Confirmed by the Client</w:t>
+              <w:t xml:space="preserve">SC-10</w:t>
+            </w:r>
+          </w:p>
+        </w:tc>
+        <w:tc>
+          <w:tcPr/>
+          <w:p>
+            <w:pPr>
+              <w:pStyle w:val="Compact"/>
+              <w:jc w:val="left"/>
+            </w:pPr>
+            <w:r>
+              <w:rPr>
+                <w:sz w:val="17"/>
+              </w:rPr>
+              <w:t xml:space="preserve">Project list / Create new project</w:t>
+            </w:r>
+          </w:p>
+        </w:tc>
+        <w:tc>
+          <w:tcPr/>
+          <w:p>
+            <w:pPr>
+              <w:pStyle w:val="Compact"/>
+              <w:jc w:val="left"/>
+            </w:pPr>
+            <w:r>
+              <w:rPr>
+                <w:sz w:val="17"/>
+              </w:rPr>
+              <w:t xml:space="preserve">Must</w:t>
+            </w:r>
+          </w:p>
+        </w:tc>
+        <w:tc>
+          <w:tcPr/>
+          <w:p>
+            <w:pPr>
+              <w:pStyle w:val="Compact"/>
+              <w:jc w:val="left"/>
+            </w:pPr>
+            <w:r>
+              <w:rPr>
+                <w:rStyle w:val="VerbatimChar"/>
+                <w:sz w:val="17"/>
+              </w:rPr>
+              <w:t xml:space="preserve">docs/screens/screen-spec-SC-10.md</w:t>
             </w:r>
           </w:p>
         </w:tc>
@@ -7943,7 +6560,22 @@
               <w:rPr>
                 <w:sz w:val="17"/>
               </w:rPr>
-              <w:t xml:space="preserve">F-M0-09 priority</w:t>
+              <w:t xml:space="preserve">SC-12</w:t>
+            </w:r>
+          </w:p>
+        </w:tc>
+        <w:tc>
+          <w:tcPr/>
+          <w:p>
+            <w:pPr>
+              <w:pStyle w:val="Compact"/>
+              <w:jc w:val="left"/>
+            </w:pPr>
+            <w:r>
+              <w:rPr>
+                <w:sz w:val="17"/>
+              </w:rPr>
+              <w:t xml:space="preserve">Readiness dashboard (5 gauges)</w:t>
             </w:r>
           </w:p>
         </w:tc>
@@ -7971,32 +6603,1846 @@
             </w:pPr>
             <w:r>
               <w:rPr>
-                <w:sz w:val="17"/>
-              </w:rPr>
-              <w:t xml:space="preserve">Could — no chart on the SC-12 mockup</w:t>
-            </w:r>
-          </w:p>
-        </w:tc>
-        <w:tc>
-          <w:tcPr/>
-          <w:p>
-            <w:pPr>
-              <w:pStyle w:val="Compact"/>
-              <w:jc w:val="left"/>
-            </w:pPr>
-            <w:r>
-              <w:rPr>
-                <w:sz w:val="17"/>
-              </w:rPr>
-              <w:t xml:space="preserve">Changed — Confirmed by the Client</w:t>
+                <w:rStyle w:val="VerbatimChar"/>
+                <w:sz w:val="17"/>
+              </w:rPr>
+              <w:t xml:space="preserve">docs/screens/screen-spec-SC-12.md</w:t>
+            </w:r>
+          </w:p>
+        </w:tc>
+      </w:tr>
+      <w:tr>
+        <w:tc>
+          <w:tcPr/>
+          <w:p>
+            <w:pPr>
+              <w:pStyle w:val="Compact"/>
+              <w:jc w:val="left"/>
+            </w:pPr>
+            <w:r>
+              <w:rPr>
+                <w:sz w:val="17"/>
+              </w:rPr>
+              <w:t xml:space="preserve">SC-13</w:t>
+            </w:r>
+          </w:p>
+        </w:tc>
+        <w:tc>
+          <w:tcPr/>
+          <w:p>
+            <w:pPr>
+              <w:pStyle w:val="Compact"/>
+              <w:jc w:val="left"/>
+            </w:pPr>
+            <w:r>
+              <w:rPr>
+                <w:sz w:val="17"/>
+              </w:rPr>
+              <w:t xml:space="preserve">Project settings</w:t>
+            </w:r>
+          </w:p>
+        </w:tc>
+        <w:tc>
+          <w:tcPr/>
+          <w:p>
+            <w:pPr>
+              <w:pStyle w:val="Compact"/>
+              <w:jc w:val="left"/>
+            </w:pPr>
+            <w:r>
+              <w:rPr>
+                <w:sz w:val="17"/>
+              </w:rPr>
+              <w:t xml:space="preserve">Must</w:t>
+            </w:r>
+          </w:p>
+        </w:tc>
+        <w:tc>
+          <w:tcPr/>
+          <w:p>
+            <w:pPr>
+              <w:pStyle w:val="Compact"/>
+              <w:jc w:val="left"/>
+            </w:pPr>
+            <w:r>
+              <w:rPr>
+                <w:rStyle w:val="VerbatimChar"/>
+                <w:sz w:val="17"/>
+              </w:rPr>
+              <w:t xml:space="preserve">docs/screens/screen-spec-SC-13.md</w:t>
+            </w:r>
+          </w:p>
+        </w:tc>
+      </w:tr>
+    </w:tbl>
+    <w:bookmarkEnd w:id="35"/>
+    <w:bookmarkStart w:id="36" w:name="Xbe7985084ef4dfdbc7e9fba0a235022f75110b0"/>
+    <w:p>
+      <w:pPr>
+        <w:pStyle w:val="Heading2"/>
+      </w:pPr>
+      <w:r>
+        <w:t xml:space="preserve">8. Success criteria</w:t>
+      </w:r>
+    </w:p>
+    <w:tbl>
+      <w:tblPr>
+        <w:tblStyle w:val="Table"/>
+        <w:tblLook w:firstRow="1" w:lastRow="0" w:firstColumn="0" w:lastColumn="0" w:noHBand="0" w:noVBand="0" w:val="0020"/>
+        <w:jc w:val="start"/>
+        <w:tblBorders>
+          <w:top w:val="single" w:sz="4" w:color="C9CED6"/>
+          <w:left w:val="single" w:sz="4" w:color="C9CED6"/>
+          <w:bottom w:val="single" w:sz="4" w:color="C9CED6"/>
+          <w:right w:val="single" w:sz="4" w:color="C9CED6"/>
+          <w:insideH w:val="single" w:sz="4" w:color="C9CED6"/>
+          <w:insideV w:val="single" w:sz="4" w:color="C9CED6"/>
+        </w:tblBorders>
+        <w:tblW w:w="5000" w:type="pct"/>
+      </w:tblPr>
+      <w:tblGrid>
+        <w:gridCol w:w="3286"/>
+        <w:gridCol w:w="3286"/>
+        <w:gridCol w:w="3286"/>
+      </w:tblGrid>
+      <w:tr>
+        <w:trPr>
+          <w:tblHeader w:val="true"/>
+        </w:trPr>
+        <w:tc>
+          <w:tcPr>
+            <w:shd w:val="clear" w:color="auto" w:fill="E4ECF7"/>
+          </w:tcPr>
+          <w:p>
+            <w:pPr>
+              <w:pStyle w:val="Compact"/>
+              <w:jc w:val="left"/>
+            </w:pPr>
+            <w:r>
+              <w:rPr>
+                <w:b/>
+                <w:color w:val="1F2A5C"/>
+                <w:sz w:val="17"/>
+              </w:rPr>
+              <w:t xml:space="preserve">SC ID</w:t>
+            </w:r>
+          </w:p>
+        </w:tc>
+        <w:tc>
+          <w:tcPr>
+            <w:shd w:val="clear" w:color="auto" w:fill="E4ECF7"/>
+          </w:tcPr>
+          <w:p>
+            <w:pPr>
+              <w:pStyle w:val="Compact"/>
+              <w:jc w:val="left"/>
+            </w:pPr>
+            <w:r>
+              <w:rPr>
+                <w:b/>
+                <w:color w:val="1F2A5C"/>
+                <w:sz w:val="17"/>
+              </w:rPr>
+              <w:t xml:space="preserve">Criterion</w:t>
+            </w:r>
+          </w:p>
+        </w:tc>
+        <w:tc>
+          <w:tcPr>
+            <w:shd w:val="clear" w:color="auto" w:fill="E4ECF7"/>
+          </w:tcPr>
+          <w:p>
+            <w:pPr>
+              <w:pStyle w:val="Compact"/>
+              <w:jc w:val="left"/>
+            </w:pPr>
+            <w:r>
+              <w:rPr>
+                <w:b/>
+                <w:color w:val="1F2A5C"/>
+                <w:sz w:val="17"/>
+              </w:rPr>
+              <w:t xml:space="preserve">How it is measured</w:t>
+            </w:r>
+          </w:p>
+        </w:tc>
+      </w:tr>
+      <w:tr>
+        <w:tc>
+          <w:tcPr/>
+          <w:p>
+            <w:pPr>
+              <w:pStyle w:val="Compact"/>
+              <w:jc w:val="left"/>
+            </w:pPr>
+            <w:r>
+              <w:rPr>
+                <w:sz w:val="17"/>
+              </w:rPr>
+              <w:t xml:space="preserve">SC-001</w:t>
+            </w:r>
+          </w:p>
+        </w:tc>
+        <w:tc>
+          <w:tcPr/>
+          <w:p>
+            <w:pPr>
+              <w:pStyle w:val="Compact"/>
+              <w:jc w:val="left"/>
+            </w:pPr>
+            <w:r>
+              <w:rPr>
+                <w:sz w:val="17"/>
+              </w:rPr>
+              <w:t xml:space="preserve">A producer can say what their next step is within 10 seconds of opening the dashboard.</w:t>
+            </w:r>
+          </w:p>
+        </w:tc>
+        <w:tc>
+          <w:tcPr/>
+          <w:p>
+            <w:pPr>
+              <w:pStyle w:val="Compact"/>
+              <w:jc w:val="left"/>
+            </w:pPr>
+            <w:r>
+              <w:rPr>
+                <w:sz w:val="17"/>
+              </w:rPr>
+              <w:t xml:space="preserve">Five-second test with 5 producers: ask</w:t>
+            </w:r>
+            <w:r>
+              <w:rPr>
+                <w:sz w:val="17"/>
+              </w:rPr>
+              <w:t xml:space="preserve"> </w:t>
+            </w:r>
+            <w:r>
+              <w:rPr>
+                <w:iCs/>
+                <w:i/>
+                <w:sz w:val="17"/>
+              </w:rPr>
+              <w:t xml:space="preserve">what do you do next?</w:t>
+            </w:r>
+          </w:p>
+        </w:tc>
+      </w:tr>
+      <w:tr>
+        <w:tc>
+          <w:tcPr/>
+          <w:p>
+            <w:pPr>
+              <w:pStyle w:val="Compact"/>
+              <w:jc w:val="left"/>
+            </w:pPr>
+            <w:r>
+              <w:rPr>
+                <w:sz w:val="17"/>
+              </w:rPr>
+              <w:t xml:space="preserve">SC-002</w:t>
+            </w:r>
+          </w:p>
+        </w:tc>
+        <w:tc>
+          <w:tcPr/>
+          <w:p>
+            <w:pPr>
+              <w:pStyle w:val="Compact"/>
+              <w:jc w:val="left"/>
+            </w:pPr>
+            <w:r>
+              <w:rPr>
+                <w:sz w:val="17"/>
+              </w:rPr>
+              <w:t xml:space="preserve">A new project can be created in under 1 minute with only three fields.</w:t>
+            </w:r>
+          </w:p>
+        </w:tc>
+        <w:tc>
+          <w:tcPr/>
+          <w:p>
+            <w:pPr>
+              <w:pStyle w:val="Compact"/>
+              <w:jc w:val="left"/>
+            </w:pPr>
+            <w:r>
+              <w:rPr>
+                <w:sz w:val="17"/>
+              </w:rPr>
+              <w:t xml:space="preserve">Timed test with 5 producers.</w:t>
+            </w:r>
+          </w:p>
+        </w:tc>
+      </w:tr>
+      <w:tr>
+        <w:tc>
+          <w:tcPr/>
+          <w:p>
+            <w:pPr>
+              <w:pStyle w:val="Compact"/>
+              <w:jc w:val="left"/>
+            </w:pPr>
+            <w:r>
+              <w:rPr>
+                <w:sz w:val="17"/>
+              </w:rPr>
+              <w:t xml:space="preserve">SC-003</w:t>
+            </w:r>
+          </w:p>
+        </w:tc>
+        <w:tc>
+          <w:tcPr/>
+          <w:p>
+            <w:pPr>
+              <w:pStyle w:val="Compact"/>
+              <w:jc w:val="left"/>
+            </w:pPr>
+            <w:r>
+              <w:rPr>
+                <w:sz w:val="17"/>
+              </w:rPr>
+              <w:t xml:space="preserve">The readiness shown on the project list and on the dashboard is always identical.</w:t>
+            </w:r>
+          </w:p>
+        </w:tc>
+        <w:tc>
+          <w:tcPr/>
+          <w:p>
+            <w:pPr>
+              <w:pStyle w:val="Compact"/>
+              <w:jc w:val="left"/>
+            </w:pPr>
+            <w:r>
+              <w:rPr>
+                <w:sz w:val="17"/>
+              </w:rPr>
+              <w:t xml:space="preserve">Compare both screens on 20 test projects.</w:t>
+            </w:r>
+          </w:p>
+        </w:tc>
+      </w:tr>
+    </w:tbl>
+    <w:bookmarkEnd w:id="36"/>
+    <w:bookmarkStart w:id="37" w:name="Xf0e84fbc24061432f3671343bf60d40f0e14ddf"/>
+    <w:p>
+      <w:pPr>
+        <w:pStyle w:val="Heading2"/>
+      </w:pPr>
+      <w:r>
+        <w:t xml:space="preserve">9. Assumptions</w:t>
+      </w:r>
+    </w:p>
+    <w:p>
+      <w:pPr>
+        <w:numPr>
+          <w:ilvl w:val="0"/>
+          <w:numId w:val="1008"/>
+        </w:numPr>
+        <w:pStyle w:val="Compact"/>
+      </w:pPr>
+      <w:r>
+        <w:t xml:space="preserve">A project belongs to one producer organisation.</w:t>
+      </w:r>
+    </w:p>
+    <w:p>
+      <w:pPr>
+        <w:numPr>
+          <w:ilvl w:val="0"/>
+          <w:numId w:val="1008"/>
+        </w:numPr>
+        <w:pStyle w:val="Compact"/>
+      </w:pPr>
+      <w:r>
+        <w:t xml:space="preserve">Overall readiness is a weighted average of the gauges that apply to the segment.</w:t>
+      </w:r>
+    </w:p>
+    <w:p>
+      <w:pPr>
+        <w:numPr>
+          <w:ilvl w:val="0"/>
+          <w:numId w:val="1008"/>
+        </w:numPr>
+        <w:pStyle w:val="Compact"/>
+      </w:pPr>
+      <w:r>
+        <w:t xml:space="preserve">Test values used until VFDA confirms the gauge formulas and weights (TL5 formulas, adapted to the data this spec stores):</w:t>
+      </w:r>
+      <w:r>
+        <w:t xml:space="preserve"> </w:t>
+      </w:r>
+      <w:r>
+        <w:rPr>
+          <w:iCs/>
+          <w:i/>
+        </w:rPr>
+        <w:t xml:space="preserve">Content &amp; compliance</w:t>
+      </w:r>
+      <w:r>
+        <w:t xml:space="preserve"> </w:t>
+      </w:r>
+      <w:r>
+        <w:t xml:space="preserve">= 30 % if the project has a compliance run + 30 % if its latest run used the active rule-set version + 40 % × the share of that run's findings marked reviewed (all 40 % when it has no finding).</w:t>
+      </w:r>
+    </w:p>
+    <w:p>
+      <w:pPr>
+        <w:numPr>
+          <w:ilvl w:val="0"/>
+          <w:numId w:val="1008"/>
+        </w:numPr>
+        <w:pStyle w:val="Compact"/>
+      </w:pPr>
+      <w:r>
+        <w:rPr>
+          <w:iCs/>
+          <w:i/>
+        </w:rPr>
+        <w:t xml:space="preserve">Locations</w:t>
+      </w:r>
+      <w:r>
+        <w:t xml:space="preserve"> </w:t>
+      </w:r>
+      <w:r>
+        <w:t xml:space="preserve">= 50 % with at least one shortlisted location + 25 % when a primary is set + 25 % when a backup is set.</w:t>
+      </w:r>
+    </w:p>
+    <w:p>
+      <w:pPr>
+        <w:numPr>
+          <w:ilvl w:val="0"/>
+          <w:numId w:val="1008"/>
+        </w:numPr>
+        <w:pStyle w:val="Compact"/>
+      </w:pPr>
+      <w:r>
+        <w:rPr>
+          <w:iCs/>
+          <w:i/>
+        </w:rPr>
+        <w:t xml:space="preserve">Partners</w:t>
+      </w:r>
+      <w:r>
+        <w:t xml:space="preserve"> </w:t>
+      </w:r>
+      <w:r>
+        <w:t xml:space="preserve">= 30 % once a collaboration request is sent, 70 % once one is accepted, 100 % once one is confirmed (M4 BR-005).</w:t>
+      </w:r>
+    </w:p>
+    <w:p>
+      <w:pPr>
+        <w:numPr>
+          <w:ilvl w:val="0"/>
+          <w:numId w:val="1008"/>
+        </w:numPr>
+        <w:pStyle w:val="Compact"/>
+      </w:pPr>
+      <w:r>
+        <w:rPr>
+          <w:iCs/>
+          <w:i/>
+        </w:rPr>
+        <w:t xml:space="preserve">Dossier &amp; permits</w:t>
+      </w:r>
+      <w:r>
+        <w:t xml:space="preserve"> </w:t>
+      </w:r>
+      <w:r>
+        <w:t xml:space="preserve">= the share of the four Article 13 components whose slot is</w:t>
+      </w:r>
+      <w:r>
+        <w:t xml:space="preserve"> </w:t>
+      </w:r>
+      <w:r>
+        <w:rPr>
+          <w:rStyle w:val="VerbatimChar"/>
+        </w:rPr>
+        <w:t xml:space="preserve">present</w:t>
+      </w:r>
+      <w:r>
+        <w:t xml:space="preserve"> </w:t>
+      </w:r>
+      <w:r>
+        <w:t xml:space="preserve">(segments A and B only).</w:t>
+      </w:r>
+    </w:p>
+    <w:p>
+      <w:pPr>
+        <w:numPr>
+          <w:ilvl w:val="0"/>
+          <w:numId w:val="1008"/>
+        </w:numPr>
+        <w:pStyle w:val="Compact"/>
+      </w:pPr>
+      <w:r>
+        <w:rPr>
+          <w:iCs/>
+          <w:i/>
+        </w:rPr>
+        <w:t xml:space="preserve">Logistics</w:t>
+      </w:r>
+      <w:r>
+        <w:t xml:space="preserve"> </w:t>
+      </w:r>
+      <w:r>
+        <w:t xml:space="preserve">is not scored until phase 2 (shown as</w:t>
+      </w:r>
+      <w:r>
+        <w:t xml:space="preserve"> </w:t>
+      </w:r>
+      <w:r>
+        <w:rPr>
+          <w:rStyle w:val="VerbatimChar"/>
+        </w:rPr>
+        <w:t xml:space="preserve">—</w:t>
+      </w:r>
+      <w:r>
+        <w:t xml:space="preserve">, weight 0). Overall readiness = equal weights of the scored gauges: segments A and B 4 × 25 %; segment C 3 × 33.3 % (no</w:t>
+      </w:r>
+      <w:r>
+        <w:t xml:space="preserve"> </w:t>
+      </w:r>
+      <w:r>
+        <w:rPr>
+          <w:iCs/>
+          <w:i/>
+        </w:rPr>
+        <w:t xml:space="preserve">Dossier &amp; permits</w:t>
+      </w:r>
+      <w:r>
+        <w:t xml:space="preserve"> </w:t>
+      </w:r>
+      <w:r>
+        <w:t xml:space="preserve">gauge). Safety buffer = 7 days.</w:t>
+      </w:r>
+    </w:p>
+    <w:bookmarkEnd w:id="37"/>
+    <w:bookmarkStart w:id="38" w:name="X55a6565c84ac464289a534278fc4074fe00819d"/>
+    <w:p>
+      <w:pPr>
+        <w:pStyle w:val="Heading2"/>
+      </w:pPr>
+      <w:r>
+        <w:t xml:space="preserve">10. Open questions</w:t>
+      </w:r>
+    </w:p>
+    <w:tbl>
+      <w:tblPr>
+        <w:tblStyle w:val="Table"/>
+        <w:tblLook w:firstRow="1" w:lastRow="0" w:firstColumn="0" w:lastColumn="0" w:noHBand="0" w:noVBand="0" w:val="0020"/>
+        <w:jc w:val="start"/>
+        <w:tblBorders>
+          <w:top w:val="single" w:sz="4" w:color="C9CED6"/>
+          <w:left w:val="single" w:sz="4" w:color="C9CED6"/>
+          <w:bottom w:val="single" w:sz="4" w:color="C9CED6"/>
+          <w:right w:val="single" w:sz="4" w:color="C9CED6"/>
+          <w:insideH w:val="single" w:sz="4" w:color="C9CED6"/>
+          <w:insideV w:val="single" w:sz="4" w:color="C9CED6"/>
+        </w:tblBorders>
+        <w:tblW w:w="5000" w:type="pct"/>
+      </w:tblPr>
+      <w:tblGrid>
+        <w:gridCol w:w="1972"/>
+        <w:gridCol w:w="1972"/>
+        <w:gridCol w:w="1972"/>
+        <w:gridCol w:w="1972"/>
+        <w:gridCol w:w="1972"/>
+      </w:tblGrid>
+      <w:tr>
+        <w:trPr>
+          <w:tblHeader w:val="true"/>
+        </w:trPr>
+        <w:tc>
+          <w:tcPr>
+            <w:shd w:val="clear" w:color="auto" w:fill="E4ECF7"/>
+          </w:tcPr>
+          <w:p>
+            <w:pPr>
+              <w:pStyle w:val="Compact"/>
+              <w:jc w:val="left"/>
+            </w:pPr>
+            <w:r>
+              <w:rPr>
+                <w:b/>
+                <w:color w:val="1F2A5C"/>
+                <w:sz w:val="17"/>
+              </w:rPr>
+              <w:t xml:space="preserve">#</w:t>
+            </w:r>
+          </w:p>
+        </w:tc>
+        <w:tc>
+          <w:tcPr>
+            <w:shd w:val="clear" w:color="auto" w:fill="E4ECF7"/>
+          </w:tcPr>
+          <w:p>
+            <w:pPr>
+              <w:pStyle w:val="Compact"/>
+              <w:jc w:val="left"/>
+            </w:pPr>
+            <w:r>
+              <w:rPr>
+                <w:b/>
+                <w:color w:val="1F2A5C"/>
+                <w:sz w:val="17"/>
+              </w:rPr>
+              <w:t xml:space="preserve">Question</w:t>
+            </w:r>
+          </w:p>
+        </w:tc>
+        <w:tc>
+          <w:tcPr>
+            <w:shd w:val="clear" w:color="auto" w:fill="E4ECF7"/>
+          </w:tcPr>
+          <w:p>
+            <w:pPr>
+              <w:pStyle w:val="Compact"/>
+              <w:jc w:val="left"/>
+            </w:pPr>
+            <w:r>
+              <w:rPr>
+                <w:b/>
+                <w:color w:val="1F2A5C"/>
+                <w:sz w:val="17"/>
+              </w:rPr>
+              <w:t xml:space="preserve">Blocking?</w:t>
+            </w:r>
+          </w:p>
+        </w:tc>
+        <w:tc>
+          <w:tcPr>
+            <w:shd w:val="clear" w:color="auto" w:fill="E4ECF7"/>
+          </w:tcPr>
+          <w:p>
+            <w:pPr>
+              <w:pStyle w:val="Compact"/>
+              <w:jc w:val="left"/>
+            </w:pPr>
+            <w:r>
+              <w:rPr>
+                <w:b/>
+                <w:color w:val="1F2A5C"/>
+                <w:sz w:val="17"/>
+              </w:rPr>
+              <w:t xml:space="preserve">Owner</w:t>
+            </w:r>
+          </w:p>
+        </w:tc>
+        <w:tc>
+          <w:tcPr>
+            <w:shd w:val="clear" w:color="auto" w:fill="E4ECF7"/>
+          </w:tcPr>
+          <w:p>
+            <w:pPr>
+              <w:pStyle w:val="Compact"/>
+              <w:jc w:val="left"/>
+            </w:pPr>
+            <w:r>
+              <w:rPr>
+                <w:b/>
+                <w:color w:val="1F2A5C"/>
+                <w:sz w:val="17"/>
+              </w:rPr>
+              <w:t xml:space="preserve">Status</w:t>
+            </w:r>
+          </w:p>
+        </w:tc>
+      </w:tr>
+      <w:tr>
+        <w:tc>
+          <w:tcPr/>
+          <w:p>
+            <w:pPr>
+              <w:pStyle w:val="Compact"/>
+              <w:jc w:val="left"/>
+            </w:pPr>
+            <w:r>
+              <w:rPr>
+                <w:sz w:val="17"/>
+              </w:rPr>
+              <w:t xml:space="preserve">1</w:t>
+            </w:r>
+          </w:p>
+        </w:tc>
+        <w:tc>
+          <w:tcPr/>
+          <w:p>
+            <w:pPr>
+              <w:pStyle w:val="Compact"/>
+              <w:jc w:val="left"/>
+            </w:pPr>
+            <w:r>
+              <w:rPr>
+                <w:sz w:val="17"/>
+              </w:rPr>
+              <w:t xml:space="preserve">[NEEDS CLARIFICATION: Weights of the five gauges in the overall score, per segment.]</w:t>
+            </w:r>
+            <w:r>
+              <w:rPr>
+                <w:sz w:val="17"/>
+              </w:rPr>
+              <w:t xml:space="preserve"> </w:t>
+            </w:r>
+            <w:r>
+              <w:rPr>
+                <w:iCs/>
+                <w:i/>
+                <w:sz w:val="17"/>
+              </w:rPr>
+              <w:t xml:space="preserve">(also raised in SC-12)</w:t>
+            </w:r>
+          </w:p>
+        </w:tc>
+        <w:tc>
+          <w:tcPr/>
+          <w:p>
+            <w:pPr>
+              <w:pStyle w:val="Compact"/>
+              <w:jc w:val="left"/>
+            </w:pPr>
+            <w:r>
+              <w:rPr>
+                <w:sz w:val="17"/>
+              </w:rPr>
+              <w:t xml:space="preserve">Yes</w:t>
+            </w:r>
+          </w:p>
+        </w:tc>
+        <w:tc>
+          <w:tcPr/>
+          <w:p>
+            <w:pPr>
+              <w:pStyle w:val="Compact"/>
+              <w:jc w:val="left"/>
+            </w:pPr>
+            <w:r>
+              <w:rPr>
+                <w:sz w:val="17"/>
+              </w:rPr>
+              <w:t xml:space="preserve">Client (VFDA)</w:t>
+            </w:r>
+          </w:p>
+        </w:tc>
+        <w:tc>
+          <w:tcPr/>
+          <w:p>
+            <w:pPr>
+              <w:pStyle w:val="Compact"/>
+              <w:jc w:val="left"/>
+            </w:pPr>
+            <w:r>
+              <w:rPr>
+                <w:sz w:val="17"/>
+              </w:rPr>
+              <w:t xml:space="preserve">Open</w:t>
+            </w:r>
+          </w:p>
+        </w:tc>
+      </w:tr>
+      <w:tr>
+        <w:tc>
+          <w:tcPr/>
+          <w:p>
+            <w:pPr>
+              <w:pStyle w:val="Compact"/>
+              <w:jc w:val="left"/>
+            </w:pPr>
+            <w:r>
+              <w:rPr>
+                <w:sz w:val="17"/>
+              </w:rPr>
+              <w:t xml:space="preserve">2</w:t>
+            </w:r>
+          </w:p>
+        </w:tc>
+        <w:tc>
+          <w:tcPr/>
+          <w:p>
+            <w:pPr>
+              <w:pStyle w:val="Compact"/>
+              <w:jc w:val="left"/>
+            </w:pPr>
+            <w:r>
+              <w:rPr>
+                <w:sz w:val="17"/>
+              </w:rPr>
+              <w:t xml:space="preserve">[NEEDS CLARIFICATION: Is the 7-day safety buffer before the first shooting day editable by the producer?]</w:t>
+            </w:r>
+            <w:r>
+              <w:rPr>
+                <w:sz w:val="17"/>
+              </w:rPr>
+              <w:t xml:space="preserve"> </w:t>
+            </w:r>
+            <w:r>
+              <w:rPr>
+                <w:iCs/>
+                <w:i/>
+                <w:sz w:val="17"/>
+              </w:rPr>
+              <w:t xml:space="preserve">(also raised in SC-12)</w:t>
+            </w:r>
+          </w:p>
+        </w:tc>
+        <w:tc>
+          <w:tcPr/>
+          <w:p>
+            <w:pPr>
+              <w:pStyle w:val="Compact"/>
+              <w:jc w:val="left"/>
+            </w:pPr>
+            <w:r>
+              <w:rPr>
+                <w:sz w:val="17"/>
+              </w:rPr>
+              <w:t xml:space="preserve">No</w:t>
+            </w:r>
+          </w:p>
+        </w:tc>
+        <w:tc>
+          <w:tcPr/>
+          <w:p>
+            <w:pPr>
+              <w:pStyle w:val="Compact"/>
+              <w:jc w:val="left"/>
+            </w:pPr>
+            <w:r>
+              <w:rPr>
+                <w:sz w:val="17"/>
+              </w:rPr>
+              <w:t xml:space="preserve">Client (VFDA)</w:t>
+            </w:r>
+          </w:p>
+        </w:tc>
+        <w:tc>
+          <w:tcPr/>
+          <w:p>
+            <w:pPr>
+              <w:pStyle w:val="Compact"/>
+              <w:jc w:val="left"/>
+            </w:pPr>
+            <w:r>
+              <w:rPr>
+                <w:sz w:val="17"/>
+              </w:rPr>
+              <w:t xml:space="preserve">Open</w:t>
+            </w:r>
+          </w:p>
+        </w:tc>
+      </w:tr>
+      <w:tr>
+        <w:tc>
+          <w:tcPr/>
+          <w:p>
+            <w:pPr>
+              <w:pStyle w:val="Compact"/>
+              <w:jc w:val="left"/>
+            </w:pPr>
+            <w:r>
+              <w:rPr>
+                <w:sz w:val="17"/>
+              </w:rPr>
+              <w:t xml:space="preserve">3</w:t>
+            </w:r>
+          </w:p>
+        </w:tc>
+        <w:tc>
+          <w:tcPr/>
+          <w:p>
+            <w:pPr>
+              <w:pStyle w:val="Compact"/>
+              <w:jc w:val="left"/>
+            </w:pPr>
+            <w:r>
+              <w:rPr>
+                <w:sz w:val="17"/>
+              </w:rPr>
+              <w:t xml:space="preserve">[NEEDS CLARIFICATION: Can people outside the producer organisation (a lawyer, a freelance line producer) be invited to a project?]</w:t>
+            </w:r>
+            <w:r>
+              <w:rPr>
+                <w:sz w:val="17"/>
+              </w:rPr>
+              <w:t xml:space="preserve"> </w:t>
+            </w:r>
+            <w:r>
+              <w:rPr>
+                <w:iCs/>
+                <w:i/>
+                <w:sz w:val="17"/>
+              </w:rPr>
+              <w:t xml:space="preserve">(also raised in SC-10, SC-13)</w:t>
+            </w:r>
+          </w:p>
+        </w:tc>
+        <w:tc>
+          <w:tcPr/>
+          <w:p>
+            <w:pPr>
+              <w:pStyle w:val="Compact"/>
+              <w:jc w:val="left"/>
+            </w:pPr>
+            <w:r>
+              <w:rPr>
+                <w:sz w:val="17"/>
+              </w:rPr>
+              <w:t xml:space="preserve">No</w:t>
+            </w:r>
+          </w:p>
+        </w:tc>
+        <w:tc>
+          <w:tcPr/>
+          <w:p>
+            <w:pPr>
+              <w:pStyle w:val="Compact"/>
+              <w:jc w:val="left"/>
+            </w:pPr>
+            <w:r>
+              <w:rPr>
+                <w:sz w:val="17"/>
+              </w:rPr>
+              <w:t xml:space="preserve">Client (VFDA)</w:t>
+            </w:r>
+          </w:p>
+        </w:tc>
+        <w:tc>
+          <w:tcPr/>
+          <w:p>
+            <w:pPr>
+              <w:pStyle w:val="Compact"/>
+              <w:jc w:val="left"/>
+            </w:pPr>
+            <w:r>
+              <w:rPr>
+                <w:sz w:val="17"/>
+              </w:rPr>
+              <w:t xml:space="preserve">Open</w:t>
+            </w:r>
+          </w:p>
+        </w:tc>
+      </w:tr>
+      <w:tr>
+        <w:tc>
+          <w:tcPr/>
+          <w:p>
+            <w:pPr>
+              <w:pStyle w:val="Compact"/>
+              <w:jc w:val="left"/>
+            </w:pPr>
+            <w:r>
+              <w:rPr>
+                <w:sz w:val="17"/>
+              </w:rPr>
+              <w:t xml:space="preserve">4</w:t>
+            </w:r>
+          </w:p>
+        </w:tc>
+        <w:tc>
+          <w:tcPr/>
+          <w:p>
+            <w:pPr>
+              <w:pStyle w:val="Compact"/>
+              <w:jc w:val="left"/>
+            </w:pPr>
+            <w:r>
+              <w:rPr>
+                <w:sz w:val="17"/>
+              </w:rPr>
+              <w:t xml:space="preserve">[NEEDS CLARIFICATION: can a project change segment after dossier data exists, and how is the old data handled]</w:t>
+            </w:r>
+            <w:r>
+              <w:rPr>
+                <w:sz w:val="17"/>
+              </w:rPr>
+              <w:t xml:space="preserve"> </w:t>
+            </w:r>
+            <w:r>
+              <w:rPr>
+                <w:iCs/>
+                <w:i/>
+                <w:sz w:val="17"/>
+              </w:rPr>
+              <w:t xml:space="preserve">(from SC-10)</w:t>
+            </w:r>
+          </w:p>
+        </w:tc>
+        <w:tc>
+          <w:tcPr/>
+          <w:p>
+            <w:pPr>
+              <w:pStyle w:val="Compact"/>
+              <w:jc w:val="left"/>
+            </w:pPr>
+            <w:r>
+              <w:rPr>
+                <w:sz w:val="17"/>
+              </w:rPr>
+              <w:t xml:space="preserve">No</w:t>
+            </w:r>
+          </w:p>
+        </w:tc>
+        <w:tc>
+          <w:tcPr/>
+          <w:p>
+            <w:pPr>
+              <w:pStyle w:val="Compact"/>
+              <w:jc w:val="left"/>
+            </w:pPr>
+            <w:r>
+              <w:rPr>
+                <w:sz w:val="17"/>
+              </w:rPr>
+              <w:t xml:space="preserve">Client (VFDA)</w:t>
+            </w:r>
+          </w:p>
+        </w:tc>
+        <w:tc>
+          <w:tcPr/>
+          <w:p>
+            <w:pPr>
+              <w:pStyle w:val="Compact"/>
+              <w:jc w:val="left"/>
+            </w:pPr>
+            <w:r>
+              <w:rPr>
+                <w:sz w:val="17"/>
+              </w:rPr>
+              <w:t xml:space="preserve">Open</w:t>
+            </w:r>
+          </w:p>
+        </w:tc>
+      </w:tr>
+      <w:tr>
+        <w:tc>
+          <w:tcPr/>
+          <w:p>
+            <w:pPr>
+              <w:pStyle w:val="Compact"/>
+              <w:jc w:val="left"/>
+            </w:pPr>
+            <w:r>
+              <w:rPr>
+                <w:sz w:val="17"/>
+              </w:rPr>
+              <w:t xml:space="preserve">5</w:t>
+            </w:r>
+          </w:p>
+        </w:tc>
+        <w:tc>
+          <w:tcPr/>
+          <w:p>
+            <w:pPr>
+              <w:pStyle w:val="Compact"/>
+              <w:jc w:val="left"/>
+            </w:pPr>
+            <w:r>
+              <w:rPr>
+                <w:sz w:val="17"/>
+              </w:rPr>
+              <w:t xml:space="preserve">[NEEDS CLARIFICATION: can the owner change a member's permission, remove a member or cancel a pending invitation? F-M0-04 only covers inviting]</w:t>
+            </w:r>
+            <w:r>
+              <w:rPr>
+                <w:sz w:val="17"/>
+              </w:rPr>
+              <w:t xml:space="preserve"> </w:t>
+            </w:r>
+            <w:r>
+              <w:rPr>
+                <w:iCs/>
+                <w:i/>
+                <w:sz w:val="17"/>
+              </w:rPr>
+              <w:t xml:space="preserve">(from SC-13)</w:t>
+            </w:r>
+          </w:p>
+        </w:tc>
+        <w:tc>
+          <w:tcPr/>
+          <w:p>
+            <w:pPr>
+              <w:pStyle w:val="Compact"/>
+              <w:jc w:val="left"/>
+            </w:pPr>
+            <w:r>
+              <w:rPr>
+                <w:sz w:val="17"/>
+              </w:rPr>
+              <w:t xml:space="preserve">No</w:t>
+            </w:r>
+          </w:p>
+        </w:tc>
+        <w:tc>
+          <w:tcPr/>
+          <w:p>
+            <w:pPr>
+              <w:pStyle w:val="Compact"/>
+              <w:jc w:val="left"/>
+            </w:pPr>
+            <w:r>
+              <w:rPr>
+                <w:sz w:val="17"/>
+              </w:rPr>
+              <w:t xml:space="preserve">Group C</w:t>
+            </w:r>
+          </w:p>
+        </w:tc>
+        <w:tc>
+          <w:tcPr/>
+          <w:p>
+            <w:pPr>
+              <w:pStyle w:val="Compact"/>
+              <w:jc w:val="left"/>
+            </w:pPr>
+            <w:r>
+              <w:rPr>
+                <w:sz w:val="17"/>
+              </w:rPr>
+              <w:t xml:space="preserve">Open</w:t>
+            </w:r>
+          </w:p>
+        </w:tc>
+      </w:tr>
+      <w:tr>
+        <w:tc>
+          <w:tcPr/>
+          <w:p>
+            <w:pPr>
+              <w:pStyle w:val="Compact"/>
+              <w:jc w:val="left"/>
+            </w:pPr>
+            <w:r>
+              <w:rPr>
+                <w:sz w:val="17"/>
+              </w:rPr>
+              <w:t xml:space="preserve">6</w:t>
+            </w:r>
+          </w:p>
+        </w:tc>
+        <w:tc>
+          <w:tcPr/>
+          <w:p>
+            <w:pPr>
+              <w:pStyle w:val="Compact"/>
+              <w:jc w:val="left"/>
+            </w:pPr>
+            <w:r>
+              <w:rPr>
+                <w:sz w:val="17"/>
+              </w:rPr>
+              <w:t xml:space="preserve">[NEEDS CLARIFICATION: can an archived project be restored to</w:t>
+            </w:r>
+            <w:r>
+              <w:rPr>
+                <w:sz w:val="17"/>
+              </w:rPr>
+              <w:t xml:space="preserve"> </w:t>
+            </w:r>
+            <w:r>
+              <w:rPr>
+                <w:iCs/>
+                <w:i/>
+                <w:sz w:val="17"/>
+              </w:rPr>
+              <w:t xml:space="preserve">preparing</w:t>
+            </w:r>
+            <w:r>
+              <w:rPr>
+                <w:sz w:val="17"/>
+              </w:rPr>
+              <w:t xml:space="preserve">, and by whom?]</w:t>
+            </w:r>
+            <w:r>
+              <w:rPr>
+                <w:sz w:val="17"/>
+              </w:rPr>
+              <w:t xml:space="preserve"> </w:t>
+            </w:r>
+            <w:r>
+              <w:rPr>
+                <w:iCs/>
+                <w:i/>
+                <w:sz w:val="17"/>
+              </w:rPr>
+              <w:t xml:space="preserve">(from SC-13)</w:t>
+            </w:r>
+          </w:p>
+        </w:tc>
+        <w:tc>
+          <w:tcPr/>
+          <w:p>
+            <w:pPr>
+              <w:pStyle w:val="Compact"/>
+              <w:jc w:val="left"/>
+            </w:pPr>
+            <w:r>
+              <w:rPr>
+                <w:sz w:val="17"/>
+              </w:rPr>
+              <w:t xml:space="preserve">No</w:t>
+            </w:r>
+          </w:p>
+        </w:tc>
+        <w:tc>
+          <w:tcPr/>
+          <w:p>
+            <w:pPr>
+              <w:pStyle w:val="Compact"/>
+              <w:jc w:val="left"/>
+            </w:pPr>
+            <w:r>
+              <w:rPr>
+                <w:sz w:val="17"/>
+              </w:rPr>
+              <w:t xml:space="preserve">Client (VFDA)</w:t>
+            </w:r>
+          </w:p>
+        </w:tc>
+        <w:tc>
+          <w:tcPr/>
+          <w:p>
+            <w:pPr>
+              <w:pStyle w:val="Compact"/>
+              <w:jc w:val="left"/>
+            </w:pPr>
+            <w:r>
+              <w:rPr>
+                <w:sz w:val="17"/>
+              </w:rPr>
+              <w:t xml:space="preserve">Open</w:t>
             </w:r>
           </w:p>
         </w:tc>
       </w:tr>
     </w:tbl>
     <w:bookmarkEnd w:id="38"/>
+    <w:bookmarkStart w:id="40" w:name="Xfe89178ba2c1baf2da96240bc9850b678501375"/>
+    <w:p>
+      <w:pPr>
+        <w:pStyle w:val="Heading2"/>
+      </w:pPr>
+      <w:r>
+        <w:t xml:space="preserve">11. Traceability to DBIZ2</w:t>
+      </w:r>
+    </w:p>
+    <w:tbl>
+      <w:tblPr>
+        <w:tblStyle w:val="Table"/>
+        <w:tblLook w:firstRow="1" w:lastRow="0" w:firstColumn="0" w:lastColumn="0" w:noHBand="0" w:noVBand="0" w:val="0020"/>
+        <w:jc w:val="start"/>
+        <w:tblBorders>
+          <w:top w:val="single" w:sz="4" w:color="C9CED6"/>
+          <w:left w:val="single" w:sz="4" w:color="C9CED6"/>
+          <w:bottom w:val="single" w:sz="4" w:color="C9CED6"/>
+          <w:right w:val="single" w:sz="4" w:color="C9CED6"/>
+          <w:insideH w:val="single" w:sz="4" w:color="C9CED6"/>
+          <w:insideV w:val="single" w:sz="4" w:color="C9CED6"/>
+        </w:tblBorders>
+        <w:tblW w:w="5000" w:type="pct"/>
+      </w:tblPr>
+      <w:tblGrid>
+        <w:gridCol w:w="3286"/>
+        <w:gridCol w:w="3286"/>
+        <w:gridCol w:w="3286"/>
+      </w:tblGrid>
+      <w:tr>
+        <w:trPr>
+          <w:tblHeader w:val="true"/>
+        </w:trPr>
+        <w:tc>
+          <w:tcPr>
+            <w:shd w:val="clear" w:color="auto" w:fill="E4ECF7"/>
+          </w:tcPr>
+          <w:p>
+            <w:pPr>
+              <w:pStyle w:val="Compact"/>
+              <w:jc w:val="left"/>
+            </w:pPr>
+            <w:r>
+              <w:rPr>
+                <w:b/>
+                <w:color w:val="1F2A5C"/>
+                <w:sz w:val="17"/>
+              </w:rPr>
+              <w:t xml:space="preserve">Spec section</w:t>
+            </w:r>
+          </w:p>
+        </w:tc>
+        <w:tc>
+          <w:tcPr>
+            <w:shd w:val="clear" w:color="auto" w:fill="E4ECF7"/>
+          </w:tcPr>
+          <w:p>
+            <w:pPr>
+              <w:pStyle w:val="Compact"/>
+              <w:jc w:val="left"/>
+            </w:pPr>
+            <w:r>
+              <w:rPr>
+                <w:b/>
+                <w:color w:val="1F2A5C"/>
+                <w:sz w:val="17"/>
+              </w:rPr>
+              <w:t xml:space="preserve">DBIZ2 source</w:t>
+            </w:r>
+          </w:p>
+        </w:tc>
+        <w:tc>
+          <w:tcPr>
+            <w:shd w:val="clear" w:color="auto" w:fill="E4ECF7"/>
+          </w:tcPr>
+          <w:p>
+            <w:pPr>
+              <w:pStyle w:val="Compact"/>
+              <w:jc w:val="left"/>
+            </w:pPr>
+            <w:r>
+              <w:rPr>
+                <w:b/>
+                <w:color w:val="1F2A5C"/>
+                <w:sz w:val="17"/>
+              </w:rPr>
+              <w:t xml:space="preserve">Location</w:t>
+            </w:r>
+          </w:p>
+        </w:tc>
+      </w:tr>
+      <w:tr>
+        <w:tc>
+          <w:tcPr/>
+          <w:p>
+            <w:pPr>
+              <w:pStyle w:val="Compact"/>
+              <w:jc w:val="left"/>
+            </w:pPr>
+            <w:r>
+              <w:rPr>
+                <w:sz w:val="17"/>
+              </w:rPr>
+              <w:t xml:space="preserve">1. Purpose</w:t>
+            </w:r>
+          </w:p>
+        </w:tc>
+        <w:tc>
+          <w:tcPr/>
+          <w:p>
+            <w:pPr>
+              <w:pStyle w:val="Compact"/>
+              <w:jc w:val="left"/>
+            </w:pPr>
+            <w:r>
+              <w:rPr>
+                <w:sz w:val="17"/>
+              </w:rPr>
+              <w:t xml:space="preserve">System Design v2.0 — 1. Schematic, §1.2 (M0)</w:t>
+            </w:r>
+          </w:p>
+        </w:tc>
+        <w:tc>
+          <w:tcPr/>
+          <w:p>
+            <w:pPr>
+              <w:pStyle w:val="Compact"/>
+              <w:jc w:val="left"/>
+            </w:pPr>
+            <w:r>
+              <w:rPr>
+                <w:rStyle w:val="VerbatimChar"/>
+                <w:sz w:val="17"/>
+              </w:rPr>
+              <w:t xml:space="preserve">docs/architecture/context.md</w:t>
+            </w:r>
+          </w:p>
+        </w:tc>
+      </w:tr>
+      <w:tr>
+        <w:tc>
+          <w:tcPr/>
+          <w:p>
+            <w:pPr>
+              <w:pStyle w:val="Compact"/>
+              <w:jc w:val="left"/>
+            </w:pPr>
+            <w:r>
+              <w:rPr>
+                <w:sz w:val="17"/>
+              </w:rPr>
+              <w:t xml:space="preserve">4.1 Usage flow</w:t>
+            </w:r>
+          </w:p>
+        </w:tc>
+        <w:tc>
+          <w:tcPr/>
+          <w:p>
+            <w:pPr>
+              <w:pStyle w:val="Compact"/>
+              <w:jc w:val="left"/>
+            </w:pPr>
+            <w:r>
+              <w:rPr>
+                <w:sz w:val="17"/>
+              </w:rPr>
+              <w:t xml:space="preserve">Usage Flow FLOW-01 (Figure 3) + Step 3 additions</w:t>
+            </w:r>
+          </w:p>
+        </w:tc>
+        <w:tc>
+          <w:tcPr/>
+          <w:p>
+            <w:pPr>
+              <w:pStyle w:val="Compact"/>
+              <w:jc w:val="left"/>
+            </w:pPr>
+            <w:r>
+              <w:rPr>
+                <w:rStyle w:val="VerbatimChar"/>
+                <w:sz w:val="17"/>
+              </w:rPr>
+              <w:t xml:space="preserve">docs/architecture/usage-flow.md</w:t>
+            </w:r>
+            <w:r>
+              <w:rPr>
+                <w:sz w:val="17"/>
+              </w:rPr>
+              <w:t xml:space="preserve"> </w:t>
+            </w:r>
+            <w:r>
+              <w:rPr>
+                <w:sz w:val="17"/>
+              </w:rPr>
+              <w:t xml:space="preserve">§1</w:t>
+            </w:r>
+          </w:p>
+        </w:tc>
+      </w:tr>
+      <w:tr>
+        <w:tc>
+          <w:tcPr/>
+          <w:p>
+            <w:pPr>
+              <w:pStyle w:val="Compact"/>
+              <w:jc w:val="left"/>
+            </w:pPr>
+            <w:r>
+              <w:rPr>
+                <w:sz w:val="17"/>
+              </w:rPr>
+              <w:t xml:space="preserve">4.2 Sequence</w:t>
+            </w:r>
+          </w:p>
+        </w:tc>
+        <w:tc>
+          <w:tcPr/>
+          <w:p>
+            <w:pPr>
+              <w:pStyle w:val="Compact"/>
+              <w:jc w:val="left"/>
+            </w:pPr>
+            <w:r>
+              <w:rPr>
+                <w:sz w:val="17"/>
+              </w:rPr>
+              <w:t xml:space="preserve">Derived; mechanism shown in SEQ-05</w:t>
+            </w:r>
+          </w:p>
+        </w:tc>
+        <w:tc>
+          <w:tcPr/>
+          <w:p>
+            <w:pPr>
+              <w:pStyle w:val="Compact"/>
+              <w:jc w:val="left"/>
+            </w:pPr>
+            <w:r>
+              <w:rPr>
+                <w:rStyle w:val="VerbatimChar"/>
+                <w:sz w:val="17"/>
+              </w:rPr>
+              <w:t xml:space="preserve">docs/architecture/sequence-diagrams.md</w:t>
+            </w:r>
+            <w:r>
+              <w:rPr>
+                <w:sz w:val="17"/>
+              </w:rPr>
+              <w:t xml:space="preserve"> </w:t>
+            </w:r>
+            <w:r>
+              <w:rPr>
+                <w:sz w:val="17"/>
+              </w:rPr>
+              <w:t xml:space="preserve">— SEQ-05</w:t>
+            </w:r>
+          </w:p>
+        </w:tc>
+      </w:tr>
+      <w:tr>
+        <w:tc>
+          <w:tcPr/>
+          <w:p>
+            <w:pPr>
+              <w:pStyle w:val="Compact"/>
+              <w:jc w:val="left"/>
+            </w:pPr>
+            <w:r>
+              <w:rPr>
+                <w:sz w:val="17"/>
+              </w:rPr>
+              <w:t xml:space="preserve">5. Functional requirements</w:t>
+            </w:r>
+          </w:p>
+        </w:tc>
+        <w:tc>
+          <w:tcPr/>
+          <w:p>
+            <w:pPr>
+              <w:pStyle w:val="Compact"/>
+              <w:jc w:val="left"/>
+            </w:pPr>
+            <w:r>
+              <w:rPr>
+                <w:sz w:val="17"/>
+              </w:rPr>
+              <w:t xml:space="preserve">Function List rows 12–20</w:t>
+            </w:r>
+          </w:p>
+        </w:tc>
+        <w:tc>
+          <w:tcPr/>
+          <w:p>
+            <w:pPr>
+              <w:pStyle w:val="Compact"/>
+              <w:jc w:val="left"/>
+            </w:pPr>
+            <w:r>
+              <w:rPr>
+                <w:rStyle w:val="VerbatimChar"/>
+                <w:sz w:val="17"/>
+              </w:rPr>
+              <w:t xml:space="preserve">docs/function-list.md</w:t>
+            </w:r>
+            <w:r>
+              <w:rPr>
+                <w:sz w:val="17"/>
+              </w:rPr>
+              <w:t xml:space="preserve"> </w:t>
+            </w:r>
+            <w:r>
+              <w:rPr>
+                <w:sz w:val="17"/>
+              </w:rPr>
+              <w:t xml:space="preserve">rows 12–20</w:t>
+            </w:r>
+          </w:p>
+        </w:tc>
+      </w:tr>
+      <w:tr>
+        <w:tc>
+          <w:tcPr/>
+          <w:p>
+            <w:pPr>
+              <w:pStyle w:val="Compact"/>
+              <w:jc w:val="left"/>
+            </w:pPr>
+            <w:r>
+              <w:rPr>
+                <w:sz w:val="17"/>
+              </w:rPr>
+              <w:t xml:space="preserve">7. Screens</w:t>
+            </w:r>
+          </w:p>
+        </w:tc>
+        <w:tc>
+          <w:tcPr/>
+          <w:p>
+            <w:pPr>
+              <w:pStyle w:val="Compact"/>
+              <w:jc w:val="left"/>
+            </w:pPr>
+            <w:r>
+              <w:rPr>
+                <w:sz w:val="17"/>
+              </w:rPr>
+              <w:t xml:space="preserve">Screen List SC-10..SC-13</w:t>
+            </w:r>
+          </w:p>
+        </w:tc>
+        <w:tc>
+          <w:tcPr/>
+          <w:p>
+            <w:pPr>
+              <w:pStyle w:val="Compact"/>
+              <w:jc w:val="left"/>
+            </w:pPr>
+            <w:r>
+              <w:rPr>
+                <w:rStyle w:val="VerbatimChar"/>
+                <w:sz w:val="17"/>
+              </w:rPr>
+              <w:t xml:space="preserve">docs/screen-list.md</w:t>
+            </w:r>
+            <w:r>
+              <w:rPr>
+                <w:sz w:val="17"/>
+              </w:rPr>
+              <w:t xml:space="preserve"> </w:t>
+            </w:r>
+            <w:r>
+              <w:rPr>
+                <w:sz w:val="17"/>
+              </w:rPr>
+              <w:t xml:space="preserve">§1</w:t>
+            </w:r>
+          </w:p>
+        </w:tc>
+      </w:tr>
+    </w:tbl>
+    <w:bookmarkStart w:id="39" w:name="X0ebe4ea0055657d0fde6dddb3c03c11905d0ce8"/>
+    <w:p>
+      <w:pPr>
+        <w:pStyle w:val="Heading3"/>
+      </w:pPr>
+      <w:r>
+        <w:t xml:space="preserve">11.1 Reconciliation with DBIZ2 (System Design v2.0)</w:t>
+      </w:r>
+    </w:p>
+    <w:p>
+      <w:pPr>
+        <w:pStyle w:val="FirstParagraph"/>
+      </w:pPr>
+      <w:r>
+        <w:t xml:space="preserve">Where the 20-screen design or this spec differs from the DBIZ2 Function List, the difference is written here instead of being silently changed.</w:t>
+      </w:r>
+    </w:p>
+    <w:tbl>
+      <w:tblPr>
+        <w:tblStyle w:val="Table"/>
+        <w:tblLook w:firstRow="1" w:lastRow="0" w:firstColumn="0" w:lastColumn="0" w:noHBand="0" w:noVBand="0" w:val="0020"/>
+        <w:jc w:val="start"/>
+        <w:tblBorders>
+          <w:top w:val="single" w:sz="4" w:color="C9CED6"/>
+          <w:left w:val="single" w:sz="4" w:color="C9CED6"/>
+          <w:bottom w:val="single" w:sz="4" w:color="C9CED6"/>
+          <w:right w:val="single" w:sz="4" w:color="C9CED6"/>
+          <w:insideH w:val="single" w:sz="4" w:color="C9CED6"/>
+          <w:insideV w:val="single" w:sz="4" w:color="C9CED6"/>
+        </w:tblBorders>
+        <w:tblW w:w="5000" w:type="pct"/>
+      </w:tblPr>
+      <w:tblGrid>
+        <w:gridCol w:w="2465"/>
+        <w:gridCol w:w="2465"/>
+        <w:gridCol w:w="2465"/>
+        <w:gridCol w:w="2465"/>
+      </w:tblGrid>
+      <w:tr>
+        <w:trPr>
+          <w:tblHeader w:val="true"/>
+        </w:trPr>
+        <w:tc>
+          <w:tcPr>
+            <w:shd w:val="clear" w:color="auto" w:fill="E4ECF7"/>
+          </w:tcPr>
+          <w:p>
+            <w:pPr>
+              <w:pStyle w:val="Compact"/>
+              <w:jc w:val="left"/>
+            </w:pPr>
+            <w:r>
+              <w:rPr>
+                <w:b/>
+                <w:color w:val="1F2A5C"/>
+                <w:sz w:val="17"/>
+              </w:rPr>
+              <w:t xml:space="preserve">Topic</w:t>
+            </w:r>
+          </w:p>
+        </w:tc>
+        <w:tc>
+          <w:tcPr>
+            <w:shd w:val="clear" w:color="auto" w:fill="E4ECF7"/>
+          </w:tcPr>
+          <w:p>
+            <w:pPr>
+              <w:pStyle w:val="Compact"/>
+              <w:jc w:val="left"/>
+            </w:pPr>
+            <w:r>
+              <w:rPr>
+                <w:b/>
+                <w:color w:val="1F2A5C"/>
+                <w:sz w:val="17"/>
+              </w:rPr>
+              <w:t xml:space="preserve">DBIZ2 / System Design v2.0</w:t>
+            </w:r>
+          </w:p>
+        </w:tc>
+        <w:tc>
+          <w:tcPr>
+            <w:shd w:val="clear" w:color="auto" w:fill="E4ECF7"/>
+          </w:tcPr>
+          <w:p>
+            <w:pPr>
+              <w:pStyle w:val="Compact"/>
+              <w:jc w:val="left"/>
+            </w:pPr>
+            <w:r>
+              <w:rPr>
+                <w:b/>
+                <w:color w:val="1F2A5C"/>
+                <w:sz w:val="17"/>
+              </w:rPr>
+              <w:t xml:space="preserve">This spec</w:t>
+            </w:r>
+          </w:p>
+        </w:tc>
+        <w:tc>
+          <w:tcPr>
+            <w:shd w:val="clear" w:color="auto" w:fill="E4ECF7"/>
+          </w:tcPr>
+          <w:p>
+            <w:pPr>
+              <w:pStyle w:val="Compact"/>
+              <w:jc w:val="left"/>
+            </w:pPr>
+            <w:r>
+              <w:rPr>
+                <w:b/>
+                <w:color w:val="1F2A5C"/>
+                <w:sz w:val="17"/>
+              </w:rPr>
+              <w:t xml:space="preserve">Status</w:t>
+            </w:r>
+          </w:p>
+        </w:tc>
+      </w:tr>
+      <w:tr>
+        <w:tc>
+          <w:tcPr/>
+          <w:p>
+            <w:pPr>
+              <w:pStyle w:val="Compact"/>
+              <w:jc w:val="left"/>
+            </w:pPr>
+            <w:r>
+              <w:rPr>
+                <w:sz w:val="17"/>
+              </w:rPr>
+              <w:t xml:space="preserve">Project creation fields</w:t>
+            </w:r>
+          </w:p>
+        </w:tc>
+        <w:tc>
+          <w:tcPr/>
+          <w:p>
+            <w:pPr>
+              <w:pStyle w:val="Compact"/>
+              <w:jc w:val="left"/>
+            </w:pPr>
+            <w:r>
+              <w:rPr>
+                <w:sz w:val="17"/>
+              </w:rPr>
+              <w:t xml:space="preserve">F-M0-01: name, segment, shoot date, logline</w:t>
+            </w:r>
+          </w:p>
+        </w:tc>
+        <w:tc>
+          <w:tcPr/>
+          <w:p>
+            <w:pPr>
+              <w:pStyle w:val="Compact"/>
+              <w:jc w:val="left"/>
+            </w:pPr>
+            <w:r>
+              <w:rPr>
+                <w:sz w:val="17"/>
+              </w:rPr>
+              <w:t xml:space="preserve">format required; shoot days, crew size and provinces added (SC-10)</w:t>
+            </w:r>
+          </w:p>
+        </w:tc>
+        <w:tc>
+          <w:tcPr/>
+          <w:p>
+            <w:pPr>
+              <w:pStyle w:val="Compact"/>
+              <w:jc w:val="left"/>
+            </w:pPr>
+            <w:r>
+              <w:rPr>
+                <w:sz w:val="17"/>
+              </w:rPr>
+              <w:t xml:space="preserve">Changed — Confirmed by the Client</w:t>
+            </w:r>
+          </w:p>
+        </w:tc>
+      </w:tr>
+      <w:tr>
+        <w:tc>
+          <w:tcPr/>
+          <w:p>
+            <w:pPr>
+              <w:pStyle w:val="Compact"/>
+              <w:jc w:val="left"/>
+            </w:pPr>
+            <w:r>
+              <w:rPr>
+                <w:sz w:val="17"/>
+              </w:rPr>
+              <w:t xml:space="preserve">F-M0-09 priority</w:t>
+            </w:r>
+          </w:p>
+        </w:tc>
+        <w:tc>
+          <w:tcPr/>
+          <w:p>
+            <w:pPr>
+              <w:pStyle w:val="Compact"/>
+              <w:jc w:val="left"/>
+            </w:pPr>
+            <w:r>
+              <w:rPr>
+                <w:sz w:val="17"/>
+              </w:rPr>
+              <w:t xml:space="preserve">Must</w:t>
+            </w:r>
+          </w:p>
+        </w:tc>
+        <w:tc>
+          <w:tcPr/>
+          <w:p>
+            <w:pPr>
+              <w:pStyle w:val="Compact"/>
+              <w:jc w:val="left"/>
+            </w:pPr>
+            <w:r>
+              <w:rPr>
+                <w:sz w:val="17"/>
+              </w:rPr>
+              <w:t xml:space="preserve">Could — no chart on the SC-12 mockup</w:t>
+            </w:r>
+          </w:p>
+        </w:tc>
+        <w:tc>
+          <w:tcPr/>
+          <w:p>
+            <w:pPr>
+              <w:pStyle w:val="Compact"/>
+              <w:jc w:val="left"/>
+            </w:pPr>
+            <w:r>
+              <w:rPr>
+                <w:sz w:val="17"/>
+              </w:rPr>
+              <w:t xml:space="preserve">Changed — Confirmed by the Client</w:t>
+            </w:r>
+          </w:p>
+        </w:tc>
+      </w:tr>
+    </w:tbl>
     <w:bookmarkEnd w:id="39"/>
-    <w:bookmarkStart w:id="40" w:name="completion-checklist"/>
+    <w:bookmarkEnd w:id="40"/>
+    <w:bookmarkStart w:id="41" w:name="completion-checklist"/>
     <w:p>
       <w:pPr>
         <w:pStyle w:val="Heading2"/>
@@ -8185,8 +8631,8 @@
         <w:t xml:space="preserve">, mapped onto the DBIZ2 Product Design Package. DBIZ3, VJCBI College — FTU. Group C · CINEMATCH.</w:t>
       </w:r>
     </w:p>
-    <w:bookmarkEnd w:id="40"/>
     <w:bookmarkEnd w:id="41"/>
+    <w:bookmarkEnd w:id="42"/>
     <w:sectPr>
       <w:pgMar w:bottom="1020" w:left="1020" w:right="1020" w:top="1020"/>
     </w:sectPr>

--- a/docs/word/specs/spec-M0.docx
+++ b/docs/word/specs/spec-M0.docx
@@ -2,7 +2,7 @@
 <file path=word/document.xml><?xml version="1.0" encoding="utf-8"?>
 <w:document xmlns:w="http://schemas.openxmlformats.org/wordprocessingml/2006/main" xmlns:m="http://schemas.openxmlformats.org/officeDocument/2006/math" xmlns:r="http://schemas.openxmlformats.org/officeDocument/2006/relationships" xmlns:o="urn:schemas-microsoft-com:office:office" xmlns:v="urn:schemas-microsoft-com:vml" xmlns:w10="urn:schemas-microsoft-com:office:word" xmlns:a="http://schemas.openxmlformats.org/drawingml/2006/main" xmlns:pic="http://schemas.openxmlformats.org/drawingml/2006/picture" xmlns:wp="http://schemas.openxmlformats.org/drawingml/2006/wordprocessingDrawing">
   <w:body>
-    <w:bookmarkStart w:id="42" w:name="Xc57739cbbe416518dd6952c7dbc6e68f7f79891"/>
+    <w:bookmarkStart w:id="44" w:name="Xc57739cbbe416518dd6952c7dbc6e68f7f79891"/>
     <w:p>
       <w:pPr>
         <w:pStyle w:val="Heading1"/>
@@ -340,7 +340,39 @@
         </w:tc>
       </w:tr>
     </w:tbl>
-    <w:bookmarkStart w:id="20" w:name="X4666c8db187a468bd7c4d1efd69e1ca31a62544"/>
+    <w:bookmarkStart w:id="21" w:name="clarifications"/>
+    <w:p>
+      <w:pPr>
+        <w:pStyle w:val="Heading2"/>
+      </w:pPr>
+      <w:r>
+        <w:t xml:space="preserve">Clarifications</w:t>
+      </w:r>
+    </w:p>
+    <w:bookmarkStart w:id="20" w:name="Xf89618e9cb7f126f51da04256cab1648125083e"/>
+    <w:p>
+      <w:pPr>
+        <w:pStyle w:val="Heading3"/>
+      </w:pPr>
+      <w:r>
+        <w:t xml:space="preserve">Session 2026-10-28 (Group C, provisional — the owner in §10 confirms before launch)</w:t>
+      </w:r>
+    </w:p>
+    <w:p>
+      <w:pPr>
+        <w:numPr>
+          <w:ilvl w:val="0"/>
+          <w:numId w:val="1001"/>
+        </w:numPr>
+        <w:pStyle w:val="Compact"/>
+      </w:pPr>
+      <w:r>
+        <w:t xml:space="preserve">Q1: Weights of the five gauges in the overall score, per segment. → A: Equal weights. Segments A and B: four gauges at 25% each. Segment C: three gauges at 33.3% each. The Logistics gauge has weight 0 in the overall score in every segment (it is shown but not counted).</w:t>
+      </w:r>
+    </w:p>
+    <w:bookmarkEnd w:id="20"/>
+    <w:bookmarkEnd w:id="21"/>
+    <w:bookmarkStart w:id="22" w:name="X4666c8db187a468bd7c4d1efd69e1ca31a62544"/>
     <w:p>
       <w:pPr>
         <w:pStyle w:val="Heading2"/>
@@ -373,7 +405,7 @@
       <w:pPr>
         <w:numPr>
           <w:ilvl w:val="0"/>
-          <w:numId w:val="1001"/>
+          <w:numId w:val="1002"/>
         </w:numPr>
         <w:pStyle w:val="Compact"/>
       </w:pPr>
@@ -385,7 +417,7 @@
       <w:pPr>
         <w:numPr>
           <w:ilvl w:val="0"/>
-          <w:numId w:val="1001"/>
+          <w:numId w:val="1002"/>
         </w:numPr>
         <w:pStyle w:val="Compact"/>
       </w:pPr>
@@ -397,7 +429,7 @@
       <w:pPr>
         <w:numPr>
           <w:ilvl w:val="0"/>
-          <w:numId w:val="1001"/>
+          <w:numId w:val="1002"/>
         </w:numPr>
         <w:pStyle w:val="Compact"/>
       </w:pPr>
@@ -425,7 +457,7 @@
       <w:pPr>
         <w:numPr>
           <w:ilvl w:val="0"/>
-          <w:numId w:val="1001"/>
+          <w:numId w:val="1002"/>
         </w:numPr>
         <w:pStyle w:val="Compact"/>
       </w:pPr>
@@ -449,7 +481,7 @@
       <w:pPr>
         <w:numPr>
           <w:ilvl w:val="0"/>
-          <w:numId w:val="1002"/>
+          <w:numId w:val="1003"/>
         </w:numPr>
         <w:pStyle w:val="Compact"/>
       </w:pPr>
@@ -461,7 +493,7 @@
       <w:pPr>
         <w:numPr>
           <w:ilvl w:val="0"/>
-          <w:numId w:val="1002"/>
+          <w:numId w:val="1003"/>
         </w:numPr>
         <w:pStyle w:val="Compact"/>
       </w:pPr>
@@ -473,7 +505,7 @@
       <w:pPr>
         <w:numPr>
           <w:ilvl w:val="0"/>
-          <w:numId w:val="1002"/>
+          <w:numId w:val="1003"/>
         </w:numPr>
         <w:pStyle w:val="Compact"/>
       </w:pPr>
@@ -497,7 +529,7 @@
       <w:pPr>
         <w:numPr>
           <w:ilvl w:val="0"/>
-          <w:numId w:val="1003"/>
+          <w:numId w:val="1004"/>
         </w:numPr>
         <w:pStyle w:val="Compact"/>
       </w:pPr>
@@ -509,7 +541,7 @@
       <w:pPr>
         <w:numPr>
           <w:ilvl w:val="0"/>
-          <w:numId w:val="1003"/>
+          <w:numId w:val="1004"/>
         </w:numPr>
         <w:pStyle w:val="Compact"/>
       </w:pPr>
@@ -521,7 +553,7 @@
       <w:pPr>
         <w:numPr>
           <w:ilvl w:val="0"/>
-          <w:numId w:val="1003"/>
+          <w:numId w:val="1004"/>
         </w:numPr>
         <w:pStyle w:val="Compact"/>
       </w:pPr>
@@ -533,7 +565,7 @@
       <w:pPr>
         <w:numPr>
           <w:ilvl w:val="0"/>
-          <w:numId w:val="1003"/>
+          <w:numId w:val="1004"/>
         </w:numPr>
         <w:pStyle w:val="Compact"/>
       </w:pPr>
@@ -545,7 +577,7 @@
       <w:pPr>
         <w:numPr>
           <w:ilvl w:val="0"/>
-          <w:numId w:val="1003"/>
+          <w:numId w:val="1004"/>
         </w:numPr>
         <w:pStyle w:val="Compact"/>
       </w:pPr>
@@ -557,7 +589,7 @@
       <w:pPr>
         <w:numPr>
           <w:ilvl w:val="0"/>
-          <w:numId w:val="1003"/>
+          <w:numId w:val="1004"/>
         </w:numPr>
         <w:pStyle w:val="Compact"/>
       </w:pPr>
@@ -565,8 +597,8 @@
         <w:t xml:space="preserve">SYS (roles, notifications)</w:t>
       </w:r>
     </w:p>
-    <w:bookmarkEnd w:id="20"/>
-    <w:bookmarkStart w:id="21" w:name="X572f76d4414d525199501e7085f189788c65188"/>
+    <w:bookmarkEnd w:id="22"/>
+    <w:bookmarkStart w:id="23" w:name="X572f76d4414d525199501e7085f189788c65188"/>
     <w:p>
       <w:pPr>
         <w:pStyle w:val="Heading2"/>
@@ -752,8 +784,8 @@
         </w:tc>
       </w:tr>
     </w:tbl>
-    <w:bookmarkEnd w:id="21"/>
-    <w:bookmarkStart w:id="26" w:name="X6e9f8def7ab98f65fc162bbf7fd6dd9285f3897"/>
+    <w:bookmarkEnd w:id="23"/>
+    <w:bookmarkStart w:id="28" w:name="X6e9f8def7ab98f65fc162bbf7fd6dd9285f3897"/>
     <w:p>
       <w:pPr>
         <w:pStyle w:val="Heading2"/>
@@ -762,7 +794,7 @@
         <w:t xml:space="preserve">3. User scenarios and acceptance criteria</w:t>
       </w:r>
     </w:p>
-    <w:bookmarkStart w:id="22" w:name="Xa107e27fff8b7535789b649e2fbed0159f2bb01"/>
+    <w:bookmarkStart w:id="24" w:name="Xa107e27fff8b7535789b649e2fbed0159f2bb01"/>
     <w:p>
       <w:pPr>
         <w:pStyle w:val="Heading3"/>
@@ -805,7 +837,7 @@
       <w:pPr>
         <w:numPr>
           <w:ilvl w:val="0"/>
-          <w:numId w:val="1004"/>
+          <w:numId w:val="1005"/>
         </w:numPr>
         <w:pStyle w:val="Compact"/>
       </w:pPr>
@@ -872,7 +904,7 @@
       <w:pPr>
         <w:numPr>
           <w:ilvl w:val="0"/>
-          <w:numId w:val="1004"/>
+          <w:numId w:val="1005"/>
         </w:numPr>
         <w:pStyle w:val="Compact"/>
       </w:pPr>
@@ -935,8 +967,8 @@
         <w:t xml:space="preserve">the project exists, the creator is its owner, and the dashboard (SC-12) opens with every gauge at 0% and a first next step.</w:t>
       </w:r>
     </w:p>
-    <w:bookmarkEnd w:id="22"/>
-    <w:bookmarkStart w:id="23" w:name="us-2-p1-see-what-to-do-next"/>
+    <w:bookmarkEnd w:id="24"/>
+    <w:bookmarkStart w:id="25" w:name="us-2-p1-see-what-to-do-next"/>
     <w:p>
       <w:pPr>
         <w:pStyle w:val="Heading3"/>
@@ -979,7 +1011,7 @@
       <w:pPr>
         <w:numPr>
           <w:ilvl w:val="0"/>
-          <w:numId w:val="1005"/>
+          <w:numId w:val="1006"/>
         </w:numPr>
         <w:pStyle w:val="Compact"/>
       </w:pPr>
@@ -1049,7 +1081,7 @@
       <w:pPr>
         <w:numPr>
           <w:ilvl w:val="0"/>
-          <w:numId w:val="1005"/>
+          <w:numId w:val="1006"/>
         </w:numPr>
         <w:pStyle w:val="Compact"/>
       </w:pPr>
@@ -1119,7 +1151,7 @@
       <w:pPr>
         <w:numPr>
           <w:ilvl w:val="0"/>
-          <w:numId w:val="1005"/>
+          <w:numId w:val="1006"/>
         </w:numPr>
         <w:pStyle w:val="Compact"/>
       </w:pPr>
@@ -1197,8 +1229,8 @@
         <w:t xml:space="preserve">, never a fake 0%.</w:t>
       </w:r>
     </w:p>
-    <w:bookmarkEnd w:id="23"/>
-    <w:bookmarkStart w:id="24" w:name="us-3-p2-invite-a-colleague"/>
+    <w:bookmarkEnd w:id="25"/>
+    <w:bookmarkStart w:id="26" w:name="us-3-p2-invite-a-colleague"/>
     <w:p>
       <w:pPr>
         <w:pStyle w:val="Heading3"/>
@@ -1241,7 +1273,7 @@
       <w:pPr>
         <w:numPr>
           <w:ilvl w:val="0"/>
-          <w:numId w:val="1006"/>
+          <w:numId w:val="1007"/>
         </w:numPr>
         <w:pStyle w:val="Compact"/>
       </w:pPr>
@@ -1304,8 +1336,8 @@
         <w:t xml:space="preserve">an invitation is sent and the person sees the project after accepting.</w:t>
       </w:r>
     </w:p>
-    <w:bookmarkEnd w:id="24"/>
-    <w:bookmarkStart w:id="25" w:name="edge-cases"/>
+    <w:bookmarkEnd w:id="26"/>
+    <w:bookmarkStart w:id="27" w:name="edge-cases"/>
     <w:p>
       <w:pPr>
         <w:pStyle w:val="Heading3"/>
@@ -1318,7 +1350,7 @@
       <w:pPr>
         <w:numPr>
           <w:ilvl w:val="0"/>
-          <w:numId w:val="1007"/>
+          <w:numId w:val="1008"/>
         </w:numPr>
         <w:pStyle w:val="Compact"/>
       </w:pPr>
@@ -1358,7 +1390,7 @@
       <w:pPr>
         <w:numPr>
           <w:ilvl w:val="0"/>
-          <w:numId w:val="1007"/>
+          <w:numId w:val="1008"/>
         </w:numPr>
         <w:pStyle w:val="Compact"/>
       </w:pPr>
@@ -1383,7 +1415,7 @@
       <w:pPr>
         <w:numPr>
           <w:ilvl w:val="0"/>
-          <w:numId w:val="1007"/>
+          <w:numId w:val="1008"/>
         </w:numPr>
         <w:pStyle w:val="Compact"/>
       </w:pPr>
@@ -1391,9 +1423,9 @@
         <w:t xml:space="preserve">The first shooting day is moved earlier than today + safe deadline: the countdown turns red (M5).</w:t>
       </w:r>
     </w:p>
-    <w:bookmarkEnd w:id="25"/>
-    <w:bookmarkEnd w:id="26"/>
-    <w:bookmarkStart w:id="29" w:name="X642f26008f14b2e5af562a7ed56d7333412cc34"/>
+    <w:bookmarkEnd w:id="27"/>
+    <w:bookmarkEnd w:id="28"/>
+    <w:bookmarkStart w:id="31" w:name="X642f26008f14b2e5af562a7ed56d7333412cc34"/>
     <w:p>
       <w:pPr>
         <w:pStyle w:val="Heading2"/>
@@ -1402,7 +1434,7 @@
         <w:t xml:space="preserve">4. Flows</w:t>
       </w:r>
     </w:p>
-    <w:bookmarkStart w:id="27" w:name="X2a7b5aef03e81b0066f76d54d3ddc0f1027b46e"/>
+    <w:bookmarkStart w:id="29" w:name="X2a7b5aef03e81b0066f76d54d3ddc0f1027b46e"/>
     <w:p>
       <w:pPr>
         <w:pStyle w:val="Heading3"/>
@@ -1620,8 +1652,8 @@
         <w:t xml:space="preserve">    NOTI --&gt; E([Ready to submit through the competent authority's procedure])</w:t>
       </w:r>
     </w:p>
-    <w:bookmarkEnd w:id="27"/>
-    <w:bookmarkStart w:id="28" w:name="Xe3d468040071905fc1bf43f44e322911dc2674b"/>
+    <w:bookmarkEnd w:id="29"/>
+    <w:bookmarkStart w:id="30" w:name="Xe3d468040071905fc1bf43f44e322911dc2674b"/>
     <w:p>
       <w:pPr>
         <w:pStyle w:val="Heading3"/>
@@ -1779,9 +1811,9 @@
         <w:t xml:space="preserve">    end</w:t>
       </w:r>
     </w:p>
-    <w:bookmarkEnd w:id="28"/>
-    <w:bookmarkEnd w:id="29"/>
-    <w:bookmarkStart w:id="32" w:name="X052d9d50bef594c4dcaeeac6011093e4925597a"/>
+    <w:bookmarkEnd w:id="30"/>
+    <w:bookmarkEnd w:id="31"/>
+    <w:bookmarkStart w:id="34" w:name="X052d9d50bef594c4dcaeeac6011093e4925597a"/>
     <w:p>
       <w:pPr>
         <w:pStyle w:val="Heading2"/>
@@ -2684,7 +2716,7 @@
         </w:tc>
       </w:tr>
     </w:tbl>
-    <w:bookmarkStart w:id="30" w:name="X0b60481e9d94c018d9ee6d90566933e257614bf"/>
+    <w:bookmarkStart w:id="32" w:name="X0b60481e9d94c018d9ee6d90566933e257614bf"/>
     <w:p>
       <w:pPr>
         <w:pStyle w:val="Heading3"/>
@@ -5243,8 +5275,8 @@
         </w:tc>
       </w:tr>
     </w:tbl>
-    <w:bookmarkEnd w:id="30"/>
-    <w:bookmarkStart w:id="31" w:name="Xf08c5fac6d146dfbd969d3549b1b5c53dd98aa2"/>
+    <w:bookmarkEnd w:id="32"/>
+    <w:bookmarkStart w:id="33" w:name="Xf08c5fac6d146dfbd969d3549b1b5c53dd98aa2"/>
     <w:p>
       <w:pPr>
         <w:pStyle w:val="Heading3"/>
@@ -5745,9 +5777,9 @@
         </w:tc>
       </w:tr>
     </w:tbl>
-    <w:bookmarkEnd w:id="31"/>
-    <w:bookmarkEnd w:id="32"/>
-    <w:bookmarkStart w:id="34" w:name="Xd4a7e4930d01b3f2af150543fa31b412e6715be"/>
+    <w:bookmarkEnd w:id="33"/>
+    <w:bookmarkEnd w:id="34"/>
+    <w:bookmarkStart w:id="36" w:name="Xd4a7e4930d01b3f2af150543fa31b412e6715be"/>
     <w:p>
       <w:pPr>
         <w:pStyle w:val="Heading2"/>
@@ -6074,7 +6106,7 @@
         </w:tc>
       </w:tr>
     </w:tbl>
-    <w:bookmarkStart w:id="33" w:name="Xbecd423f5882972d65b0bceed9cc4371cda5552"/>
+    <w:bookmarkStart w:id="35" w:name="Xbecd423f5882972d65b0bceed9cc4371cda5552"/>
     <w:p>
       <w:pPr>
         <w:pStyle w:val="Heading3"/>
@@ -6372,9 +6404,9 @@
         </w:tc>
       </w:tr>
     </w:tbl>
-    <w:bookmarkEnd w:id="33"/>
-    <w:bookmarkEnd w:id="34"/>
-    <w:bookmarkStart w:id="35" w:name="Xd2a645a1673f9c3c0ba35362f9a4e8652055502"/>
+    <w:bookmarkEnd w:id="35"/>
+    <w:bookmarkEnd w:id="36"/>
+    <w:bookmarkStart w:id="37" w:name="Xd2a645a1673f9c3c0ba35362f9a4e8652055502"/>
     <w:p>
       <w:pPr>
         <w:pStyle w:val="Heading2"/>
@@ -6675,8 +6707,8 @@
         </w:tc>
       </w:tr>
     </w:tbl>
-    <w:bookmarkEnd w:id="35"/>
-    <w:bookmarkStart w:id="36" w:name="Xbe7985084ef4dfdbc7e9fba0a235022f75110b0"/>
+    <w:bookmarkEnd w:id="37"/>
+    <w:bookmarkStart w:id="38" w:name="Xbe7985084ef4dfdbc7e9fba0a235022f75110b0"/>
     <w:p>
       <w:pPr>
         <w:pStyle w:val="Heading2"/>
@@ -6923,8 +6955,8 @@
         </w:tc>
       </w:tr>
     </w:tbl>
-    <w:bookmarkEnd w:id="36"/>
-    <w:bookmarkStart w:id="37" w:name="Xf0e84fbc24061432f3671343bf60d40f0e14ddf"/>
+    <w:bookmarkEnd w:id="38"/>
+    <w:bookmarkStart w:id="39" w:name="Xf0e84fbc24061432f3671343bf60d40f0e14ddf"/>
     <w:p>
       <w:pPr>
         <w:pStyle w:val="Heading2"/>
@@ -6937,7 +6969,7 @@
       <w:pPr>
         <w:numPr>
           <w:ilvl w:val="0"/>
-          <w:numId w:val="1008"/>
+          <w:numId w:val="1009"/>
         </w:numPr>
         <w:pStyle w:val="Compact"/>
       </w:pPr>
@@ -6949,7 +6981,7 @@
       <w:pPr>
         <w:numPr>
           <w:ilvl w:val="0"/>
-          <w:numId w:val="1008"/>
+          <w:numId w:val="1009"/>
         </w:numPr>
         <w:pStyle w:val="Compact"/>
       </w:pPr>
@@ -6961,7 +6993,7 @@
       <w:pPr>
         <w:numPr>
           <w:ilvl w:val="0"/>
-          <w:numId w:val="1008"/>
+          <w:numId w:val="1009"/>
         </w:numPr>
         <w:pStyle w:val="Compact"/>
       </w:pPr>
@@ -6989,7 +7021,7 @@
       <w:pPr>
         <w:numPr>
           <w:ilvl w:val="0"/>
-          <w:numId w:val="1008"/>
+          <w:numId w:val="1009"/>
         </w:numPr>
         <w:pStyle w:val="Compact"/>
       </w:pPr>
@@ -7011,7 +7043,7 @@
       <w:pPr>
         <w:numPr>
           <w:ilvl w:val="0"/>
-          <w:numId w:val="1008"/>
+          <w:numId w:val="1009"/>
         </w:numPr>
         <w:pStyle w:val="Compact"/>
       </w:pPr>
@@ -7033,7 +7065,7 @@
       <w:pPr>
         <w:numPr>
           <w:ilvl w:val="0"/>
-          <w:numId w:val="1008"/>
+          <w:numId w:val="1009"/>
         </w:numPr>
         <w:pStyle w:val="Compact"/>
       </w:pPr>
@@ -7070,7 +7102,7 @@
       <w:pPr>
         <w:numPr>
           <w:ilvl w:val="0"/>
-          <w:numId w:val="1008"/>
+          <w:numId w:val="1009"/>
         </w:numPr>
         <w:pStyle w:val="Compact"/>
       </w:pPr>
@@ -7116,8 +7148,8 @@
         <w:t xml:space="preserve">gauge). Safety buffer = 7 days.</w:t>
       </w:r>
     </w:p>
-    <w:bookmarkEnd w:id="37"/>
-    <w:bookmarkStart w:id="38" w:name="X55a6565c84ac464289a534278fc4074fe00819d"/>
+    <w:bookmarkEnd w:id="39"/>
+    <w:bookmarkStart w:id="40" w:name="X55a6565c84ac464289a534278fc4074fe00819d"/>
     <w:p>
       <w:pPr>
         <w:pStyle w:val="Heading2"/>
@@ -7334,7 +7366,7 @@
               <w:rPr>
                 <w:sz w:val="17"/>
               </w:rPr>
-              <w:t xml:space="preserve">Open</w:t>
+              <w:t xml:space="preserve">Decided (provisional, VFDA to confirm) — see Clarifications</w:t>
             </w:r>
           </w:p>
         </w:tc>
@@ -7815,8 +7847,8 @@
         </w:tc>
       </w:tr>
     </w:tbl>
-    <w:bookmarkEnd w:id="38"/>
-    <w:bookmarkStart w:id="40" w:name="Xfe89178ba2c1baf2da96240bc9850b678501375"/>
+    <w:bookmarkEnd w:id="40"/>
+    <w:bookmarkStart w:id="42" w:name="Xfe89178ba2c1baf2da96240bc9850b678501375"/>
     <w:p>
       <w:pPr>
         <w:pStyle w:val="Heading2"/>
@@ -8196,7 +8228,7 @@
         </w:tc>
       </w:tr>
     </w:tbl>
-    <w:bookmarkStart w:id="39" w:name="X0ebe4ea0055657d0fde6dddb3c03c11905d0ce8"/>
+    <w:bookmarkStart w:id="41" w:name="X0ebe4ea0055657d0fde6dddb3c03c11905d0ce8"/>
     <w:p>
       <w:pPr>
         <w:pStyle w:val="Heading3"/>
@@ -8440,9 +8472,9 @@
         </w:tc>
       </w:tr>
     </w:tbl>
-    <w:bookmarkEnd w:id="39"/>
-    <w:bookmarkEnd w:id="40"/>
-    <w:bookmarkStart w:id="41" w:name="completion-checklist"/>
+    <w:bookmarkEnd w:id="41"/>
+    <w:bookmarkEnd w:id="42"/>
+    <w:bookmarkStart w:id="43" w:name="completion-checklist"/>
     <w:p>
       <w:pPr>
         <w:pStyle w:val="Heading2"/>
@@ -8455,7 +8487,7 @@
       <w:pPr>
         <w:numPr>
           <w:ilvl w:val="0"/>
-          <w:numId w:val="1009"/>
+          <w:numId w:val="1010"/>
         </w:numPr>
         <w:pStyle w:val="Compact"/>
       </w:pPr>
@@ -8467,7 +8499,7 @@
       <w:pPr>
         <w:numPr>
           <w:ilvl w:val="0"/>
-          <w:numId w:val="1009"/>
+          <w:numId w:val="1010"/>
         </w:numPr>
         <w:pStyle w:val="Compact"/>
       </w:pPr>
@@ -8479,7 +8511,7 @@
       <w:pPr>
         <w:numPr>
           <w:ilvl w:val="0"/>
-          <w:numId w:val="1009"/>
+          <w:numId w:val="1010"/>
         </w:numPr>
         <w:pStyle w:val="Compact"/>
       </w:pPr>
@@ -8491,7 +8523,7 @@
       <w:pPr>
         <w:numPr>
           <w:ilvl w:val="0"/>
-          <w:numId w:val="1009"/>
+          <w:numId w:val="1010"/>
         </w:numPr>
         <w:pStyle w:val="Compact"/>
       </w:pPr>
@@ -8519,7 +8551,7 @@
       <w:pPr>
         <w:numPr>
           <w:ilvl w:val="0"/>
-          <w:numId w:val="1009"/>
+          <w:numId w:val="1010"/>
         </w:numPr>
         <w:pStyle w:val="Compact"/>
       </w:pPr>
@@ -8531,7 +8563,7 @@
       <w:pPr>
         <w:numPr>
           <w:ilvl w:val="0"/>
-          <w:numId w:val="1009"/>
+          <w:numId w:val="1010"/>
         </w:numPr>
         <w:pStyle w:val="Compact"/>
       </w:pPr>
@@ -8543,7 +8575,7 @@
       <w:pPr>
         <w:numPr>
           <w:ilvl w:val="0"/>
-          <w:numId w:val="1009"/>
+          <w:numId w:val="1010"/>
         </w:numPr>
         <w:pStyle w:val="Compact"/>
       </w:pPr>
@@ -8555,7 +8587,7 @@
       <w:pPr>
         <w:numPr>
           <w:ilvl w:val="0"/>
-          <w:numId w:val="1009"/>
+          <w:numId w:val="1010"/>
         </w:numPr>
         <w:pStyle w:val="Compact"/>
       </w:pPr>
@@ -8582,7 +8614,7 @@
       <w:pPr>
         <w:numPr>
           <w:ilvl w:val="0"/>
-          <w:numId w:val="1009"/>
+          <w:numId w:val="1010"/>
         </w:numPr>
         <w:pStyle w:val="Compact"/>
       </w:pPr>
@@ -8631,8 +8663,8 @@
         <w:t xml:space="preserve">, mapped onto the DBIZ2 Product Design Package. DBIZ3, VJCBI College — FTU. Group C · CINEMATCH.</w:t>
       </w:r>
     </w:p>
-    <w:bookmarkEnd w:id="41"/>
-    <w:bookmarkEnd w:id="42"/>
+    <w:bookmarkEnd w:id="43"/>
+    <w:bookmarkEnd w:id="44"/>
     <w:sectPr>
       <w:pgMar w:bottom="1020" w:left="1020" w:right="1020" w:top="1020"/>
     </w:sectPr>
@@ -8915,34 +8947,7 @@
     <w:abstractNumId w:val="991"/>
   </w:num>
   <w:num w:numId="1004">
-    <w:abstractNumId w:val="99411"/>
-    <w:lvlOverride w:ilvl="0">
-      <w:startOverride w:val="1"/>
-    </w:lvlOverride>
-    <w:lvlOverride w:ilvl="1">
-      <w:startOverride w:val="1"/>
-    </w:lvlOverride>
-    <w:lvlOverride w:ilvl="2">
-      <w:startOverride w:val="1"/>
-    </w:lvlOverride>
-    <w:lvlOverride w:ilvl="3">
-      <w:startOverride w:val="1"/>
-    </w:lvlOverride>
-    <w:lvlOverride w:ilvl="4">
-      <w:startOverride w:val="1"/>
-    </w:lvlOverride>
-    <w:lvlOverride w:ilvl="5">
-      <w:startOverride w:val="1"/>
-    </w:lvlOverride>
-    <w:lvlOverride w:ilvl="6">
-      <w:startOverride w:val="1"/>
-    </w:lvlOverride>
-    <w:lvlOverride w:ilvl="7">
-      <w:startOverride w:val="1"/>
-    </w:lvlOverride>
-    <w:lvlOverride w:ilvl="8">
-      <w:startOverride w:val="1"/>
-    </w:lvlOverride>
+    <w:abstractNumId w:val="991"/>
   </w:num>
   <w:num w:numId="1005">
     <w:abstractNumId w:val="99411"/>
@@ -9005,12 +9010,42 @@
     </w:lvlOverride>
   </w:num>
   <w:num w:numId="1007">
-    <w:abstractNumId w:val="991"/>
+    <w:abstractNumId w:val="99411"/>
+    <w:lvlOverride w:ilvl="0">
+      <w:startOverride w:val="1"/>
+    </w:lvlOverride>
+    <w:lvlOverride w:ilvl="1">
+      <w:startOverride w:val="1"/>
+    </w:lvlOverride>
+    <w:lvlOverride w:ilvl="2">
+      <w:startOverride w:val="1"/>
+    </w:lvlOverride>
+    <w:lvlOverride w:ilvl="3">
+      <w:startOverride w:val="1"/>
+    </w:lvlOverride>
+    <w:lvlOverride w:ilvl="4">
+      <w:startOverride w:val="1"/>
+    </w:lvlOverride>
+    <w:lvlOverride w:ilvl="5">
+      <w:startOverride w:val="1"/>
+    </w:lvlOverride>
+    <w:lvlOverride w:ilvl="6">
+      <w:startOverride w:val="1"/>
+    </w:lvlOverride>
+    <w:lvlOverride w:ilvl="7">
+      <w:startOverride w:val="1"/>
+    </w:lvlOverride>
+    <w:lvlOverride w:ilvl="8">
+      <w:startOverride w:val="1"/>
+    </w:lvlOverride>
   </w:num>
   <w:num w:numId="1008">
     <w:abstractNumId w:val="991"/>
   </w:num>
   <w:num w:numId="1009">
+    <w:abstractNumId w:val="991"/>
+  </w:num>
+  <w:num w:numId="1010">
     <w:abstractNumId w:val="991"/>
   </w:num>
 </w:numbering>
